--- a/biblioteca/administracao/05_APOSTILA_ACESSIVEL.docx
+++ b/biblioteca/administracao/05_APOSTILA_ACESSIVEL.docx
@@ -144,6 +144,12 @@
           <w:t xml:space="preserve">Abrir o jogo</w:t>
         </w:r>
       </w:hyperlink>
+    </w:p>
+    <w:p>
+      <w:pPr>
+        <w:pStyle w:val="BodyText"/>
+      </w:pPr>
+      <w:hyperlink w:anchor="X3f81dd3b5fbf151adb35370ed4e3818a0eeeb79"/>
     </w:p>
     <w:p>
       <w:pPr>
@@ -202,6 +208,12 @@
     </w:p>
     <w:p>
       <w:pPr>
+        <w:pStyle w:val="BodyText"/>
+      </w:pPr>
+      <w:hyperlink w:anchor="X69d4c7df45f15660092dd4fe1831d3248daa6c2"/>
+    </w:p>
+    <w:p>
+      <w:pPr>
         <w:pStyle w:val="CaptionedFigure"/>
       </w:pPr>
       <w:r>
@@ -257,6 +269,12 @@
     </w:p>
     <w:p>
       <w:pPr>
+        <w:pStyle w:val="BodyText"/>
+      </w:pPr>
+      <w:hyperlink w:anchor="Xbfa038d4c8e0a771e094574bb0aef203b4854df"/>
+    </w:p>
+    <w:p>
+      <w:pPr>
         <w:pStyle w:val="CaptionedFigure"/>
       </w:pPr>
       <w:r>
@@ -312,6 +330,12 @@
     </w:p>
     <w:p>
       <w:pPr>
+        <w:pStyle w:val="BodyText"/>
+      </w:pPr>
+      <w:hyperlink w:anchor="X17f089278377585b26b077dcd77bf196b361b69"/>
+    </w:p>
+    <w:p>
+      <w:pPr>
         <w:pStyle w:val="CaptionedFigure"/>
       </w:pPr>
       <w:r>
@@ -367,6 +391,12 @@
     </w:p>
     <w:p>
       <w:pPr>
+        <w:pStyle w:val="BodyText"/>
+      </w:pPr>
+      <w:hyperlink w:anchor="X6425b19568128db0deeefc0a179d4f1c894b26e"/>
+    </w:p>
+    <w:p>
+      <w:pPr>
         <w:pStyle w:val="CaptionedFigure"/>
       </w:pPr>
       <w:r>
@@ -1129,7 +1159,7 @@
         <w:pStyle w:val="BodyText"/>
       </w:pPr>
       <w:r>
-        <w:t xml:space="preserve">Um ciclo por dia já é vitória. Dois ciclos por dia é ritmo de</w:t>
+        <w:t xml:space="preserve">Um ciclo por dia já é vitória. Dois ciclos por dia são ritmo de</w:t>
       </w:r>
       <w:r>
         <w:t xml:space="preserve"> </w:t>
@@ -2388,7 +2418,7 @@
               <w:jc w:val="left"/>
             </w:pPr>
             <w:r>
-              <w:t xml:space="preserve">Qual o</w:t>
+              <w:t xml:space="preserve">Qual é a taxa marginal local? Quanto as vendas mudaram</w:t>
             </w:r>
             <w:r>
               <w:t xml:space="preserve"> </w:t>
@@ -2398,21 +2428,13 @@
                 <w:bCs/>
                 <w:b/>
               </w:rPr>
-              <w:t xml:space="preserve">custo marginal</w:t>
+              <w:t xml:space="preserve">neste</w:t>
             </w:r>
             <w:r>
-              <w:t xml:space="preserve"> </w:t>
-            </w:r>
-            <w:r>
-              <w:t xml:space="preserve">(a próxima unidade)? Quanto</w:t>
-            </w:r>
-            <w:r>
-              <w:t xml:space="preserve"> </w:t>
-            </w:r>
-            <w:r>
-              <w:t xml:space="preserve">as vendas mudaram</w:t>
-            </w:r>
-            <w:r>
+              <w:rPr>
+                <w:bCs/>
+                <w:b/>
+              </w:rPr>
               <w:t xml:space="preserve"> </w:t>
             </w:r>
             <w:r>
@@ -2420,7 +2442,7 @@
                 <w:bCs/>
                 <w:b/>
               </w:rPr>
-              <w:t xml:space="preserve">neste mês</w:t>
+              <w:t xml:space="preserve">mês</w:t>
             </w:r>
             <w:r>
               <w:t xml:space="preserve">?</w:t>
@@ -5164,29 +5186,13 @@
         <w:t xml:space="preserve">derivada</w:t>
       </w:r>
       <w:r>
-        <w:t xml:space="preserve"> </w:t>
-      </w:r>
-      <w:r>
-        <w:t xml:space="preserve">(quanto muda</w:t>
-      </w:r>
-      <w:r>
-        <w:t xml:space="preserve"> </w:t>
-      </w:r>
-      <w:r>
-        <w:rPr>
-          <w:bCs/>
-          <w:b/>
-        </w:rPr>
-        <w:t xml:space="preserve">agora</w:t>
-      </w:r>
-      <w:r>
-        <w:t xml:space="preserve">, na</w:t>
-      </w:r>
-      <w:r>
-        <w:t xml:space="preserve"> </w:t>
-      </w:r>
-      <w:r>
-        <w:t xml:space="preserve">próxima unidade).</w:t>
+        <w:t xml:space="preserve">: uma estimativa local de quanto o total varia</w:t>
+      </w:r>
+      <w:r>
+        <w:t xml:space="preserve"> </w:t>
+      </w:r>
+      <w:r>
+        <w:t xml:space="preserve">em uma pequena mudança da quantidade.</w:t>
       </w:r>
     </w:p>
     <w:p>
@@ -5260,13 +5266,31 @@
         <w:t xml:space="preserve"> </w:t>
       </w:r>
       <w:r>
-        <w:t xml:space="preserve">o acumulado. Marginal é a próxima unidade. Média é o total dividido pelo</w:t>
-      </w:r>
-      <w:r>
-        <w:t xml:space="preserve"> </w:t>
-      </w:r>
-      <w:r>
-        <w:t xml:space="preserve">período. Três ideias diferentes. Três contas diferentes.</w:t>
+        <w:t xml:space="preserve">o acumulado. Marginal é a taxa local. Para uma unidade inteira, a</w:t>
+      </w:r>
+      <w:r>
+        <w:t xml:space="preserve"> </w:t>
+      </w:r>
+      <w:r>
+        <w:t xml:space="preserve">mudança exata é</w:t>
+      </w:r>
+      <w:r>
+        <w:t xml:space="preserve"> </w:t>
+      </w:r>
+      <w:r>
+        <w:rPr>
+          <w:rStyle w:val="VerbatimChar"/>
+        </w:rPr>
+        <w:t xml:space="preserve">f(x+1)−f(x)</w:t>
+      </w:r>
+      <w:r>
+        <w:t xml:space="preserve">. Média é a variação total</w:t>
+      </w:r>
+      <w:r>
+        <w:t xml:space="preserve"> </w:t>
+      </w:r>
+      <w:r>
+        <w:t xml:space="preserve">dividida pelo período. São três contas diferentes.</w:t>
       </w:r>
     </w:p>
     <w:p>
@@ -5588,13 +5612,28 @@
         <w:t xml:space="preserve"> </w:t>
       </w:r>
       <w:r>
-        <w:t xml:space="preserve">"o custo marginal é R$ 290 por unidade (número de exemplo) na 10ª</w:t>
-      </w:r>
-      <w:r>
-        <w:t xml:space="preserve"> </w:t>
-      </w:r>
-      <w:r>
-        <w:t xml:space="preserve">unidade".</w:t>
+        <w:t xml:space="preserve">"a taxa marginal local em</w:t>
+      </w:r>
+      <w:r>
+        <w:t xml:space="preserve"> </w:t>
+      </w:r>
+      <w:r>
+        <w:rPr>
+          <w:rStyle w:val="VerbatimChar"/>
+        </w:rPr>
+        <w:t xml:space="preserve">x=10</w:t>
+      </w:r>
+      <w:r>
+        <w:t xml:space="preserve"> </w:t>
+      </w:r>
+      <w:r>
+        <w:t xml:space="preserve">é R$ 290 por unidade (número</w:t>
+      </w:r>
+      <w:r>
+        <w:t xml:space="preserve"> </w:t>
+      </w:r>
+      <w:r>
+        <w:t xml:space="preserve">de exemplo)".</w:t>
       </w:r>
     </w:p>
     <w:p>
@@ -5736,13 +5775,19 @@
         <w:t xml:space="preserve"> </w:t>
       </w:r>
       <w:r>
-        <w:t xml:space="preserve">Marginal = estimativa local da próxima unidade (derivada). Média = total</w:t>
-      </w:r>
-      <w:r>
-        <w:t xml:space="preserve"> </w:t>
-      </w:r>
-      <w:r>
-        <w:t xml:space="preserve">÷ período.</w:t>
+        <w:t xml:space="preserve">Marginal = estimativa local de uma pequena mudança (derivada). Para uma</w:t>
+      </w:r>
+      <w:r>
+        <w:t xml:space="preserve"> </w:t>
+      </w:r>
+      <w:r>
+        <w:t xml:space="preserve">unidade inteira, calcule a diferença exata. Média = total ÷</w:t>
+      </w:r>
+      <w:r>
+        <w:t xml:space="preserve"> </w:t>
+      </w:r>
+      <w:r>
+        <w:t xml:space="preserve">período.</w:t>
       </w:r>
     </w:p>
     <w:p>
@@ -8806,7 +8851,22 @@
         <w:t xml:space="preserve"> </w:t>
       </w:r>
       <w:r>
-        <w:t xml:space="preserve">= o que acontece quando t cresce</w:t>
+        <w:t xml:space="preserve">= o que acontece quando</w:t>
+      </w:r>
+      <w:r>
+        <w:t xml:space="preserve"> </w:t>
+      </w:r>
+      <w:r>
+        <w:rPr>
+          <w:rStyle w:val="VerbatimChar"/>
+        </w:rPr>
+        <w:t xml:space="preserve">t</w:t>
+      </w:r>
+      <w:r>
+        <w:t xml:space="preserve"> </w:t>
+      </w:r>
+      <w:r>
+        <w:t xml:space="preserve">cresce</w:t>
       </w:r>
       <w:r>
         <w:t xml:space="preserve"> </w:t>
@@ -8819,69 +8879,65 @@
         <w:t xml:space="preserve">sem parar</w:t>
       </w:r>
       <w:r>
-        <w:t xml:space="preserve">. Várias curvas de vendas</w:t>
-      </w:r>
-      <w:r>
-        <w:t xml:space="preserve"> </w:t>
-      </w:r>
-      <w:r>
-        <w:rPr>
-          <w:bCs/>
-          <w:b/>
-        </w:rPr>
-        <w:t xml:space="preserve">estabilizam</w:t>
-      </w:r>
-      <w:r>
-        <w:rPr>
-          <w:bCs/>
-          <w:b/>
-        </w:rPr>
-        <w:t xml:space="preserve"> </w:t>
-      </w:r>
-      <w:r>
-        <w:rPr>
-          <w:bCs/>
-          <w:b/>
-        </w:rPr>
-        <w:t xml:space="preserve">num teto</w:t>
-      </w:r>
-      <w:r>
-        <w:t xml:space="preserve"> </w:t>
-      </w:r>
-      <w:r>
-        <w:t xml:space="preserve">(isso se chama</w:t>
-      </w:r>
-      <w:r>
-        <w:t xml:space="preserve"> </w:t>
-      </w:r>
-      <w:r>
-        <w:rPr>
-          <w:bCs/>
-          <w:b/>
-        </w:rPr>
-        <w:t xml:space="preserve">assíntota</w:t>
-      </w:r>
-      <w:r>
-        <w:t xml:space="preserve"> </w:t>
-      </w:r>
-      <w:r>
-        <w:t xml:space="preserve">— a</w:t>
-      </w:r>
-      <w:r>
-        <w:t xml:space="preserve"> </w:t>
-      </w:r>
-      <w:r>
-        <w:rPr>
-          <w:bCs/>
-          <w:b/>
-        </w:rPr>
-        <w:t xml:space="preserve">meta de vendas</w:t>
-      </w:r>
-      <w:r>
-        <w:t xml:space="preserve"> </w:t>
-      </w:r>
-      <w:r>
-        <w:t xml:space="preserve">que se "beira" sem passar).</w:t>
+        <w:t xml:space="preserve">. Se a saída tende a um</w:t>
+      </w:r>
+      <w:r>
+        <w:t xml:space="preserve"> </w:t>
+      </w:r>
+      <w:r>
+        <w:t xml:space="preserve">valor finito</w:t>
+      </w:r>
+      <w:r>
+        <w:t xml:space="preserve"> </w:t>
+      </w:r>
+      <w:r>
+        <w:rPr>
+          <w:rStyle w:val="VerbatimChar"/>
+        </w:rPr>
+        <w:t xml:space="preserve">L</w:t>
+      </w:r>
+      <w:r>
+        <w:t xml:space="preserve">, a reta</w:t>
+      </w:r>
+      <w:r>
+        <w:t xml:space="preserve"> </w:t>
+      </w:r>
+      <w:r>
+        <w:rPr>
+          <w:rStyle w:val="VerbatimChar"/>
+        </w:rPr>
+        <w:t xml:space="preserve">y = L</w:t>
+      </w:r>
+      <w:r>
+        <w:t xml:space="preserve"> </w:t>
+      </w:r>
+      <w:r>
+        <w:t xml:space="preserve">é uma</w:t>
+      </w:r>
+      <w:r>
+        <w:t xml:space="preserve"> </w:t>
+      </w:r>
+      <w:r>
+        <w:rPr>
+          <w:bCs/>
+          <w:b/>
+        </w:rPr>
+        <w:t xml:space="preserve">assíntota horizontal</w:t>
+      </w:r>
+      <w:r>
+        <w:t xml:space="preserve">. A curva pode se aproximar dela</w:t>
+      </w:r>
+      <w:r>
+        <w:t xml:space="preserve"> </w:t>
+      </w:r>
+      <w:r>
+        <w:t xml:space="preserve">por um lado, pelo outro ou cruzá-la; o limite, sozinho, não impede</w:t>
+      </w:r>
+      <w:r>
+        <w:t xml:space="preserve"> </w:t>
+      </w:r>
+      <w:r>
+        <w:t xml:space="preserve">cruzamento.</w:t>
       </w:r>
     </w:p>
     <w:p>
@@ -9189,13 +9245,19 @@
               <w:t xml:space="preserve"> </w:t>
             </w:r>
             <w:r>
-              <w:t xml:space="preserve">/ teto de crescimento de um canal (a</w:t>
+              <w:t xml:space="preserve">/ limite de longo prazo. A curva se</w:t>
             </w:r>
             <w:r>
               <w:t xml:space="preserve"> </w:t>
             </w:r>
             <w:r>
-              <w:t xml:space="preserve">curva se aproxima, mas não ultrapassa)</w:t>
+              <w:t xml:space="preserve">aproxima; apenas a análise do modelo diz se permanece de um lado da</w:t>
+            </w:r>
+            <w:r>
+              <w:t xml:space="preserve"> </w:t>
+            </w:r>
+            <w:r>
+              <w:t xml:space="preserve">assíntota.</w:t>
             </w:r>
           </w:p>
         </w:tc>
@@ -10382,7 +10444,7 @@
               <w:jc w:val="left"/>
             </w:pPr>
             <w:r>
-              <w:t xml:space="preserve">104,905</w:t>
+              <w:t xml:space="preserve">104,605</w:t>
             </w:r>
           </w:p>
         </w:tc>
@@ -10394,7 +10456,7 @@
               <w:jc w:val="left"/>
             </w:pPr>
             <w:r>
-              <w:t xml:space="preserve">40 + 47,2 + 17,705</w:t>
+              <w:t xml:space="preserve">40 + 47,2 + 17,405</w:t>
             </w:r>
           </w:p>
         </w:tc>
@@ -10420,7 +10482,7 @@
               <w:jc w:val="left"/>
             </w:pPr>
             <w:r>
-              <w:t xml:space="preserve">105,89005</w:t>
+              <w:t xml:space="preserve">105,86005</w:t>
             </w:r>
           </w:p>
         </w:tc>
@@ -10504,7 +10566,7 @@
               <w:jc w:val="left"/>
             </w:pPr>
             <w:r>
-              <w:t xml:space="preserve">106,11005</w:t>
+              <w:t xml:space="preserve">106,14005</w:t>
             </w:r>
           </w:p>
         </w:tc>
@@ -10542,7 +10604,7 @@
               <w:jc w:val="left"/>
             </w:pPr>
             <w:r>
-              <w:t xml:space="preserve">107,105</w:t>
+              <w:t xml:space="preserve">107,405</w:t>
             </w:r>
           </w:p>
         </w:tc>
@@ -10750,13 +10812,19 @@
         <w:pStyle w:val="Compact"/>
       </w:pPr>
       <w:r>
-        <w:t xml:space="preserve">A tabela é a prova visual do limite: os dois lados concordam perto</w:t>
-      </w:r>
-      <w:r>
-        <w:t xml:space="preserve"> </w:t>
-      </w:r>
-      <w:r>
-        <w:t xml:space="preserve">da beirada — igual ao Passo 1 deste exemplo.</w:t>
+        <w:t xml:space="preserve">A tabela oferece evidência visual: os dois lados se aproximam do</w:t>
+      </w:r>
+      <w:r>
+        <w:t xml:space="preserve"> </w:t>
+      </w:r>
+      <w:r>
+        <w:t xml:space="preserve">mesmo valor. Ela ajuda a intuir, mas uma tabela finita, sozinha, não</w:t>
+      </w:r>
+      <w:r>
+        <w:t xml:space="preserve"> </w:t>
+      </w:r>
+      <w:r>
+        <w:t xml:space="preserve">prova o limite.</w:t>
       </w:r>
     </w:p>
     <w:bookmarkEnd w:id="96"/>
@@ -11007,7 +11075,7 @@
       </w:r>
     </w:p>
     <w:bookmarkEnd w:id="97"/>
-    <w:bookmarkStart w:id="98" w:name="X2d7037bf9aa967ca87445aa00ec723861d5f469"/>
+    <w:bookmarkStart w:id="98" w:name="Xb325c0dd54d57cc7245ee0e6a0b3e0d461edb8d"/>
     <w:p>
       <w:pPr>
         <w:pStyle w:val="Heading4"/>
@@ -11019,7 +11087,7 @@
         <w:t xml:space="preserve"> </w:t>
       </w:r>
       <w:r>
-        <w:t xml:space="preserve">3 — Meta de vendas: teto que se "beira" (limite no infinito)</w:t>
+        <w:t xml:space="preserve">3 — Meta de vendas: aproximação de uma assíntota (limite no infinito)</w:t>
       </w:r>
       <w:r>
         <w:t xml:space="preserve"> </w:t>
@@ -11029,347 +11097,376 @@
           <w:iCs/>
           <w:i/>
         </w:rPr>
-        <w:t xml:space="preserve">(número</w:t>
+        <w:t xml:space="preserve">(número de exemplo)</w:t>
+      </w:r>
+    </w:p>
+    <w:p>
+      <w:pPr>
+        <w:pStyle w:val="FirstParagraph"/>
+      </w:pPr>
+      <w:r>
+        <w:t xml:space="preserve">Vendas mensais de um canal (mil R$):</w:t>
+      </w:r>
+      <w:r>
+        <w:t xml:space="preserve"> </w:t>
+      </w:r>
+      <w:r>
+        <w:rPr>
+          <w:bCs/>
+          <w:b/>
+        </w:rPr>
+        <w:t xml:space="preserve">S(t) = 600t / (t +</w:t>
+      </w:r>
+      <w:r>
+        <w:rPr>
+          <w:bCs/>
+          <w:b/>
+        </w:rPr>
+        <w:t xml:space="preserve"> </w:t>
+      </w:r>
+      <w:r>
+        <w:rPr>
+          <w:bCs/>
+          <w:b/>
+        </w:rPr>
+        <w:t xml:space="preserve">30)</w:t>
+      </w:r>
+      <w:r>
+        <w:t xml:space="preserve">, t em meses.</w:t>
+      </w:r>
+    </w:p>
+    <w:p>
+      <w:pPr>
+        <w:pStyle w:val="BodyText"/>
+      </w:pPr>
+      <w:r>
+        <w:rPr>
+          <w:bCs/>
+          <w:b/>
+        </w:rPr>
+        <w:t xml:space="preserve">Passo 1 — tabela:</w:t>
+      </w:r>
+    </w:p>
+    <w:p>
+      <w:pPr>
+        <w:numPr>
+          <w:ilvl w:val="0"/>
+          <w:numId w:val="1049"/>
+        </w:numPr>
+        <w:pStyle w:val="Compact"/>
+      </w:pPr>
+      <w:r>
+        <w:t xml:space="preserve">t = 30: S = 18000/60 =</w:t>
+      </w:r>
+      <w:r>
+        <w:t xml:space="preserve"> </w:t>
+      </w:r>
+      <w:r>
+        <w:rPr>
+          <w:bCs/>
+          <w:b/>
+        </w:rPr>
+        <w:t xml:space="preserve">300</w:t>
+      </w:r>
+    </w:p>
+    <w:p>
+      <w:pPr>
+        <w:numPr>
+          <w:ilvl w:val="0"/>
+          <w:numId w:val="1049"/>
+        </w:numPr>
+        <w:pStyle w:val="Compact"/>
+      </w:pPr>
+      <w:r>
+        <w:t xml:space="preserve">t = 90: S = 54000/120 =</w:t>
+      </w:r>
+      <w:r>
+        <w:t xml:space="preserve"> </w:t>
+      </w:r>
+      <w:r>
+        <w:rPr>
+          <w:bCs/>
+          <w:b/>
+        </w:rPr>
+        <w:t xml:space="preserve">450</w:t>
+      </w:r>
+    </w:p>
+    <w:p>
+      <w:pPr>
+        <w:numPr>
+          <w:ilvl w:val="0"/>
+          <w:numId w:val="1049"/>
+        </w:numPr>
+        <w:pStyle w:val="Compact"/>
+      </w:pPr>
+      <w:r>
+        <w:t xml:space="preserve">t = 270: S = 162000/300 =</w:t>
+      </w:r>
+      <w:r>
+        <w:t xml:space="preserve"> </w:t>
+      </w:r>
+      <w:r>
+        <w:rPr>
+          <w:bCs/>
+          <w:b/>
+        </w:rPr>
+        <w:t xml:space="preserve">540</w:t>
+      </w:r>
+    </w:p>
+    <w:p>
+      <w:pPr>
+        <w:pStyle w:val="FirstParagraph"/>
+      </w:pPr>
+      <w:r>
+        <w:rPr>
+          <w:bCs/>
+          <w:b/>
+        </w:rPr>
+        <w:t xml:space="preserve">Passo 2 — padrão:</w:t>
+      </w:r>
+      <w:r>
+        <w:t xml:space="preserve"> </w:t>
+      </w:r>
+      <w:r>
+        <w:t xml:space="preserve">cresce, mas cada vez menos por</w:t>
+      </w:r>
+      <w:r>
+        <w:t xml:space="preserve"> </w:t>
+      </w:r>
+      <w:r>
+        <w:t xml:space="preserve">unidade de tempo: de</w:t>
+      </w:r>
+      <w:r>
+        <w:t xml:space="preserve"> </w:t>
+      </w:r>
+      <w:r>
+        <w:rPr>
+          <w:rStyle w:val="VerbatimChar"/>
+        </w:rPr>
+        <w:t xml:space="preserve">t=30</w:t>
+      </w:r>
+      <w:r>
+        <w:t xml:space="preserve"> </w:t>
+      </w:r>
+      <w:r>
+        <w:t xml:space="preserve">a</w:t>
+      </w:r>
+      <w:r>
+        <w:t xml:space="preserve"> </w:t>
+      </w:r>
+      <w:r>
+        <w:rPr>
+          <w:rStyle w:val="VerbatimChar"/>
+        </w:rPr>
+        <w:t xml:space="preserve">t=90</w:t>
+      </w:r>
+      <w:r>
+        <w:t xml:space="preserve">, sobe 150 em</w:t>
+      </w:r>
+      <w:r>
+        <w:t xml:space="preserve"> </w:t>
+      </w:r>
+      <w:r>
+        <w:t xml:space="preserve">60 meses; de</w:t>
+      </w:r>
+      <w:r>
+        <w:t xml:space="preserve"> </w:t>
+      </w:r>
+      <w:r>
+        <w:rPr>
+          <w:rStyle w:val="VerbatimChar"/>
+        </w:rPr>
+        <w:t xml:space="preserve">t=90</w:t>
+      </w:r>
+      <w:r>
+        <w:t xml:space="preserve"> </w:t>
+      </w:r>
+      <w:r>
+        <w:t xml:space="preserve">a</w:t>
+      </w:r>
+      <w:r>
+        <w:t xml:space="preserve"> </w:t>
+      </w:r>
+      <w:r>
+        <w:rPr>
+          <w:rStyle w:val="VerbatimChar"/>
+        </w:rPr>
+        <w:t xml:space="preserve">t=270</w:t>
+      </w:r>
+      <w:r>
+        <w:t xml:space="preserve">, sobe apenas 90 em</w:t>
+      </w:r>
+      <w:r>
+        <w:t xml:space="preserve"> </w:t>
+      </w:r>
+      <w:r>
+        <w:t xml:space="preserve">180 meses.</w:t>
+      </w:r>
+    </w:p>
+    <w:p>
+      <w:pPr>
+        <w:pStyle w:val="BodyText"/>
+      </w:pPr>
+      <w:r>
+        <w:rPr>
+          <w:bCs/>
+          <w:b/>
+        </w:rPr>
+        <w:t xml:space="preserve">Passo 3 — limite (razão de polinômios):</w:t>
+      </w:r>
+      <w:r>
+        <w:t xml:space="preserve"> </w:t>
+      </w:r>
+      <w:r>
+        <w:t xml:space="preserve">dividindo</w:t>
+      </w:r>
+      <w:r>
+        <w:t xml:space="preserve"> </w:t>
+      </w:r>
+      <w:r>
+        <w:t xml:space="preserve">tudo por t: 600/(1 + 30/t) →</w:t>
+      </w:r>
+      <w:r>
+        <w:t xml:space="preserve"> </w:t>
+      </w:r>
+      <w:r>
+        <w:rPr>
+          <w:bCs/>
+          <w:b/>
+        </w:rPr>
+        <w:t xml:space="preserve">600/1 = 600</w:t>
+      </w:r>
+      <w:r>
+        <w:t xml:space="preserve">.</w:t>
+      </w:r>
+    </w:p>
+    <w:p>
+      <w:pPr>
+        <w:pStyle w:val="BodyText"/>
+      </w:pPr>
+      <w:r>
+        <w:rPr>
+          <w:bCs/>
+          <w:b/>
+        </w:rPr>
+        <w:t xml:space="preserve">Resposta:</w:t>
+      </w:r>
+      <w:r>
+        <w:t xml:space="preserve"> </w:t>
+      </w:r>
+      <w:r>
+        <w:t xml:space="preserve">S(t)</w:t>
+      </w:r>
+      <w:r>
+        <w:t xml:space="preserve"> </w:t>
+      </w:r>
+      <w:r>
+        <w:rPr>
+          <w:bCs/>
+          <w:b/>
+        </w:rPr>
+        <w:t xml:space="preserve">tende a 600</w:t>
+      </w:r>
+      <w:r>
+        <w:t xml:space="preserve"> </w:t>
+      </w:r>
+      <w:r>
+        <w:t xml:space="preserve">(mil R$,</w:t>
+      </w:r>
+      <w:r>
+        <w:t xml:space="preserve"> </w:t>
+      </w:r>
+      <w:r>
+        <w:t xml:space="preserve">número de exemplo) quando</w:t>
+      </w:r>
+      <w:r>
+        <w:t xml:space="preserve"> </w:t>
+      </w:r>
+      <w:r>
+        <w:rPr>
+          <w:rStyle w:val="VerbatimChar"/>
+        </w:rPr>
+        <w:t xml:space="preserve">t → ∞</w:t>
+      </w:r>
+      <w:r>
+        <w:t xml:space="preserve">. "Tende a" ≠ "chega</w:t>
+      </w:r>
+      <w:r>
+        <w:t xml:space="preserve"> </w:t>
+      </w:r>
+      <w:r>
+        <w:t xml:space="preserve">exatamente". Neste modelo específico,</w:t>
+      </w:r>
+      <w:r>
+        <w:t xml:space="preserve"> </w:t>
+      </w:r>
+      <w:r>
+        <w:rPr>
+          <w:rStyle w:val="VerbatimChar"/>
+        </w:rPr>
+        <w:t xml:space="preserve">S(t)=600−18000/(t+30)&lt;600</w:t>
+      </w:r>
+      <w:r>
+        <w:t xml:space="preserve"> </w:t>
+      </w:r>
+      <w:r>
+        <w:t xml:space="preserve">para</w:t>
+      </w:r>
+      <w:r>
+        <w:t xml:space="preserve"> </w:t>
+      </w:r>
+      <w:r>
+        <w:rPr>
+          <w:rStyle w:val="VerbatimChar"/>
+        </w:rPr>
+        <w:t xml:space="preserve">t≥0</w:t>
+      </w:r>
+      <w:r>
+        <w:t xml:space="preserve">, então</w:t>
+      </w:r>
+      <w:r>
+        <w:t xml:space="preserve"> </w:t>
+      </w:r>
+      <w:r>
+        <w:t xml:space="preserve">os valores ficam abaixo de 600; essa conclusão vem da fórmula e do</w:t>
+      </w:r>
+      <w:r>
+        <w:t xml:space="preserve"> </w:t>
+      </w:r>
+      <w:r>
+        <w:t xml:space="preserve">domínio, não apenas do limite.</w:t>
+      </w:r>
+    </w:p>
+    <w:bookmarkEnd w:id="98"/>
+    <w:bookmarkStart w:id="99" w:name="Xc3e1eba5b519cafe36794d90e5d467720f7475d"/>
+    <w:p>
+      <w:pPr>
+        <w:pStyle w:val="Heading4"/>
+      </w:pPr>
+      <w:r>
+        <w:t xml:space="preserve">Exemplo</w:t>
+      </w:r>
+      <w:r>
+        <w:t xml:space="preserve"> </w:t>
+      </w:r>
+      <w:r>
+        <w:t xml:space="preserve">4 — Lucro contínuo: o "pulo" que não pode existir</w:t>
+      </w:r>
+      <w:r>
+        <w:t xml:space="preserve"> </w:t>
       </w:r>
       <w:r>
         <w:rPr>
           <w:iCs/>
           <w:i/>
         </w:rPr>
-        <w:t xml:space="preserve"> </w:t>
+        <w:t xml:space="preserve">(número de</w:t>
       </w:r>
       <w:r>
         <w:rPr>
           <w:iCs/>
           <w:i/>
         </w:rPr>
-        <w:t xml:space="preserve">de exemplo)</w:t>
-      </w:r>
-    </w:p>
-    <w:p>
-      <w:pPr>
-        <w:pStyle w:val="FirstParagraph"/>
-      </w:pPr>
-      <w:r>
-        <w:t xml:space="preserve">Vendas mensais de um canal (mil R$):</w:t>
-      </w:r>
-      <w:r>
-        <w:t xml:space="preserve"> </w:t>
-      </w:r>
-      <w:r>
-        <w:rPr>
-          <w:bCs/>
-          <w:b/>
-        </w:rPr>
-        <w:t xml:space="preserve">S(t) = 600t / (t +</w:t>
-      </w:r>
-      <w:r>
-        <w:rPr>
-          <w:bCs/>
-          <w:b/>
-        </w:rPr>
-        <w:t xml:space="preserve"> </w:t>
-      </w:r>
-      <w:r>
-        <w:rPr>
-          <w:bCs/>
-          <w:b/>
-        </w:rPr>
-        <w:t xml:space="preserve">30)</w:t>
-      </w:r>
-      <w:r>
-        <w:t xml:space="preserve">, t em meses.</w:t>
-      </w:r>
-    </w:p>
-    <w:p>
-      <w:pPr>
-        <w:pStyle w:val="BodyText"/>
-      </w:pPr>
-      <w:r>
-        <w:rPr>
-          <w:bCs/>
-          <w:b/>
-        </w:rPr>
-        <w:t xml:space="preserve">Passo 1 — tabela:</w:t>
-      </w:r>
-    </w:p>
-    <w:p>
-      <w:pPr>
-        <w:numPr>
-          <w:ilvl w:val="0"/>
-          <w:numId w:val="1049"/>
-        </w:numPr>
-        <w:pStyle w:val="Compact"/>
-      </w:pPr>
-      <w:r>
-        <w:t xml:space="preserve">t = 30: S = 18000/60 =</w:t>
-      </w:r>
-      <w:r>
-        <w:t xml:space="preserve"> </w:t>
-      </w:r>
-      <w:r>
-        <w:rPr>
-          <w:bCs/>
-          <w:b/>
-        </w:rPr>
-        <w:t xml:space="preserve">300</w:t>
-      </w:r>
-    </w:p>
-    <w:p>
-      <w:pPr>
-        <w:numPr>
-          <w:ilvl w:val="0"/>
-          <w:numId w:val="1049"/>
-        </w:numPr>
-        <w:pStyle w:val="Compact"/>
-      </w:pPr>
-      <w:r>
-        <w:t xml:space="preserve">t = 90: S = 54000/120 =</w:t>
-      </w:r>
-      <w:r>
-        <w:t xml:space="preserve"> </w:t>
-      </w:r>
-      <w:r>
-        <w:rPr>
-          <w:bCs/>
-          <w:b/>
-        </w:rPr>
-        <w:t xml:space="preserve">450</w:t>
-      </w:r>
-    </w:p>
-    <w:p>
-      <w:pPr>
-        <w:numPr>
-          <w:ilvl w:val="0"/>
-          <w:numId w:val="1049"/>
-        </w:numPr>
-        <w:pStyle w:val="Compact"/>
-      </w:pPr>
-      <w:r>
-        <w:t xml:space="preserve">t = 270: S = 162000/300 =</w:t>
-      </w:r>
-      <w:r>
-        <w:t xml:space="preserve"> </w:t>
-      </w:r>
-      <w:r>
-        <w:rPr>
-          <w:bCs/>
-          <w:b/>
-        </w:rPr>
-        <w:t xml:space="preserve">540</w:t>
-      </w:r>
-    </w:p>
-    <w:p>
-      <w:pPr>
-        <w:pStyle w:val="FirstParagraph"/>
-      </w:pPr>
-      <w:r>
-        <w:rPr>
-          <w:bCs/>
-          <w:b/>
-        </w:rPr>
-        <w:t xml:space="preserve">Passo 2 — padrão:</w:t>
-      </w:r>
-      <w:r>
-        <w:t xml:space="preserve"> </w:t>
-      </w:r>
-      <w:r>
-        <w:t xml:space="preserve">cresce, mas cada vez menos por</w:t>
-      </w:r>
-      <w:r>
-        <w:t xml:space="preserve"> </w:t>
-      </w:r>
-      <w:r>
-        <w:t xml:space="preserve">unidade de tempo: de</w:t>
-      </w:r>
-      <w:r>
-        <w:t xml:space="preserve"> </w:t>
-      </w:r>
-      <w:r>
-        <w:rPr>
-          <w:rStyle w:val="VerbatimChar"/>
-        </w:rPr>
-        <w:t xml:space="preserve">t=30</w:t>
-      </w:r>
-      <w:r>
-        <w:t xml:space="preserve"> </w:t>
-      </w:r>
-      <w:r>
-        <w:t xml:space="preserve">a</w:t>
-      </w:r>
-      <w:r>
-        <w:t xml:space="preserve"> </w:t>
-      </w:r>
-      <w:r>
-        <w:rPr>
-          <w:rStyle w:val="VerbatimChar"/>
-        </w:rPr>
-        <w:t xml:space="preserve">t=90</w:t>
-      </w:r>
-      <w:r>
-        <w:t xml:space="preserve">, sobe 150 em</w:t>
-      </w:r>
-      <w:r>
-        <w:t xml:space="preserve"> </w:t>
-      </w:r>
-      <w:r>
-        <w:t xml:space="preserve">60 meses; de</w:t>
-      </w:r>
-      <w:r>
-        <w:t xml:space="preserve"> </w:t>
-      </w:r>
-      <w:r>
-        <w:rPr>
-          <w:rStyle w:val="VerbatimChar"/>
-        </w:rPr>
-        <w:t xml:space="preserve">t=90</w:t>
-      </w:r>
-      <w:r>
-        <w:t xml:space="preserve"> </w:t>
-      </w:r>
-      <w:r>
-        <w:t xml:space="preserve">a</w:t>
-      </w:r>
-      <w:r>
-        <w:t xml:space="preserve"> </w:t>
-      </w:r>
-      <w:r>
-        <w:rPr>
-          <w:rStyle w:val="VerbatimChar"/>
-        </w:rPr>
-        <w:t xml:space="preserve">t=270</w:t>
-      </w:r>
-      <w:r>
-        <w:t xml:space="preserve">, sobe apenas 90 em</w:t>
-      </w:r>
-      <w:r>
-        <w:t xml:space="preserve"> </w:t>
-      </w:r>
-      <w:r>
-        <w:t xml:space="preserve">180 meses.</w:t>
-      </w:r>
-    </w:p>
-    <w:p>
-      <w:pPr>
-        <w:pStyle w:val="BodyText"/>
-      </w:pPr>
-      <w:r>
-        <w:rPr>
-          <w:bCs/>
-          <w:b/>
-        </w:rPr>
-        <w:t xml:space="preserve">Passo 3 — limite (razão de polinômios):</w:t>
-      </w:r>
-      <w:r>
-        <w:t xml:space="preserve"> </w:t>
-      </w:r>
-      <w:r>
-        <w:t xml:space="preserve">dividindo</w:t>
-      </w:r>
-      <w:r>
-        <w:t xml:space="preserve"> </w:t>
-      </w:r>
-      <w:r>
-        <w:t xml:space="preserve">tudo por t: 600/(1 + 30/t) →</w:t>
-      </w:r>
-      <w:r>
-        <w:t xml:space="preserve"> </w:t>
-      </w:r>
-      <w:r>
-        <w:rPr>
-          <w:bCs/>
-          <w:b/>
-        </w:rPr>
-        <w:t xml:space="preserve">600/1 = 600</w:t>
-      </w:r>
-      <w:r>
-        <w:t xml:space="preserve">.</w:t>
-      </w:r>
-    </w:p>
-    <w:p>
-      <w:pPr>
-        <w:pStyle w:val="BodyText"/>
-      </w:pPr>
-      <w:r>
-        <w:rPr>
-          <w:bCs/>
-          <w:b/>
-        </w:rPr>
-        <w:t xml:space="preserve">Resposta:</w:t>
-      </w:r>
-      <w:r>
-        <w:t xml:space="preserve"> </w:t>
-      </w:r>
-      <w:r>
-        <w:t xml:space="preserve">S(t)</w:t>
-      </w:r>
-      <w:r>
-        <w:t xml:space="preserve"> </w:t>
-      </w:r>
-      <w:r>
-        <w:rPr>
-          <w:bCs/>
-          <w:b/>
-        </w:rPr>
-        <w:t xml:space="preserve">tende a 600</w:t>
-      </w:r>
-      <w:r>
-        <w:t xml:space="preserve"> </w:t>
-      </w:r>
-      <w:r>
-        <w:t xml:space="preserve">(mil R$,</w:t>
-      </w:r>
-      <w:r>
-        <w:t xml:space="preserve"> </w:t>
-      </w:r>
-      <w:r>
-        <w:t xml:space="preserve">número de exemplo) quando t → ∞. "Tende a" ≠ "chega exatamente" — é o</w:t>
-      </w:r>
-      <w:r>
-        <w:t xml:space="preserve"> </w:t>
-      </w:r>
-      <w:r>
-        <w:t xml:space="preserve">conceito de</w:t>
-      </w:r>
-      <w:r>
-        <w:t xml:space="preserve"> </w:t>
-      </w:r>
-      <w:r>
-        <w:rPr>
-          <w:bCs/>
-          <w:b/>
-        </w:rPr>
-        <w:t xml:space="preserve">assíntota / meta teórica</w:t>
-      </w:r>
-      <w:r>
-        <w:t xml:space="preserve"> </w:t>
-      </w:r>
-      <w:r>
-        <w:t xml:space="preserve">que as vendas se</w:t>
-      </w:r>
-      <w:r>
-        <w:t xml:space="preserve"> </w:t>
-      </w:r>
-      <w:r>
-        <w:t xml:space="preserve">aproximam sem estourar.</w:t>
-      </w:r>
-    </w:p>
-    <w:bookmarkEnd w:id="98"/>
-    <w:bookmarkStart w:id="99" w:name="Xc3e1eba5b519cafe36794d90e5d467720f7475d"/>
-    <w:p>
-      <w:pPr>
-        <w:pStyle w:val="Heading4"/>
-      </w:pPr>
-      <w:r>
-        <w:t xml:space="preserve">Exemplo</w:t>
-      </w:r>
-      <w:r>
-        <w:t xml:space="preserve"> </w:t>
-      </w:r>
-      <w:r>
-        <w:t xml:space="preserve">4 — Lucro contínuo: o "pulo" que não pode existir</w:t>
-      </w:r>
-      <w:r>
         <w:t xml:space="preserve"> </w:t>
       </w:r>
       <w:r>
@@ -11377,175 +11474,175 @@
           <w:iCs/>
           <w:i/>
         </w:rPr>
+        <w:t xml:space="preserve">exemplo)</w:t>
+      </w:r>
+    </w:p>
+    <w:p>
+      <w:pPr>
+        <w:pStyle w:val="FirstParagraph"/>
+      </w:pPr>
+      <w:r>
+        <w:t xml:space="preserve">L(t) = t² + 2, se t &lt; 4; L(t) = at + 6, se t ≥ 4.</w:t>
+      </w:r>
+    </w:p>
+    <w:p>
+      <w:pPr>
+        <w:pStyle w:val="BodyText"/>
+      </w:pPr>
+      <w:r>
+        <w:rPr>
+          <w:bCs/>
+          <w:b/>
+        </w:rPr>
+        <w:t xml:space="preserve">Passo 1 — esquerda:</w:t>
+      </w:r>
+      <w:r>
+        <w:t xml:space="preserve"> </w:t>
+      </w:r>
+      <w:r>
+        <w:t xml:space="preserve">lim (t→4⁻) t² + 2 = 16 + 2 =</w:t>
+      </w:r>
+      <w:r>
+        <w:t xml:space="preserve"> </w:t>
+      </w:r>
+      <w:r>
+        <w:rPr>
+          <w:bCs/>
+          <w:b/>
+        </w:rPr>
+        <w:t xml:space="preserve">18</w:t>
+      </w:r>
+      <w:r>
+        <w:t xml:space="preserve">.</w:t>
+      </w:r>
+      <w:r>
+        <w:t xml:space="preserve"> </w:t>
+      </w:r>
+      <w:r>
+        <w:rPr>
+          <w:bCs/>
+          <w:b/>
+        </w:rPr>
+        <w:t xml:space="preserve">Passo 2 — direita:</w:t>
+      </w:r>
+      <w:r>
+        <w:t xml:space="preserve"> </w:t>
+      </w:r>
+      <w:r>
+        <w:t xml:space="preserve">lim (t→4⁺) at +</w:t>
+      </w:r>
+      <w:r>
+        <w:t xml:space="preserve"> </w:t>
+      </w:r>
+      <w:r>
+        <w:t xml:space="preserve">6 = 4a + 6.</w:t>
+      </w:r>
+      <w:r>
+        <w:t xml:space="preserve"> </w:t>
+      </w:r>
+      <w:r>
+        <w:rPr>
+          <w:bCs/>
+          <w:b/>
+        </w:rPr>
+        <w:t xml:space="preserve">Passo 3 — igualar:</w:t>
+      </w:r>
+      <w:r>
+        <w:t xml:space="preserve"> </w:t>
+      </w:r>
+      <w:r>
+        <w:t xml:space="preserve">4a + 6 = 18 → 4a = 12 →</w:t>
+      </w:r>
+      <w:r>
+        <w:t xml:space="preserve"> </w:t>
+      </w:r>
+      <w:r>
+        <w:rPr>
+          <w:bCs/>
+          <w:b/>
+        </w:rPr>
+        <w:t xml:space="preserve">a = 3</w:t>
+      </w:r>
+      <w:r>
+        <w:t xml:space="preserve">.</w:t>
+      </w:r>
+    </w:p>
+    <w:p>
+      <w:pPr>
+        <w:pStyle w:val="BodyText"/>
+      </w:pPr>
+      <w:r>
+        <w:rPr>
+          <w:bCs/>
+          <w:b/>
+        </w:rPr>
+        <w:t xml:space="preserve">Resposta:</w:t>
+      </w:r>
+      <w:r>
+        <w:t xml:space="preserve"> </w:t>
+      </w:r>
+      <w:r>
+        <w:t xml:space="preserve">a =</w:t>
+      </w:r>
+      <w:r>
+        <w:t xml:space="preserve"> </w:t>
+      </w:r>
+      <w:r>
+        <w:rPr>
+          <w:bCs/>
+          <w:b/>
+        </w:rPr>
+        <w:t xml:space="preserve">3</w:t>
+      </w:r>
+      <w:r>
+        <w:t xml:space="preserve"> </w:t>
+      </w:r>
+      <w:r>
         <w:t xml:space="preserve">(número de</w:t>
+      </w:r>
+      <w:r>
+        <w:t xml:space="preserve"> </w:t>
+      </w:r>
+      <w:r>
+        <w:t xml:space="preserve">exemplo). Sem isso, o lucro "pularia" de um valor para outro no mês 4 —</w:t>
+      </w:r>
+      <w:r>
+        <w:t xml:space="preserve"> </w:t>
+      </w:r>
+      <w:r>
+        <w:t xml:space="preserve">no modelo, indesejado.</w:t>
+      </w:r>
+    </w:p>
+    <w:bookmarkEnd w:id="99"/>
+    <w:bookmarkStart w:id="100" w:name="X149706def8fe1c7273624dc960fe8339f8ef1ab"/>
+    <w:p>
+      <w:pPr>
+        <w:pStyle w:val="Heading4"/>
+      </w:pPr>
+      <w:r>
+        <w:t xml:space="preserve">Exemplo</w:t>
+      </w:r>
+      <w:r>
+        <w:t xml:space="preserve"> </w:t>
+      </w:r>
+      <w:r>
+        <w:t xml:space="preserve">5 — Custo médio no longo prazo (razão de polinômios)</w:t>
+      </w:r>
+      <w:r>
+        <w:t xml:space="preserve"> </w:t>
       </w:r>
       <w:r>
         <w:rPr>
           <w:iCs/>
           <w:i/>
         </w:rPr>
-        <w:t xml:space="preserve"> </w:t>
+        <w:t xml:space="preserve">(número de</w:t>
       </w:r>
       <w:r>
         <w:rPr>
           <w:iCs/>
           <w:i/>
         </w:rPr>
-        <w:t xml:space="preserve">exemplo)</w:t>
-      </w:r>
-    </w:p>
-    <w:p>
-      <w:pPr>
-        <w:pStyle w:val="FirstParagraph"/>
-      </w:pPr>
-      <w:r>
-        <w:t xml:space="preserve">L(t) = t² + 2, se t &lt; 4; L(t) = at + 6, se t ≥ 4.</w:t>
-      </w:r>
-    </w:p>
-    <w:p>
-      <w:pPr>
-        <w:pStyle w:val="BodyText"/>
-      </w:pPr>
-      <w:r>
-        <w:rPr>
-          <w:bCs/>
-          <w:b/>
-        </w:rPr>
-        <w:t xml:space="preserve">Passo 1 — esquerda:</w:t>
-      </w:r>
-      <w:r>
-        <w:t xml:space="preserve"> </w:t>
-      </w:r>
-      <w:r>
-        <w:t xml:space="preserve">lim (t→4⁻) t² + 2 = 16 + 2 =</w:t>
-      </w:r>
-      <w:r>
-        <w:t xml:space="preserve"> </w:t>
-      </w:r>
-      <w:r>
-        <w:rPr>
-          <w:bCs/>
-          <w:b/>
-        </w:rPr>
-        <w:t xml:space="preserve">18</w:t>
-      </w:r>
-      <w:r>
-        <w:t xml:space="preserve">.</w:t>
-      </w:r>
-      <w:r>
-        <w:t xml:space="preserve"> </w:t>
-      </w:r>
-      <w:r>
-        <w:rPr>
-          <w:bCs/>
-          <w:b/>
-        </w:rPr>
-        <w:t xml:space="preserve">Passo 2 — direita:</w:t>
-      </w:r>
-      <w:r>
-        <w:t xml:space="preserve"> </w:t>
-      </w:r>
-      <w:r>
-        <w:t xml:space="preserve">lim (t→4⁺) at +</w:t>
-      </w:r>
-      <w:r>
-        <w:t xml:space="preserve"> </w:t>
-      </w:r>
-      <w:r>
-        <w:t xml:space="preserve">6 = 4a + 6.</w:t>
-      </w:r>
-      <w:r>
-        <w:t xml:space="preserve"> </w:t>
-      </w:r>
-      <w:r>
-        <w:rPr>
-          <w:bCs/>
-          <w:b/>
-        </w:rPr>
-        <w:t xml:space="preserve">Passo 3 — igualar:</w:t>
-      </w:r>
-      <w:r>
-        <w:t xml:space="preserve"> </w:t>
-      </w:r>
-      <w:r>
-        <w:t xml:space="preserve">4a + 6 = 18 → 4a = 12 →</w:t>
-      </w:r>
-      <w:r>
-        <w:t xml:space="preserve"> </w:t>
-      </w:r>
-      <w:r>
-        <w:rPr>
-          <w:bCs/>
-          <w:b/>
-        </w:rPr>
-        <w:t xml:space="preserve">a = 3</w:t>
-      </w:r>
-      <w:r>
-        <w:t xml:space="preserve">.</w:t>
-      </w:r>
-    </w:p>
-    <w:p>
-      <w:pPr>
-        <w:pStyle w:val="BodyText"/>
-      </w:pPr>
-      <w:r>
-        <w:rPr>
-          <w:bCs/>
-          <w:b/>
-        </w:rPr>
-        <w:t xml:space="preserve">Resposta:</w:t>
-      </w:r>
-      <w:r>
-        <w:t xml:space="preserve"> </w:t>
-      </w:r>
-      <w:r>
-        <w:t xml:space="preserve">a =</w:t>
-      </w:r>
-      <w:r>
-        <w:t xml:space="preserve"> </w:t>
-      </w:r>
-      <w:r>
-        <w:rPr>
-          <w:bCs/>
-          <w:b/>
-        </w:rPr>
-        <w:t xml:space="preserve">3</w:t>
-      </w:r>
-      <w:r>
-        <w:t xml:space="preserve"> </w:t>
-      </w:r>
-      <w:r>
-        <w:t xml:space="preserve">(número de</w:t>
-      </w:r>
-      <w:r>
-        <w:t xml:space="preserve"> </w:t>
-      </w:r>
-      <w:r>
-        <w:t xml:space="preserve">exemplo). Sem isso, o lucro "pularia" de um valor para outro no mês 4 —</w:t>
-      </w:r>
-      <w:r>
-        <w:t xml:space="preserve"> </w:t>
-      </w:r>
-      <w:r>
-        <w:t xml:space="preserve">no modelo, indesejado.</w:t>
-      </w:r>
-    </w:p>
-    <w:bookmarkEnd w:id="99"/>
-    <w:bookmarkStart w:id="100" w:name="X149706def8fe1c7273624dc960fe8339f8ef1ab"/>
-    <w:p>
-      <w:pPr>
-        <w:pStyle w:val="Heading4"/>
-      </w:pPr>
-      <w:r>
-        <w:t xml:space="preserve">Exemplo</w:t>
-      </w:r>
-      <w:r>
-        <w:t xml:space="preserve"> </w:t>
-      </w:r>
-      <w:r>
-        <w:t xml:space="preserve">5 — Custo médio no longo prazo (razão de polinômios)</w:t>
-      </w:r>
-      <w:r>
         <w:t xml:space="preserve"> </w:t>
       </w:r>
       <w:r>
@@ -11553,169 +11650,169 @@
           <w:iCs/>
           <w:i/>
         </w:rPr>
-        <w:t xml:space="preserve">(número de</w:t>
+        <w:t xml:space="preserve">exemplo)</w:t>
+      </w:r>
+    </w:p>
+    <w:p>
+      <w:pPr>
+        <w:pStyle w:val="FirstParagraph"/>
+      </w:pPr>
+      <w:r>
+        <w:t xml:space="preserve">lim (x→∞) (3x² + x) / (2x² + 7)</w:t>
+      </w:r>
+    </w:p>
+    <w:p>
+      <w:pPr>
+        <w:pStyle w:val="BodyText"/>
+      </w:pPr>
+      <w:r>
+        <w:rPr>
+          <w:bCs/>
+          <w:b/>
+        </w:rPr>
+        <w:t xml:space="preserve">Passo 1 — maior expoente:</w:t>
+      </w:r>
+      <w:r>
+        <w:t xml:space="preserve"> </w:t>
+      </w:r>
+      <w:r>
+        <w:t xml:space="preserve">2 dos dois lados.</w:t>
+      </w:r>
+      <w:r>
+        <w:t xml:space="preserve"> </w:t>
+      </w:r>
+      <w:r>
+        <w:rPr>
+          <w:bCs/>
+          <w:b/>
+        </w:rPr>
+        <w:t xml:space="preserve">Passo 2 — razão dos coeficientes:</w:t>
+      </w:r>
+      <w:r>
+        <w:t xml:space="preserve"> </w:t>
+      </w:r>
+      <w:r>
+        <w:t xml:space="preserve">3/2 =</w:t>
+      </w:r>
+      <w:r>
+        <w:t xml:space="preserve"> </w:t>
+      </w:r>
+      <w:r>
+        <w:rPr>
+          <w:bCs/>
+          <w:b/>
+        </w:rPr>
+        <w:t xml:space="preserve">1,5</w:t>
+      </w:r>
+      <w:r>
+        <w:t xml:space="preserve">.</w:t>
+      </w:r>
+      <w:r>
+        <w:t xml:space="preserve"> </w:t>
+      </w:r>
+      <w:r>
+        <w:rPr>
+          <w:bCs/>
+          <w:b/>
+        </w:rPr>
+        <w:t xml:space="preserve">Passo 3 — leitura:</w:t>
+      </w:r>
+      <w:r>
+        <w:t xml:space="preserve"> </w:t>
+      </w:r>
+      <w:r>
+        <w:t xml:space="preserve">o</w:t>
+      </w:r>
+      <w:r>
+        <w:t xml:space="preserve"> </w:t>
+      </w:r>
+      <w:r>
+        <w:rPr>
+          <w:bCs/>
+          <w:b/>
+        </w:rPr>
+        <w:t xml:space="preserve">custo médio</w:t>
+      </w:r>
+      <w:r>
+        <w:t xml:space="preserve"> </w:t>
+      </w:r>
+      <w:r>
+        <w:t xml:space="preserve">de produção se aproxima de 1,5 (unidade de</w:t>
+      </w:r>
+      <w:r>
+        <w:t xml:space="preserve"> </w:t>
+      </w:r>
+      <w:r>
+        <w:t xml:space="preserve">exemplo) por unidade no longo prazo — a operação escala sem custo médio</w:t>
+      </w:r>
+      <w:r>
+        <w:t xml:space="preserve"> </w:t>
+      </w:r>
+      <w:r>
+        <w:t xml:space="preserve">explodir nem ir a zero.</w:t>
+      </w:r>
+    </w:p>
+    <w:p>
+      <w:pPr>
+        <w:pStyle w:val="BodyText"/>
+      </w:pPr>
+      <w:r>
+        <w:rPr>
+          <w:bCs/>
+          <w:b/>
+        </w:rPr>
+        <w:t xml:space="preserve">Resposta:</w:t>
+      </w:r>
+      <w:r>
+        <w:t xml:space="preserve"> </w:t>
+      </w:r>
+      <w:r>
+        <w:t xml:space="preserve">limite =</w:t>
+      </w:r>
+      <w:r>
+        <w:t xml:space="preserve"> </w:t>
+      </w:r>
+      <w:r>
+        <w:rPr>
+          <w:bCs/>
+          <w:b/>
+        </w:rPr>
+        <w:t xml:space="preserve">1,5</w:t>
+      </w:r>
+      <w:r>
+        <w:t xml:space="preserve">.</w:t>
+      </w:r>
+    </w:p>
+    <w:bookmarkEnd w:id="100"/>
+    <w:bookmarkStart w:id="101" w:name="Xba38e042bbd189646a2655075071ea73f8da4f4"/>
+    <w:p>
+      <w:pPr>
+        <w:pStyle w:val="Heading4"/>
+      </w:pPr>
+      <w:r>
+        <w:t xml:space="preserve">Exemplo</w:t>
+      </w:r>
+      <w:r>
+        <w:t xml:space="preserve"> </w:t>
+      </w:r>
+      <w:r>
+        <w:t xml:space="preserve">6 — NOVO: estoque que estabiliza (limite no infinito)</w:t>
+      </w:r>
+      <w:r>
+        <w:t xml:space="preserve"> </w:t>
       </w:r>
       <w:r>
         <w:rPr>
           <w:iCs/>
           <w:i/>
         </w:rPr>
-        <w:t xml:space="preserve"> </w:t>
+        <w:t xml:space="preserve">(número de</w:t>
       </w:r>
       <w:r>
         <w:rPr>
           <w:iCs/>
           <w:i/>
         </w:rPr>
-        <w:t xml:space="preserve">exemplo)</w:t>
-      </w:r>
-    </w:p>
-    <w:p>
-      <w:pPr>
-        <w:pStyle w:val="FirstParagraph"/>
-      </w:pPr>
-      <w:r>
-        <w:t xml:space="preserve">lim (x→∞) (3x² + x) / (2x² + 7)</w:t>
-      </w:r>
-    </w:p>
-    <w:p>
-      <w:pPr>
-        <w:pStyle w:val="BodyText"/>
-      </w:pPr>
-      <w:r>
-        <w:rPr>
-          <w:bCs/>
-          <w:b/>
-        </w:rPr>
-        <w:t xml:space="preserve">Passo 1 — maior expoente:</w:t>
-      </w:r>
-      <w:r>
-        <w:t xml:space="preserve"> </w:t>
-      </w:r>
-      <w:r>
-        <w:t xml:space="preserve">2 dos dois lados.</w:t>
-      </w:r>
-      <w:r>
-        <w:t xml:space="preserve"> </w:t>
-      </w:r>
-      <w:r>
-        <w:rPr>
-          <w:bCs/>
-          <w:b/>
-        </w:rPr>
-        <w:t xml:space="preserve">Passo 2 — razão dos coeficientes:</w:t>
-      </w:r>
-      <w:r>
-        <w:t xml:space="preserve"> </w:t>
-      </w:r>
-      <w:r>
-        <w:t xml:space="preserve">3/2 =</w:t>
-      </w:r>
-      <w:r>
-        <w:t xml:space="preserve"> </w:t>
-      </w:r>
-      <w:r>
-        <w:rPr>
-          <w:bCs/>
-          <w:b/>
-        </w:rPr>
-        <w:t xml:space="preserve">1,5</w:t>
-      </w:r>
-      <w:r>
-        <w:t xml:space="preserve">.</w:t>
-      </w:r>
-      <w:r>
-        <w:t xml:space="preserve"> </w:t>
-      </w:r>
-      <w:r>
-        <w:rPr>
-          <w:bCs/>
-          <w:b/>
-        </w:rPr>
-        <w:t xml:space="preserve">Passo 3 — leitura:</w:t>
-      </w:r>
-      <w:r>
-        <w:t xml:space="preserve"> </w:t>
-      </w:r>
-      <w:r>
-        <w:t xml:space="preserve">o</w:t>
-      </w:r>
-      <w:r>
-        <w:t xml:space="preserve"> </w:t>
-      </w:r>
-      <w:r>
-        <w:rPr>
-          <w:bCs/>
-          <w:b/>
-        </w:rPr>
-        <w:t xml:space="preserve">custo médio</w:t>
-      </w:r>
-      <w:r>
-        <w:t xml:space="preserve"> </w:t>
-      </w:r>
-      <w:r>
-        <w:t xml:space="preserve">de produção se aproxima de 1,5 (unidade de</w:t>
-      </w:r>
-      <w:r>
-        <w:t xml:space="preserve"> </w:t>
-      </w:r>
-      <w:r>
-        <w:t xml:space="preserve">exemplo) por unidade no longo prazo — a operação escala sem custo médio</w:t>
-      </w:r>
-      <w:r>
-        <w:t xml:space="preserve"> </w:t>
-      </w:r>
-      <w:r>
-        <w:t xml:space="preserve">explodir nem ir a zero.</w:t>
-      </w:r>
-    </w:p>
-    <w:p>
-      <w:pPr>
-        <w:pStyle w:val="BodyText"/>
-      </w:pPr>
-      <w:r>
-        <w:rPr>
-          <w:bCs/>
-          <w:b/>
-        </w:rPr>
-        <w:t xml:space="preserve">Resposta:</w:t>
-      </w:r>
-      <w:r>
-        <w:t xml:space="preserve"> </w:t>
-      </w:r>
-      <w:r>
-        <w:t xml:space="preserve">limite =</w:t>
-      </w:r>
-      <w:r>
-        <w:t xml:space="preserve"> </w:t>
-      </w:r>
-      <w:r>
-        <w:rPr>
-          <w:bCs/>
-          <w:b/>
-        </w:rPr>
-        <w:t xml:space="preserve">1,5</w:t>
-      </w:r>
-      <w:r>
-        <w:t xml:space="preserve">.</w:t>
-      </w:r>
-    </w:p>
-    <w:bookmarkEnd w:id="100"/>
-    <w:bookmarkStart w:id="101" w:name="Xba38e042bbd189646a2655075071ea73f8da4f4"/>
-    <w:p>
-      <w:pPr>
-        <w:pStyle w:val="Heading4"/>
-      </w:pPr>
-      <w:r>
-        <w:t xml:space="preserve">Exemplo</w:t>
-      </w:r>
-      <w:r>
-        <w:t xml:space="preserve"> </w:t>
-      </w:r>
-      <w:r>
-        <w:t xml:space="preserve">6 — NOVO: estoque que estabiliza (limite no infinito)</w:t>
-      </w:r>
-      <w:r>
         <w:t xml:space="preserve"> </w:t>
       </w:r>
       <w:r>
@@ -11723,20 +11820,6 @@
           <w:iCs/>
           <w:i/>
         </w:rPr>
-        <w:t xml:space="preserve">(número de</w:t>
-      </w:r>
-      <w:r>
-        <w:rPr>
-          <w:iCs/>
-          <w:i/>
-        </w:rPr>
-        <w:t xml:space="preserve"> </w:t>
-      </w:r>
-      <w:r>
-        <w:rPr>
-          <w:iCs/>
-          <w:i/>
-        </w:rPr>
         <w:t xml:space="preserve">exemplo)</w:t>
       </w:r>
     </w:p>
@@ -11961,19 +12044,52 @@
         <w:t xml:space="preserve"> </w:t>
       </w:r>
       <w:r>
-        <w:t xml:space="preserve">de exemplo). O estoque estabiliza num teto. A Marina lê assim: "não</w:t>
-      </w:r>
-      <w:r>
-        <w:t xml:space="preserve"> </w:t>
-      </w:r>
-      <w:r>
-        <w:t xml:space="preserve">preciso de galpão infinito; preciso de galpão para cerca de 900 unidades</w:t>
-      </w:r>
-      <w:r>
-        <w:t xml:space="preserve"> </w:t>
-      </w:r>
-      <w:r>
-        <w:t xml:space="preserve">equivalentes no modelo".</w:t>
+        <w:t xml:space="preserve">de exemplo). O estoque se aproxima de um limite de longo prazo. Neste</w:t>
+      </w:r>
+      <w:r>
+        <w:t xml:space="preserve"> </w:t>
+      </w:r>
+      <w:r>
+        <w:t xml:space="preserve">modelo,</w:t>
+      </w:r>
+      <w:r>
+        <w:t xml:space="preserve"> </w:t>
+      </w:r>
+      <w:r>
+        <w:rPr>
+          <w:rStyle w:val="VerbatimChar"/>
+        </w:rPr>
+        <w:t xml:space="preserve">E(t)=900−9000/(t+10)&lt;900</w:t>
+      </w:r>
+      <w:r>
+        <w:t xml:space="preserve"> </w:t>
+      </w:r>
+      <w:r>
+        <w:t xml:space="preserve">para</w:t>
+      </w:r>
+      <w:r>
+        <w:t xml:space="preserve"> </w:t>
+      </w:r>
+      <w:r>
+        <w:rPr>
+          <w:rStyle w:val="VerbatimChar"/>
+        </w:rPr>
+        <w:t xml:space="preserve">t≥0</w:t>
+      </w:r>
+      <w:r>
+        <w:t xml:space="preserve">;</w:t>
+      </w:r>
+      <w:r>
+        <w:t xml:space="preserve"> </w:t>
+      </w:r>
+      <w:r>
+        <w:t xml:space="preserve">a Marina lê assim: " preciso dimensionar o galpão para perto de 900</w:t>
+      </w:r>
+      <w:r>
+        <w:t xml:space="preserve"> </w:t>
+      </w:r>
+      <w:r>
+        <w:t xml:space="preserve">unidades, sabendo que a aproximação depende do tempo e do modelo".</w:t>
       </w:r>
     </w:p>
     <w:p>
@@ -12371,13 +12487,37 @@
         <w:t xml:space="preserve"> </w:t>
       </w:r>
       <w:r>
-        <w:t xml:space="preserve">x² − 49 = (x − 7)(x + 7). Cancele (x − 7):</w:t>
-      </w:r>
-      <w:r>
-        <w:t xml:space="preserve"> </w:t>
-      </w:r>
-      <w:r>
-        <w:t xml:space="preserve">sobra x + 7. Substitua: 7 + 7 =</w:t>
+        <w:t xml:space="preserve">x² − 49 = (x − 7)(x + 7). Para</w:t>
+      </w:r>
+      <w:r>
+        <w:t xml:space="preserve"> </w:t>
+      </w:r>
+      <w:r>
+        <w:rPr>
+          <w:rStyle w:val="VerbatimChar"/>
+        </w:rPr>
+        <w:t xml:space="preserve">x ≠ 7</w:t>
+      </w:r>
+      <w:r>
+        <w:t xml:space="preserve">, cancele</w:t>
+      </w:r>
+      <w:r>
+        <w:t xml:space="preserve"> </w:t>
+      </w:r>
+      <w:r>
+        <w:rPr>
+          <w:rStyle w:val="VerbatimChar"/>
+        </w:rPr>
+        <w:t xml:space="preserve">(x − 7)</w:t>
+      </w:r>
+      <w:r>
+        <w:t xml:space="preserve">: sobra x + 7.</w:t>
+      </w:r>
+      <w:r>
+        <w:t xml:space="preserve"> </w:t>
+      </w:r>
+      <w:r>
+        <w:t xml:space="preserve">Substitua: 7 + 7 =</w:t>
       </w:r>
       <w:r>
         <w:t xml:space="preserve"> </w:t>
@@ -12400,13 +12540,202 @@
           <w:iCs/>
           <w:i/>
         </w:rPr>
-        <w:t xml:space="preserve">Erro</w:t>
+        <w:t xml:space="preserve">Erro clássico:</w:t>
+      </w:r>
+      <w:r>
+        <w:t xml:space="preserve"> </w:t>
+      </w:r>
+      <w:r>
+        <w:t xml:space="preserve">0/0 na</w:t>
+      </w:r>
+      <w:r>
+        <w:t xml:space="preserve"> </w:t>
+      </w:r>
+      <w:r>
+        <w:t xml:space="preserve">calculadora.</w:t>
+      </w:r>
+      <w:r>
+        <w:t xml:space="preserve"> </w:t>
+      </w:r>
+      <w:r>
+        <w:rPr>
+          <w:bCs/>
+          <w:b/>
+        </w:rPr>
+        <w:t xml:space="preserve">0/0 pede álgebra, não botão.</w:t>
+      </w:r>
+    </w:p>
+    <w:p>
+      <w:pPr>
+        <w:pStyle w:val="BodyText"/>
+      </w:pPr>
+      <w:r>
+        <w:rPr>
+          <w:bCs/>
+          <w:b/>
+        </w:rPr>
+        <w:t xml:space="preserve">Ex3 → 4/3 (≈ 1,333…).</w:t>
+      </w:r>
+      <w:r>
+        <w:t xml:space="preserve"> </w:t>
+      </w:r>
+      <w:r>
+        <w:t xml:space="preserve">Mesmo expoente (2) → razão dos</w:t>
+      </w:r>
+      <w:r>
+        <w:t xml:space="preserve"> </w:t>
+      </w:r>
+      <w:r>
+        <w:t xml:space="preserve">coeficientes maiores: 4/3.</w:t>
+      </w:r>
+    </w:p>
+    <w:p>
+      <w:pPr>
+        <w:pStyle w:val="BodyText"/>
+      </w:pPr>
+      <w:r>
+        <w:rPr>
+          <w:bCs/>
+          <w:b/>
+        </w:rPr>
+        <w:t xml:space="preserve">Ex4 → 1/6.</w:t>
+      </w:r>
+      <w:r>
+        <w:t xml:space="preserve"> </w:t>
+      </w:r>
+      <w:r>
+        <w:t xml:space="preserve">Conjugado: [(√(t+9) − 3)(√(t+9) + 3)] /</w:t>
+      </w:r>
+      <w:r>
+        <w:t xml:space="preserve"> </w:t>
+      </w:r>
+      <w:r>
+        <w:t xml:space="preserve">[t(√(t+9) + 3)] = (t + 9 − 9)/[t(√(t+9)+3)] = t/[t(√(t+9)+3)] =</w:t>
+      </w:r>
+      <w:r>
+        <w:t xml:space="preserve"> </w:t>
+      </w:r>
+      <w:r>
+        <w:t xml:space="preserve">1/(√(t+9)+3). Em t = 0: 1/(3 + 3) =</w:t>
+      </w:r>
+      <w:r>
+        <w:t xml:space="preserve"> </w:t>
+      </w:r>
+      <w:r>
+        <w:rPr>
+          <w:bCs/>
+          <w:b/>
+        </w:rPr>
+        <w:t xml:space="preserve">1/6</w:t>
+      </w:r>
+      <w:r>
+        <w:t xml:space="preserve">.</w:t>
+      </w:r>
+    </w:p>
+    <w:p>
+      <w:pPr>
+        <w:pStyle w:val="BodyText"/>
+      </w:pPr>
+      <w:r>
+        <w:rPr>
+          <w:bCs/>
+          <w:b/>
+        </w:rPr>
+        <w:t xml:space="preserve">Ex5 → m = 0.</w:t>
+      </w:r>
+      <w:r>
+        <w:t xml:space="preserve"> </w:t>
+      </w:r>
+      <w:r>
+        <w:t xml:space="preserve">Esquerda: t² + 3 em t = 2 → 4 + 3 =</w:t>
+      </w:r>
+      <w:r>
+        <w:t xml:space="preserve"> </w:t>
+      </w:r>
+      <w:r>
+        <w:rPr>
+          <w:bCs/>
+          <w:b/>
+        </w:rPr>
+        <w:t xml:space="preserve">7</w:t>
+      </w:r>
+      <w:r>
+        <w:t xml:space="preserve">. Direita: 2m + 7. Igualar: 2m + 7 = 7 → 2m = 0 →</w:t>
+      </w:r>
+      <w:r>
+        <w:t xml:space="preserve"> </w:t>
+      </w:r>
+      <w:r>
+        <w:rPr>
+          <w:bCs/>
+          <w:b/>
+        </w:rPr>
+        <w:t xml:space="preserve">m = 0</w:t>
+      </w:r>
+      <w:r>
+        <w:t xml:space="preserve">.</w:t>
+      </w:r>
+      <w:r>
+        <w:t xml:space="preserve"> </w:t>
       </w:r>
       <w:r>
         <w:rPr>
           <w:iCs/>
           <w:i/>
         </w:rPr>
+        <w:t xml:space="preserve">Conferência:</w:t>
+      </w:r>
+      <w:r>
+        <w:t xml:space="preserve"> </w:t>
+      </w:r>
+      <w:r>
+        <w:t xml:space="preserve">0·2 + 7 = 7 .</w:t>
+      </w:r>
+    </w:p>
+    <w:p>
+      <w:pPr>
+        <w:pStyle w:val="BodyText"/>
+      </w:pPr>
+      <w:r>
+        <w:rPr>
+          <w:bCs/>
+          <w:b/>
+        </w:rPr>
+        <w:t xml:space="preserve">Ex6 → esquerda = 5; direita = 6; limite NÃO existe.</w:t>
+      </w:r>
+      <w:r>
+        <w:t xml:space="preserve"> </w:t>
+      </w:r>
+      <w:r>
+        <w:t xml:space="preserve">Esquerda: 3·1 + 2 =</w:t>
+      </w:r>
+      <w:r>
+        <w:t xml:space="preserve"> </w:t>
+      </w:r>
+      <w:r>
+        <w:rPr>
+          <w:bCs/>
+          <w:b/>
+        </w:rPr>
+        <w:t xml:space="preserve">5</w:t>
+      </w:r>
+      <w:r>
+        <w:t xml:space="preserve">. Direita: 1² + 5 =</w:t>
+      </w:r>
+      <w:r>
+        <w:t xml:space="preserve"> </w:t>
+      </w:r>
+      <w:r>
+        <w:rPr>
+          <w:bCs/>
+          <w:b/>
+        </w:rPr>
+        <w:t xml:space="preserve">6</w:t>
+      </w:r>
+      <w:r>
+        <w:t xml:space="preserve">. 5 ≠ 6 → "pulo".</w:t>
+      </w:r>
+      <w:r>
         <w:t xml:space="preserve"> </w:t>
       </w:r>
       <w:r>
@@ -12414,37 +12743,25 @@
           <w:iCs/>
           <w:i/>
         </w:rPr>
-        <w:t xml:space="preserve">clássico:</w:t>
-      </w:r>
-      <w:r>
-        <w:t xml:space="preserve"> </w:t>
-      </w:r>
-      <w:r>
-        <w:t xml:space="preserve">0/0 na calculadora.</w:t>
-      </w:r>
-      <w:r>
-        <w:t xml:space="preserve"> </w:t>
-      </w:r>
-      <w:r>
-        <w:rPr>
-          <w:bCs/>
-          <w:b/>
-        </w:rPr>
-        <w:t xml:space="preserve">0/0 pede álgebra, não</w:t>
-      </w:r>
-      <w:r>
-        <w:rPr>
-          <w:bCs/>
-          <w:b/>
-        </w:rPr>
-        <w:t xml:space="preserve"> </w:t>
-      </w:r>
-      <w:r>
-        <w:rPr>
-          <w:bCs/>
-          <w:b/>
-        </w:rPr>
-        <w:t xml:space="preserve">botão.</w:t>
+        <w:t xml:space="preserve">Leitura:</w:t>
+      </w:r>
+      <w:r>
+        <w:t xml:space="preserve"> </w:t>
+      </w:r>
+      <w:r>
+        <w:t xml:space="preserve">uma curva de</w:t>
+      </w:r>
+      <w:r>
+        <w:t xml:space="preserve"> </w:t>
+      </w:r>
+      <w:r>
+        <w:t xml:space="preserve">vendas com salto em x = 1 (números de exemplo) quebraria a ideia de</w:t>
+      </w:r>
+      <w:r>
+        <w:t xml:space="preserve"> </w:t>
+      </w:r>
+      <w:r>
+        <w:t xml:space="preserve">progressão contínua — reveja o modelo naquele ponto.</w:t>
       </w:r>
     </w:p>
     <w:p>
@@ -12456,205 +12773,6 @@
           <w:bCs/>
           <w:b/>
         </w:rPr>
-        <w:t xml:space="preserve">Ex3 → 4/3 (≈ 1,333…).</w:t>
-      </w:r>
-      <w:r>
-        <w:t xml:space="preserve"> </w:t>
-      </w:r>
-      <w:r>
-        <w:t xml:space="preserve">Mesmo expoente (2) → razão dos</w:t>
-      </w:r>
-      <w:r>
-        <w:t xml:space="preserve"> </w:t>
-      </w:r>
-      <w:r>
-        <w:t xml:space="preserve">coeficientes maiores: 4/3.</w:t>
-      </w:r>
-    </w:p>
-    <w:p>
-      <w:pPr>
-        <w:pStyle w:val="BodyText"/>
-      </w:pPr>
-      <w:r>
-        <w:rPr>
-          <w:bCs/>
-          <w:b/>
-        </w:rPr>
-        <w:t xml:space="preserve">Ex4 → 1/6.</w:t>
-      </w:r>
-      <w:r>
-        <w:t xml:space="preserve"> </w:t>
-      </w:r>
-      <w:r>
-        <w:t xml:space="preserve">Conjugado: [(√(t+9) − 3)(√(t+9) + 3)] /</w:t>
-      </w:r>
-      <w:r>
-        <w:t xml:space="preserve"> </w:t>
-      </w:r>
-      <w:r>
-        <w:t xml:space="preserve">[t(√(t+9) + 3)] = (t + 9 − 9)/[t(√(t+9)+3)] = t/[t(√(t+9)+3)] =</w:t>
-      </w:r>
-      <w:r>
-        <w:t xml:space="preserve"> </w:t>
-      </w:r>
-      <w:r>
-        <w:t xml:space="preserve">1/(√(t+9)+3). Em t = 0: 1/(3 + 3) =</w:t>
-      </w:r>
-      <w:r>
-        <w:t xml:space="preserve"> </w:t>
-      </w:r>
-      <w:r>
-        <w:rPr>
-          <w:bCs/>
-          <w:b/>
-        </w:rPr>
-        <w:t xml:space="preserve">1/6</w:t>
-      </w:r>
-      <w:r>
-        <w:t xml:space="preserve">.</w:t>
-      </w:r>
-    </w:p>
-    <w:p>
-      <w:pPr>
-        <w:pStyle w:val="BodyText"/>
-      </w:pPr>
-      <w:r>
-        <w:rPr>
-          <w:bCs/>
-          <w:b/>
-        </w:rPr>
-        <w:t xml:space="preserve">Ex5 → m = 0.</w:t>
-      </w:r>
-      <w:r>
-        <w:t xml:space="preserve"> </w:t>
-      </w:r>
-      <w:r>
-        <w:t xml:space="preserve">Esquerda: t² + 3 em t = 2 → 4 + 3 =</w:t>
-      </w:r>
-      <w:r>
-        <w:t xml:space="preserve"> </w:t>
-      </w:r>
-      <w:r>
-        <w:rPr>
-          <w:bCs/>
-          <w:b/>
-        </w:rPr>
-        <w:t xml:space="preserve">7</w:t>
-      </w:r>
-      <w:r>
-        <w:t xml:space="preserve">. Direita: 2m + 7. Igualar: 2m + 7 = 7 → 2m = 0 →</w:t>
-      </w:r>
-      <w:r>
-        <w:t xml:space="preserve"> </w:t>
-      </w:r>
-      <w:r>
-        <w:rPr>
-          <w:bCs/>
-          <w:b/>
-        </w:rPr>
-        <w:t xml:space="preserve">m = 0</w:t>
-      </w:r>
-      <w:r>
-        <w:t xml:space="preserve">.</w:t>
-      </w:r>
-      <w:r>
-        <w:t xml:space="preserve"> </w:t>
-      </w:r>
-      <w:r>
-        <w:rPr>
-          <w:iCs/>
-          <w:i/>
-        </w:rPr>
-        <w:t xml:space="preserve">Conferência:</w:t>
-      </w:r>
-      <w:r>
-        <w:t xml:space="preserve"> </w:t>
-      </w:r>
-      <w:r>
-        <w:t xml:space="preserve">0·2 + 7 = 7 .</w:t>
-      </w:r>
-    </w:p>
-    <w:p>
-      <w:pPr>
-        <w:pStyle w:val="BodyText"/>
-      </w:pPr>
-      <w:r>
-        <w:rPr>
-          <w:bCs/>
-          <w:b/>
-        </w:rPr>
-        <w:t xml:space="preserve">Ex6 → esquerda = 5; direita = 6; limite NÃO existe.</w:t>
-      </w:r>
-      <w:r>
-        <w:t xml:space="preserve"> </w:t>
-      </w:r>
-      <w:r>
-        <w:t xml:space="preserve">Esquerda: 3·1 + 2 =</w:t>
-      </w:r>
-      <w:r>
-        <w:t xml:space="preserve"> </w:t>
-      </w:r>
-      <w:r>
-        <w:rPr>
-          <w:bCs/>
-          <w:b/>
-        </w:rPr>
-        <w:t xml:space="preserve">5</w:t>
-      </w:r>
-      <w:r>
-        <w:t xml:space="preserve">. Direita: 1² + 5 =</w:t>
-      </w:r>
-      <w:r>
-        <w:t xml:space="preserve"> </w:t>
-      </w:r>
-      <w:r>
-        <w:rPr>
-          <w:bCs/>
-          <w:b/>
-        </w:rPr>
-        <w:t xml:space="preserve">6</w:t>
-      </w:r>
-      <w:r>
-        <w:t xml:space="preserve">. 5 ≠ 6 → "pulo".</w:t>
-      </w:r>
-      <w:r>
-        <w:t xml:space="preserve"> </w:t>
-      </w:r>
-      <w:r>
-        <w:rPr>
-          <w:iCs/>
-          <w:i/>
-        </w:rPr>
-        <w:t xml:space="preserve">Leitura:</w:t>
-      </w:r>
-      <w:r>
-        <w:t xml:space="preserve"> </w:t>
-      </w:r>
-      <w:r>
-        <w:t xml:space="preserve">uma curva de</w:t>
-      </w:r>
-      <w:r>
-        <w:t xml:space="preserve"> </w:t>
-      </w:r>
-      <w:r>
-        <w:t xml:space="preserve">vendas com salto em x = 1 (números de exemplo) quebraria a ideia de</w:t>
-      </w:r>
-      <w:r>
-        <w:t xml:space="preserve"> </w:t>
-      </w:r>
-      <w:r>
-        <w:t xml:space="preserve">progressão contínua — reveja o modelo naquele ponto.</w:t>
-      </w:r>
-    </w:p>
-    <w:p>
-      <w:pPr>
-        <w:pStyle w:val="BodyText"/>
-      </w:pPr>
-      <w:r>
-        <w:rPr>
-          <w:bCs/>
-          <w:b/>
-        </w:rPr>
         <w:t xml:space="preserve">Ex7 → 800 (número de exemplo).</w:t>
       </w:r>
       <w:r>
@@ -12667,13 +12785,46 @@
         <w:t xml:space="preserve"> </w:t>
       </w:r>
       <w:r>
-        <w:t xml:space="preserve">dois lados → 800/1 = 800. Leitura: meta/teto de 800. As vendas se</w:t>
-      </w:r>
-      <w:r>
-        <w:t xml:space="preserve"> </w:t>
-      </w:r>
-      <w:r>
-        <w:t xml:space="preserve">aproximam sem ultrapassar no modelo.</w:t>
+        <w:t xml:space="preserve">dois lados → 800/1 = 800. Leitura: limite de longo prazo de 800. Neste</w:t>
+      </w:r>
+      <w:r>
+        <w:t xml:space="preserve"> </w:t>
+      </w:r>
+      <w:r>
+        <w:t xml:space="preserve">modelo,</w:t>
+      </w:r>
+      <w:r>
+        <w:t xml:space="preserve"> </w:t>
+      </w:r>
+      <w:r>
+        <w:rPr>
+          <w:rStyle w:val="VerbatimChar"/>
+        </w:rPr>
+        <w:t xml:space="preserve">S(t)=800−16000/(t+20)&lt;800</w:t>
+      </w:r>
+      <w:r>
+        <w:t xml:space="preserve"> </w:t>
+      </w:r>
+      <w:r>
+        <w:t xml:space="preserve">para</w:t>
+      </w:r>
+      <w:r>
+        <w:t xml:space="preserve"> </w:t>
+      </w:r>
+      <w:r>
+        <w:rPr>
+          <w:rStyle w:val="VerbatimChar"/>
+        </w:rPr>
+        <w:t xml:space="preserve">t≥0</w:t>
+      </w:r>
+      <w:r>
+        <w:t xml:space="preserve">;</w:t>
+      </w:r>
+      <w:r>
+        <w:t xml:space="preserve"> </w:t>
+      </w:r>
+      <w:r>
+        <w:t xml:space="preserve">a aproximação não prova uma regra geral contra cruzamentos.</w:t>
       </w:r>
     </w:p>
     <w:p>
@@ -13226,13 +13377,19 @@
         <w:t xml:space="preserve"> </w:t>
       </w:r>
       <w:r>
-        <w:t xml:space="preserve">(a) Em x = 4: (16−16)/(0) = 0/0. (b)</w:t>
-      </w:r>
-      <w:r>
-        <w:t xml:space="preserve"> </w:t>
-      </w:r>
-      <w:r>
-        <w:t xml:space="preserve">(x−4)(x+4)/(x−4) = x + 4. (c) 4 + 4 =</w:t>
+        <w:t xml:space="preserve">(a) Em x = 4: (16−16)/(0) = 0/0. (b) Para</w:t>
+      </w:r>
+      <w:r>
+        <w:t xml:space="preserve"> </w:t>
+      </w:r>
+      <w:r>
+        <w:rPr>
+          <w:rStyle w:val="VerbatimChar"/>
+        </w:rPr>
+        <w:t xml:space="preserve">x≠4</w:t>
+      </w:r>
+      <w:r>
+        <w:t xml:space="preserve">, (x−4)(x+4)/(x−4) = x + 4. (c) 4 + 4 =</w:t>
       </w:r>
       <w:r>
         <w:t xml:space="preserve"> </w:t>
@@ -13351,19 +13508,27 @@
           <w:bCs/>
           <w:b/>
         </w:rPr>
-        <w:t xml:space="preserve">T6 → Sim, pista de teto (números de exemplo).</w:t>
-      </w:r>
-      <w:r>
-        <w:t xml:space="preserve"> </w:t>
-      </w:r>
-      <w:r>
-        <w:t xml:space="preserve">Mês</w:t>
-      </w:r>
-      <w:r>
-        <w:t xml:space="preserve"> </w:t>
-      </w:r>
-      <w:r>
-        <w:t xml:space="preserve">1→6: 71 − 42 =</w:t>
+        <w:t xml:space="preserve">T6 → Os dados mostram desaceleração, mas não determinam um</w:t>
+      </w:r>
+      <w:r>
+        <w:rPr>
+          <w:bCs/>
+          <w:b/>
+        </w:rPr>
+        <w:t xml:space="preserve"> </w:t>
+      </w:r>
+      <w:r>
+        <w:rPr>
+          <w:bCs/>
+          <w:b/>
+        </w:rPr>
+        <w:t xml:space="preserve">teto (números de exemplo).</w:t>
+      </w:r>
+      <w:r>
+        <w:t xml:space="preserve"> </w:t>
+      </w:r>
+      <w:r>
+        <w:t xml:space="preserve">Mês 1→6: 71 − 42 =</w:t>
       </w:r>
       <w:r>
         <w:t xml:space="preserve"> </w:t>
@@ -13389,25 +13554,31 @@
         <w:t xml:space="preserve">13</w:t>
       </w:r>
       <w:r>
-        <w:t xml:space="preserve">. Cresceu menos da metade no 2º intervalo, com vendas</w:t>
-      </w:r>
-      <w:r>
-        <w:t xml:space="preserve"> </w:t>
-      </w:r>
-      <w:r>
-        <w:t xml:space="preserve">achatando perto de 83–84. Leitura: comporta-se como curva que tende a</w:t>
-      </w:r>
-      <w:r>
-        <w:t xml:space="preserve"> </w:t>
-      </w:r>
-      <w:r>
-        <w:t xml:space="preserve">uma meta/teto (limite no infinito conceitual). Não prova meta real — só</w:t>
-      </w:r>
-      <w:r>
-        <w:t xml:space="preserve"> </w:t>
-      </w:r>
-      <w:r>
-        <w:t xml:space="preserve">leitura do modelo fictício.</w:t>
+        <w:t xml:space="preserve">. O segundo</w:t>
+      </w:r>
+      <w:r>
+        <w:t xml:space="preserve"> </w:t>
+      </w:r>
+      <w:r>
+        <w:t xml:space="preserve">intervalo teve aumento menor, o que é compatível com saturação. Porém,</w:t>
+      </w:r>
+      <w:r>
+        <w:t xml:space="preserve"> </w:t>
+      </w:r>
+      <w:r>
+        <w:t xml:space="preserve">12 observações não estabelecem um limite nem impedem que outro modelo</w:t>
+      </w:r>
+      <w:r>
+        <w:t xml:space="preserve"> </w:t>
+      </w:r>
+      <w:r>
+        <w:t xml:space="preserve">produza um valor muito maior depois. Para chamar 84 de teto, seria</w:t>
+      </w:r>
+      <w:r>
+        <w:t xml:space="preserve"> </w:t>
+      </w:r>
+      <w:r>
+        <w:t xml:space="preserve">preciso definir uma regra de continuação e verificá-la.</w:t>
       </w:r>
     </w:p>
     <w:p>
@@ -14051,19 +14222,82 @@
         <w:t xml:space="preserve"> </w:t>
       </w:r>
       <w:r>
-        <w:t xml:space="preserve">t = 30: S = 27000/60 = _____;</w:t>
-      </w:r>
-      <w:r>
-        <w:t xml:space="preserve"> </w:t>
-      </w:r>
-      <w:r>
-        <w:t xml:space="preserve">t = 90: S = 81000/120 = 675. Os valores sobem na direção do teto 900 sem</w:t>
-      </w:r>
-      <w:r>
-        <w:t xml:space="preserve"> </w:t>
-      </w:r>
-      <w:r>
-        <w:t xml:space="preserve">passar por ele.</w:t>
+        <w:rPr>
+          <w:rStyle w:val="VerbatimChar"/>
+        </w:rPr>
+        <w:t xml:space="preserve">t=30</w:t>
+      </w:r>
+      <w:r>
+        <w:t xml:space="preserve">:</w:t>
+      </w:r>
+      <w:r>
+        <w:t xml:space="preserve"> </w:t>
+      </w:r>
+      <w:r>
+        <w:rPr>
+          <w:rStyle w:val="VerbatimChar"/>
+        </w:rPr>
+        <w:t xml:space="preserve">S=27000/60=_____</w:t>
+      </w:r>
+      <w:r>
+        <w:t xml:space="preserve">;</w:t>
+      </w:r>
+      <w:r>
+        <w:t xml:space="preserve"> </w:t>
+      </w:r>
+      <w:r>
+        <w:rPr>
+          <w:rStyle w:val="VerbatimChar"/>
+        </w:rPr>
+        <w:t xml:space="preserve">t=90</w:t>
+      </w:r>
+      <w:r>
+        <w:t xml:space="preserve">:</w:t>
+      </w:r>
+      <w:r>
+        <w:t xml:space="preserve"> </w:t>
+      </w:r>
+      <w:r>
+        <w:rPr>
+          <w:rStyle w:val="VerbatimChar"/>
+        </w:rPr>
+        <w:t xml:space="preserve">S=81000/120=675</w:t>
+      </w:r>
+      <w:r>
+        <w:t xml:space="preserve">. Os valores se aproximam do limite 900;</w:t>
+      </w:r>
+      <w:r>
+        <w:t xml:space="preserve"> </w:t>
+      </w:r>
+      <w:r>
+        <w:t xml:space="preserve">neste modelo,</w:t>
+      </w:r>
+      <w:r>
+        <w:t xml:space="preserve"> </w:t>
+      </w:r>
+      <w:r>
+        <w:rPr>
+          <w:rStyle w:val="VerbatimChar"/>
+        </w:rPr>
+        <w:t xml:space="preserve">S(t)=900−27000/(t+30)&lt;900</w:t>
+      </w:r>
+      <w:r>
+        <w:t xml:space="preserve"> </w:t>
+      </w:r>
+      <w:r>
+        <w:t xml:space="preserve">para</w:t>
+      </w:r>
+      <w:r>
+        <w:t xml:space="preserve"> </w:t>
+      </w:r>
+      <w:r>
+        <w:rPr>
+          <w:rStyle w:val="VerbatimChar"/>
+        </w:rPr>
+        <w:t xml:space="preserve">t≥0</w:t>
+      </w:r>
+      <w:r>
+        <w:t xml:space="preserve">.</w:t>
       </w:r>
     </w:p>
     <w:p>
@@ -14085,19 +14319,19 @@
         <w:t xml:space="preserve"> </w:t>
       </w:r>
       <w:r>
-        <w:t xml:space="preserve">o cupom beira R$ 20/dia de lucro</w:t>
-      </w:r>
-      <w:r>
-        <w:t xml:space="preserve"> </w:t>
-      </w:r>
-      <w:r>
-        <w:t xml:space="preserve">e o canal beira a meta de 900 mil R$ — "beira" não é "chega": é</w:t>
-      </w:r>
-      <w:r>
-        <w:t xml:space="preserve"> </w:t>
-      </w:r>
-      <w:r>
-        <w:t xml:space="preserve">assíntota (número de exemplo).</w:t>
+        <w:t xml:space="preserve">o cupom e o canal têm limites de</w:t>
+      </w:r>
+      <w:r>
+        <w:t xml:space="preserve"> </w:t>
+      </w:r>
+      <w:r>
+        <w:t xml:space="preserve">longo prazo no modelo. "Aproximar" não significa "chegar"; a assíntota,</w:t>
+      </w:r>
+      <w:r>
+        <w:t xml:space="preserve"> </w:t>
+      </w:r>
+      <w:r>
+        <w:t xml:space="preserve">por si só, não impede cruzamentos em outras funções.</w:t>
       </w:r>
     </w:p>
     <w:p>
@@ -14189,11 +14423,7 @@
         <w:pStyle w:val="FirstParagraph"/>
       </w:pPr>
       <w:r>
-        <w:rPr>
-          <w:bCs/>
-          <w:b/>
-        </w:rPr>
-        <w:t xml:space="preserve">Gabarito do guia U1 (com as lacunas preenchidas)</w:t>
+        <w:t xml:space="preserve">Gabarito do guia (abrir depois de tentar)</w:t>
       </w:r>
     </w:p>
     <w:p>
@@ -14439,7 +14669,7 @@
         </w:drawing>
       </w:r>
     </w:p>
-    <w:bookmarkStart w:id="121" w:name="X236df3069ad70c414e98283f11090ba742f705f"/>
+    <w:bookmarkStart w:id="121" w:name="X9b89ddfd758d5f21073f9b98797e5c0095d9f19"/>
     <w:p>
       <w:pPr>
         <w:pStyle w:val="Heading3"/>
@@ -14451,7 +14681,7 @@
         <w:t xml:space="preserve"> </w:t>
       </w:r>
       <w:r>
-        <w:t xml:space="preserve">de abertura — quanto custa a próxima unidade?</w:t>
+        <w:t xml:space="preserve">de abertura — quanto custa aumentar a produção?</w:t>
       </w:r>
     </w:p>
     <w:p>
@@ -14459,13 +14689,13 @@
         <w:pStyle w:val="FirstParagraph"/>
       </w:pPr>
       <w:r>
-        <w:t xml:space="preserve">A Marina precisa decidir se produz mais 1 unidade. O custo total ela</w:t>
-      </w:r>
-      <w:r>
-        <w:t xml:space="preserve"> </w:t>
-      </w:r>
-      <w:r>
-        <w:t xml:space="preserve">já sabe. Mas a pergunta certa é outra:</w:t>
+        <w:t xml:space="preserve">A Marina precisa decidir se produz mais perto de determinada</w:t>
+      </w:r>
+      <w:r>
+        <w:t xml:space="preserve"> </w:t>
+      </w:r>
+      <w:r>
+        <w:t xml:space="preserve">quantidade. O custo total ela já sabe. Mas a pergunta certa é outra:</w:t>
       </w:r>
     </w:p>
     <w:p>
@@ -14473,20 +14703,26 @@
         <w:pStyle w:val="BodyText"/>
       </w:pPr>
       <w:r>
-        <w:t xml:space="preserve">"Quanto custa</w:t>
-      </w:r>
-      <w:r>
-        <w:t xml:space="preserve"> </w:t>
-      </w:r>
-      <w:r>
-        <w:rPr>
-          <w:bCs/>
-          <w:b/>
-        </w:rPr>
-        <w:t xml:space="preserve">a próxima</w:t>
-      </w:r>
-      <w:r>
-        <w:t xml:space="preserve">?"</w:t>
+        <w:t xml:space="preserve">"Quanto o custo muda</w:t>
+      </w:r>
+      <w:r>
+        <w:t xml:space="preserve"> </w:t>
+      </w:r>
+      <w:r>
+        <w:rPr>
+          <w:bCs/>
+          <w:b/>
+        </w:rPr>
+        <w:t xml:space="preserve">agora</w:t>
+      </w:r>
+      <w:r>
+        <w:t xml:space="preserve">, para um pequeno</w:t>
+      </w:r>
+      <w:r>
+        <w:t xml:space="preserve"> </w:t>
+      </w:r>
+      <w:r>
+        <w:t xml:space="preserve">aumento?"</w:t>
       </w:r>
     </w:p>
     <w:p>
@@ -14494,19 +14730,25 @@
         <w:pStyle w:val="BodyText"/>
       </w:pPr>
       <w:r>
-        <w:t xml:space="preserve">O custo médio diz o passado. O custo marginal diz o agora. Se a</w:t>
-      </w:r>
-      <w:r>
-        <w:t xml:space="preserve"> </w:t>
-      </w:r>
-      <w:r>
-        <w:t xml:space="preserve">próxima unidade custa menos do que o preço de venda, produzir compensa.</w:t>
-      </w:r>
-      <w:r>
-        <w:t xml:space="preserve"> </w:t>
-      </w:r>
-      <w:r>
-        <w:t xml:space="preserve">Se custa mais, é melhor parar.</w:t>
+        <w:t xml:space="preserve">O custo médio resume um intervalo. A derivada dá a taxa local. Se a</w:t>
+      </w:r>
+      <w:r>
+        <w:t xml:space="preserve"> </w:t>
+      </w:r>
+      <w:r>
+        <w:t xml:space="preserve">decisão for sobre uma unidade inteira, a mudança exata é</w:t>
+      </w:r>
+      <w:r>
+        <w:t xml:space="preserve"> </w:t>
+      </w:r>
+      <w:r>
+        <w:rPr>
+          <w:rStyle w:val="VerbatimChar"/>
+        </w:rPr>
+        <w:t xml:space="preserve">C(x+1)−C(x)</w:t>
+      </w:r>
+      <w:r>
+        <w:t xml:space="preserve">; a derivada é apenas uma aproximação local.</w:t>
       </w:r>
     </w:p>
     <w:p>
@@ -14610,7 +14852,7 @@
               <w:jc w:val="left"/>
             </w:pPr>
             <w:r>
-              <w:t xml:space="preserve">Quanto custa a próxima unidade?</w:t>
+              <w:t xml:space="preserve">Quanto o custo varia agora?</w:t>
             </w:r>
           </w:p>
         </w:tc>
@@ -14634,7 +14876,7 @@
               <w:jc w:val="left"/>
             </w:pPr>
             <w:r>
-              <w:t xml:space="preserve">Custo marginal C′(10)</w:t>
+              <w:t xml:space="preserve">Taxa marginal local C′(10)</w:t>
             </w:r>
           </w:p>
         </w:tc>
@@ -15324,7 +15566,7 @@
           <w:iCs/>
           <w:i/>
         </w:rPr>
-        <w:t xml:space="preserve">"se der mais um passinho na</w:t>
+        <w:t xml:space="preserve">"para um pequeno aumento na produção ou</w:t>
       </w:r>
       <w:r>
         <w:rPr>
@@ -15338,7 +15580,7 @@
           <w:iCs/>
           <w:i/>
         </w:rPr>
-        <w:t xml:space="preserve">produção/vendas, quanto muda o custo/receita</w:t>
+        <w:t xml:space="preserve">nas vendas, quanto o custo ou a receita muda</w:t>
       </w:r>
       <w:r>
         <w:rPr>
@@ -15363,6 +15605,30 @@
         </w:rPr>
         <w:t xml:space="preserve">?"</w:t>
       </w:r>
+      <w:r>
+        <w:t xml:space="preserve"> </w:t>
+      </w:r>
+      <w:r>
+        <w:t xml:space="preserve">Para uma unidade inteira, a diferença</w:t>
+      </w:r>
+      <w:r>
+        <w:t xml:space="preserve"> </w:t>
+      </w:r>
+      <w:r>
+        <w:t xml:space="preserve">exata é</w:t>
+      </w:r>
+      <w:r>
+        <w:t xml:space="preserve"> </w:t>
+      </w:r>
+      <w:r>
+        <w:rPr>
+          <w:rStyle w:val="VerbatimChar"/>
+        </w:rPr>
+        <w:t xml:space="preserve">f(x+1)−f(x)</w:t>
+      </w:r>
+      <w:r>
+        <w:t xml:space="preserve">.</w:t>
+      </w:r>
     </w:p>
     <w:p>
       <w:pPr>
@@ -15534,37 +15800,19 @@
         <w:t xml:space="preserve"> </w:t>
       </w:r>
       <w:r>
-        <w:t xml:space="preserve">(derivada): a receita</w:t>
-      </w:r>
-      <w:r>
-        <w:t xml:space="preserve"> </w:t>
-      </w:r>
-      <w:r>
-        <w:rPr>
-          <w:bCs/>
-          <w:b/>
-        </w:rPr>
-        <w:t xml:space="preserve">daquele</w:t>
-      </w:r>
-      <w:r>
-        <w:rPr>
-          <w:bCs/>
-          <w:b/>
-        </w:rPr>
-        <w:t xml:space="preserve"> </w:t>
-      </w:r>
-      <w:r>
-        <w:rPr>
-          <w:bCs/>
-          <w:b/>
-        </w:rPr>
-        <w:t xml:space="preserve">mês exato</w:t>
-      </w:r>
-      <w:r>
-        <w:t xml:space="preserve"> </w:t>
-      </w:r>
-      <w:r>
-        <w:t xml:space="preserve">— como o velocímetro, não a média da viagem.</w:t>
+        <w:t xml:space="preserve">(derivada): a taxa local naquele ponto,</w:t>
+      </w:r>
+      <w:r>
+        <w:t xml:space="preserve"> </w:t>
+      </w:r>
+      <w:r>
+        <w:t xml:space="preserve">como o velocímetro — não a média da viagem nem necessariamente o valor</w:t>
+      </w:r>
+      <w:r>
+        <w:t xml:space="preserve"> </w:t>
+      </w:r>
+      <w:r>
+        <w:t xml:space="preserve">de um mês inteiro.</w:t>
       </w:r>
     </w:p>
     <w:p>
@@ -15702,13 +15950,13 @@
         <w:t xml:space="preserve"> </w:t>
       </w:r>
       <w:r>
-        <w:t xml:space="preserve">marginal. Média 130 não é marginal 290. Uma olha o período. Outra olha a</w:t>
-      </w:r>
-      <w:r>
-        <w:t xml:space="preserve"> </w:t>
-      </w:r>
-      <w:r>
-        <w:t xml:space="preserve">próxima unidade.</w:t>
+        <w:t xml:space="preserve">marginal. Média 130 não é taxa local 290. Uma olha o período. Outra mede</w:t>
+      </w:r>
+      <w:r>
+        <w:t xml:space="preserve"> </w:t>
+      </w:r>
+      <w:r>
+        <w:t xml:space="preserve">a variação instantânea.</w:t>
       </w:r>
     </w:p>
     <w:p>
@@ -15920,7 +16168,7 @@
           <w:bCs/>
           <w:b/>
         </w:rPr>
-        <w:t xml:space="preserve">Margem/receita com preço e quantidade juntos</w:t>
+        <w:t xml:space="preserve">Receita bruta com preço e quantidade juntos</w:t>
       </w:r>
       <w:r>
         <w:t xml:space="preserve"> </w:t>
@@ -15932,7 +16180,7 @@
         <w:t xml:space="preserve"> </w:t>
       </w:r>
       <w:r>
-        <w:t xml:space="preserve">produto.</w:t>
+        <w:t xml:space="preserve">produto; a margem líquida ainda precisa subtrair os custos.</w:t>
       </w:r>
     </w:p>
     <w:p>
@@ -17695,19 +17943,19 @@
           <w:bCs/>
           <w:b/>
         </w:rPr>
-        <w:t xml:space="preserve">Passo 3 — na 10ª unidade:</w:t>
-      </w:r>
-      <w:r>
-        <w:t xml:space="preserve"> </w:t>
-      </w:r>
-      <w:r>
-        <w:t xml:space="preserve">C′(10) = 1,5·100 + 120 +</w:t>
-      </w:r>
-      <w:r>
-        <w:t xml:space="preserve"> </w:t>
-      </w:r>
-      <w:r>
-        <w:t xml:space="preserve">20 = 150 + 140 =</w:t>
+        <w:t xml:space="preserve">Passo 3 — no ponto 10:</w:t>
+      </w:r>
+      <w:r>
+        <w:t xml:space="preserve"> </w:t>
+      </w:r>
+      <w:r>
+        <w:t xml:space="preserve">C′(10) = 1,5·100 + 120 + 20 =</w:t>
+      </w:r>
+      <w:r>
+        <w:t xml:space="preserve"> </w:t>
+      </w:r>
+      <w:r>
+        <w:t xml:space="preserve">150 + 140 =</w:t>
       </w:r>
       <w:r>
         <w:t xml:space="preserve"> </w:t>
@@ -17738,97 +17986,126 @@
         <w:t xml:space="preserve"> </w:t>
       </w:r>
       <w:r>
-        <w:t xml:space="preserve">o</w:t>
-      </w:r>
-      <w:r>
-        <w:t xml:space="preserve"> </w:t>
-      </w:r>
-      <w:r>
-        <w:rPr>
-          <w:bCs/>
-          <w:b/>
-        </w:rPr>
-        <w:t xml:space="preserve">custo marginal</w:t>
-      </w:r>
-      <w:r>
-        <w:t xml:space="preserve"> </w:t>
-      </w:r>
-      <w:r>
-        <w:t xml:space="preserve">na 10ª</w:t>
-      </w:r>
-      <w:r>
-        <w:t xml:space="preserve"> </w:t>
-      </w:r>
-      <w:r>
-        <w:t xml:space="preserve">unidade é</w:t>
-      </w:r>
-      <w:r>
-        <w:t xml:space="preserve"> </w:t>
-      </w:r>
-      <w:r>
-        <w:rPr>
-          <w:bCs/>
-          <w:b/>
-        </w:rPr>
-        <w:t xml:space="preserve">R$ 290</w:t>
-      </w:r>
-      <w:r>
-        <w:t xml:space="preserve"> </w:t>
-      </w:r>
-      <w:r>
-        <w:t xml:space="preserve">(número de exemplo) —</w:t>
-      </w:r>
-      <w:r>
-        <w:t xml:space="preserve"> </w:t>
-      </w:r>
-      <w:r>
-        <w:rPr>
-          <w:bCs/>
-          <w:b/>
-        </w:rPr>
-        <w:t xml:space="preserve">não</w:t>
-      </w:r>
-      <w:r>
-        <w:t xml:space="preserve"> </w:t>
-      </w:r>
-      <w:r>
-        <w:t xml:space="preserve">o custo médio. Custo médio de 0 a 10: [C(10) −</w:t>
-      </w:r>
-      <w:r>
-        <w:t xml:space="preserve"> </w:t>
-      </w:r>
-      <w:r>
-        <w:t xml:space="preserve">C(0)]/10 = (500 + 600 + 200)/10 = 1300/10 = 130.</w:t>
-      </w:r>
-      <w:r>
-        <w:t xml:space="preserve"> </w:t>
-      </w:r>
-      <w:r>
-        <w:rPr>
-          <w:bCs/>
-          <w:b/>
-        </w:rPr>
-        <w:t xml:space="preserve">Média 130 ≠</w:t>
-      </w:r>
-      <w:r>
-        <w:rPr>
-          <w:bCs/>
-          <w:b/>
-        </w:rPr>
-        <w:t xml:space="preserve"> </w:t>
-      </w:r>
-      <w:r>
-        <w:rPr>
-          <w:bCs/>
-          <w:b/>
-        </w:rPr>
-        <w:t xml:space="preserve">marginal 290</w:t>
-      </w:r>
-      <w:r>
-        <w:t xml:space="preserve"> </w:t>
-      </w:r>
-      <w:r>
-        <w:t xml:space="preserve">— essa é a diferença central da unidade.</w:t>
+        <w:t xml:space="preserve">a</w:t>
+      </w:r>
+      <w:r>
+        <w:t xml:space="preserve"> </w:t>
+      </w:r>
+      <w:r>
+        <w:rPr>
+          <w:bCs/>
+          <w:b/>
+        </w:rPr>
+        <w:t xml:space="preserve">taxa marginal local</w:t>
+      </w:r>
+      <w:r>
+        <w:t xml:space="preserve"> </w:t>
+      </w:r>
+      <w:r>
+        <w:t xml:space="preserve">em</w:t>
+      </w:r>
+      <w:r>
+        <w:t xml:space="preserve"> </w:t>
+      </w:r>
+      <w:r>
+        <w:rPr>
+          <w:rStyle w:val="VerbatimChar"/>
+        </w:rPr>
+        <w:t xml:space="preserve">x=10</w:t>
+      </w:r>
+      <w:r>
+        <w:t xml:space="preserve"> </w:t>
+      </w:r>
+      <w:r>
+        <w:t xml:space="preserve">é</w:t>
+      </w:r>
+      <w:r>
+        <w:t xml:space="preserve"> </w:t>
+      </w:r>
+      <w:r>
+        <w:rPr>
+          <w:bCs/>
+          <w:b/>
+        </w:rPr>
+        <w:t xml:space="preserve">R$ 290 por unidade</w:t>
+      </w:r>
+      <w:r>
+        <w:t xml:space="preserve"> </w:t>
+      </w:r>
+      <w:r>
+        <w:t xml:space="preserve">(número de</w:t>
+      </w:r>
+      <w:r>
+        <w:t xml:space="preserve"> </w:t>
+      </w:r>
+      <w:r>
+        <w:t xml:space="preserve">exemplo). Ela não é o custo exato da 11ª unidade. Para a mudança exata</w:t>
+      </w:r>
+      <w:r>
+        <w:t xml:space="preserve"> </w:t>
+      </w:r>
+      <w:r>
+        <w:t xml:space="preserve">de 10 para 11, calcule</w:t>
+      </w:r>
+      <w:r>
+        <w:t xml:space="preserve"> </w:t>
+      </w:r>
+      <w:r>
+        <w:rPr>
+          <w:rStyle w:val="VerbatimChar"/>
+        </w:rPr>
+        <w:t xml:space="preserve">C(11)−C(10)=311,50</w:t>
+      </w:r>
+      <w:r>
+        <w:t xml:space="preserve">. Custo médio de 0</w:t>
+      </w:r>
+      <w:r>
+        <w:t xml:space="preserve"> </w:t>
+      </w:r>
+      <w:r>
+        <w:t xml:space="preserve">a 10:</w:t>
+      </w:r>
+      <w:r>
+        <w:t xml:space="preserve"> </w:t>
+      </w:r>
+      <w:r>
+        <w:rPr>
+          <w:rStyle w:val="VerbatimChar"/>
+        </w:rPr>
+        <w:t xml:space="preserve">[C(10)−C(0)]/10=130</w:t>
+      </w:r>
+      <w:r>
+        <w:t xml:space="preserve">.</w:t>
+      </w:r>
+      <w:r>
+        <w:t xml:space="preserve"> </w:t>
+      </w:r>
+      <w:r>
+        <w:rPr>
+          <w:bCs/>
+          <w:b/>
+        </w:rPr>
+        <w:t xml:space="preserve">Média 130, taxa local</w:t>
+      </w:r>
+      <w:r>
+        <w:rPr>
+          <w:bCs/>
+          <w:b/>
+        </w:rPr>
+        <w:t xml:space="preserve"> </w:t>
+      </w:r>
+      <w:r>
+        <w:rPr>
+          <w:bCs/>
+          <w:b/>
+        </w:rPr>
+        <w:t xml:space="preserve">290 e incremento exato 311,50</w:t>
+      </w:r>
+      <w:r>
+        <w:t xml:space="preserve"> </w:t>
+      </w:r>
+      <w:r>
+        <w:t xml:space="preserve">são grandezas diferentes.</w:t>
       </w:r>
     </w:p>
     <w:bookmarkEnd w:id="128"/>
@@ -18059,35 +18336,61 @@
         <w:t xml:space="preserve"> </w:t>
       </w:r>
       <w:r>
-        <w:t xml:space="preserve">na 21ª</w:t>
-      </w:r>
-      <w:r>
-        <w:t xml:space="preserve"> </w:t>
-      </w:r>
-      <w:r>
-        <w:t xml:space="preserve">unidade, a receita ainda sobe, mas</w:t>
-      </w:r>
-      <w:r>
-        <w:t xml:space="preserve"> </w:t>
-      </w:r>
-      <w:r>
-        <w:rPr>
-          <w:bCs/>
-          <w:b/>
-        </w:rPr>
-        <w:t xml:space="preserve">menos</w:t>
-      </w:r>
-      <w:r>
-        <w:t xml:space="preserve"> </w:t>
-      </w:r>
-      <w:r>
-        <w:t xml:space="preserve">que antes</w:t>
-      </w:r>
-      <w:r>
-        <w:t xml:space="preserve"> </w:t>
-      </w:r>
-      <w:r>
-        <w:t xml:space="preserve">(números de exemplo) — o preço desconta puxa a taxa para baixo.</w:t>
+        <w:t xml:space="preserve">em</w:t>
+      </w:r>
+      <w:r>
+        <w:t xml:space="preserve"> </w:t>
+      </w:r>
+      <w:r>
+        <w:rPr>
+          <w:rStyle w:val="VerbatimChar"/>
+        </w:rPr>
+        <w:t xml:space="preserve">x=20</w:t>
+      </w:r>
+      <w:r>
+        <w:t xml:space="preserve">, a taxa local da receita ainda é positiva, mas menor</w:t>
+      </w:r>
+      <w:r>
+        <w:t xml:space="preserve"> </w:t>
+      </w:r>
+      <w:r>
+        <w:t xml:space="preserve">que antes. Para uma 21ª unidade inteira, a mudança exata é</w:t>
+      </w:r>
+      <w:r>
+        <w:t xml:space="preserve"> </w:t>
+      </w:r>
+      <w:r>
+        <w:rPr>
+          <w:rStyle w:val="VerbatimChar"/>
+        </w:rPr>
+        <w:t xml:space="preserve">R(21)−R(20)=29,50</w:t>
+      </w:r>
+      <w:r>
+        <w:t xml:space="preserve"> </w:t>
+      </w:r>
+      <w:r>
+        <w:t xml:space="preserve">reais; a derivada é</w:t>
+      </w:r>
+      <w:r>
+        <w:t xml:space="preserve"> </w:t>
+      </w:r>
+      <w:r>
+        <w:rPr>
+          <w:rStyle w:val="VerbatimChar"/>
+        </w:rPr>
+        <w:t xml:space="preserve">15</w:t>
+      </w:r>
+      <w:r>
+        <w:t xml:space="preserve"> </w:t>
+      </w:r>
+      <w:r>
+        <w:t xml:space="preserve">reais</w:t>
+      </w:r>
+      <w:r>
+        <w:t xml:space="preserve"> </w:t>
+      </w:r>
+      <w:r>
+        <w:t xml:space="preserve">por unidade.</w:t>
       </w:r>
     </w:p>
     <w:bookmarkEnd w:id="129"/>
@@ -18932,19 +19235,43 @@
         <w:t xml:space="preserve"> </w:t>
       </w:r>
       <w:r>
-        <w:t xml:space="preserve">exemplo). A Marina lê assim: "em x = 5 estou no topo da receita desse</w:t>
-      </w:r>
-      <w:r>
-        <w:t xml:space="preserve"> </w:t>
-      </w:r>
-      <w:r>
-        <w:t xml:space="preserve">modelo; vender mais uma unidade não aumenta a receita". A U3 vai</w:t>
-      </w:r>
-      <w:r>
-        <w:t xml:space="preserve"> </w:t>
-      </w:r>
-      <w:r>
-        <w:t xml:space="preserve">confirmar se é máximo.</w:t>
+        <w:t xml:space="preserve">exemplo). Isso indica uma taxa local nula naquele ponto, não uma mudança</w:t>
+      </w:r>
+      <w:r>
+        <w:t xml:space="preserve"> </w:t>
+      </w:r>
+      <w:r>
+        <w:t xml:space="preserve">nula ao vender exatamente uma unidade. De fato,</w:t>
+      </w:r>
+      <w:r>
+        <w:t xml:space="preserve"> </w:t>
+      </w:r>
+      <w:r>
+        <w:rPr>
+          <w:rStyle w:val="VerbatimChar"/>
+        </w:rPr>
+        <w:t xml:space="preserve">R(6)−R(5)=38</w:t>
+      </w:r>
+      <w:r>
+        <w:t xml:space="preserve"> </w:t>
+      </w:r>
+      <w:r>
+        <w:t xml:space="preserve">reais neste modelo. A U3 vai confirmar se</w:t>
+      </w:r>
+      <w:r>
+        <w:t xml:space="preserve"> </w:t>
+      </w:r>
+      <w:r>
+        <w:rPr>
+          <w:rStyle w:val="VerbatimChar"/>
+        </w:rPr>
+        <w:t xml:space="preserve">x=5</w:t>
+      </w:r>
+      <w:r>
+        <w:t xml:space="preserve"> </w:t>
+      </w:r>
+      <w:r>
+        <w:t xml:space="preserve">é o máximo.</w:t>
       </w:r>
     </w:p>
     <w:p>
@@ -20397,19 +20724,28 @@
         <w:t xml:space="preserve"> </w:t>
       </w:r>
       <w:r>
-        <w:t xml:space="preserve">+ 15x + 100 (R$, número de exemplo). Calcule C′(x) e C′(8). Responda:</w:t>
-      </w:r>
-      <w:r>
-        <w:t xml:space="preserve"> </w:t>
-      </w:r>
-      <w:r>
-        <w:t xml:space="preserve">"produzir a 9ª unidade custa cerca de R$ ___ (número de exemplo)". Diga</w:t>
-      </w:r>
-      <w:r>
-        <w:t xml:space="preserve"> </w:t>
-      </w:r>
-      <w:r>
-        <w:t xml:space="preserve">se compensa se o preço de venda da próxima unidade for R$ 300</w:t>
+        <w:t xml:space="preserve">+ 15x + 100 (R$, número de exemplo). Calcule C′(x) e C′(8). Interprete</w:t>
+      </w:r>
+      <w:r>
+        <w:t xml:space="preserve"> </w:t>
+      </w:r>
+      <w:r>
+        <w:t xml:space="preserve">como taxa local. Para decidir sobre a 9ª unidade inteira, calcule também</w:t>
+      </w:r>
+      <w:r>
+        <w:t xml:space="preserve"> </w:t>
+      </w:r>
+      <w:r>
+        <w:rPr>
+          <w:rStyle w:val="VerbatimChar"/>
+        </w:rPr>
+        <w:t xml:space="preserve">C(9)−C(8)</w:t>
+      </w:r>
+      <w:r>
+        <w:t xml:space="preserve"> </w:t>
+      </w:r>
+      <w:r>
+        <w:t xml:space="preserve">e compare com o preço de venda de R$ 300</w:t>
       </w:r>
       <w:r>
         <w:t xml:space="preserve"> </w:t>
@@ -20433,25 +20769,37 @@
         <w:t xml:space="preserve"> </w:t>
       </w:r>
       <w:r>
-        <w:t xml:space="preserve">Receita marginal fictícia com a lógica da</w:t>
-      </w:r>
-      <w:r>
-        <w:t xml:space="preserve"> </w:t>
-      </w:r>
-      <w:r>
-        <w:t xml:space="preserve">tabela §3.8: suponha R(x) = 27x − 0,3x² (mil R$, número de exemplo,</w:t>
-      </w:r>
-      <w:r>
-        <w:t xml:space="preserve"> </w:t>
-      </w:r>
-      <w:r>
-        <w:t xml:space="preserve">preço que cai com quantidade). Ache R′(x) e R′(20). A receita ainda sobe</w:t>
-      </w:r>
-      <w:r>
-        <w:t xml:space="preserve"> </w:t>
-      </w:r>
-      <w:r>
-        <w:t xml:space="preserve">na 21ª unidade? Explique em uma frase.</w:t>
+        <w:t xml:space="preserve">Receita marginal fictícia: suponha R(x) =</w:t>
+      </w:r>
+      <w:r>
+        <w:t xml:space="preserve"> </w:t>
+      </w:r>
+      <w:r>
+        <w:t xml:space="preserve">27x − 0,3x² (mil R$, número de exemplo, preço que cai com quantidade).</w:t>
+      </w:r>
+      <w:r>
+        <w:t xml:space="preserve"> </w:t>
+      </w:r>
+      <w:r>
+        <w:t xml:space="preserve">Ache R′(x) e R′(20). A taxa local ainda é positiva? Para uma 21ª unidade</w:t>
+      </w:r>
+      <w:r>
+        <w:t xml:space="preserve"> </w:t>
+      </w:r>
+      <w:r>
+        <w:t xml:space="preserve">inteira, compare</w:t>
+      </w:r>
+      <w:r>
+        <w:t xml:space="preserve"> </w:t>
+      </w:r>
+      <w:r>
+        <w:rPr>
+          <w:rStyle w:val="VerbatimChar"/>
+        </w:rPr>
+        <w:t xml:space="preserve">R(21)−R(20)</w:t>
+      </w:r>
+      <w:r>
+        <w:t xml:space="preserve">.</w:t>
       </w:r>
     </w:p>
     <w:p>
@@ -20663,21 +21011,65 @@
           <w:bCs/>
           <w:b/>
         </w:rPr>
-        <w:t xml:space="preserve">T5 → C′(x) = 1,2x² + 10x + 15; C′(8) = 171,8 ≈ 172.</w:t>
-      </w:r>
-      <w:r>
-        <w:t xml:space="preserve"> </w:t>
-      </w:r>
-      <w:r>
-        <w:t xml:space="preserve">C′(8) = 1,2·64 + 80 + 15 = 76,8 + 95 =</w:t>
-      </w:r>
-      <w:r>
-        <w:t xml:space="preserve"> </w:t>
-      </w:r>
-      <w:r>
-        <w:rPr>
-          <w:bCs/>
-          <w:b/>
+        <w:t xml:space="preserve">T5 → C′(x) = 1,2x² + 10x + 15; C′(8) = 171,8.</w:t>
+      </w:r>
+      <w:r>
+        <w:t xml:space="preserve"> </w:t>
+      </w:r>
+      <w:r>
+        <w:t xml:space="preserve">A</w:t>
+      </w:r>
+      <w:r>
+        <w:t xml:space="preserve"> </w:t>
+      </w:r>
+      <w:r>
+        <w:t xml:space="preserve">derivada é a taxa local perto de 8 unidades. O custo exato da 9ª unidade</w:t>
+      </w:r>
+      <w:r>
+        <w:t xml:space="preserve"> </w:t>
+      </w:r>
+      <w:r>
+        <w:t xml:space="preserve">é</w:t>
+      </w:r>
+      <w:r>
+        <w:t xml:space="preserve"> </w:t>
+      </w:r>
+      <w:r>
+        <w:rPr>
+          <w:rStyle w:val="VerbatimChar"/>
+        </w:rPr>
+        <w:t xml:space="preserve">C(9)−C(8)=186,8</w:t>
+      </w:r>
+      <w:r>
+        <w:t xml:space="preserve"> </w:t>
+      </w:r>
+      <w:r>
+        <w:t xml:space="preserve">reais. Como</w:t>
+      </w:r>
+      <w:r>
+        <w:t xml:space="preserve"> </w:t>
+      </w:r>
+      <w:r>
+        <w:rPr>
+          <w:rStyle w:val="VerbatimChar"/>
+        </w:rPr>
+        <w:t xml:space="preserve">186,8 &lt; 300</w:t>
+      </w:r>
+      <w:r>
+        <w:t xml:space="preserve">,</w:t>
+      </w:r>
+      <w:r>
+        <w:t xml:space="preserve"> </w:t>
+      </w:r>
+      <w:r>
+        <w:t xml:space="preserve">a 9ª unidade compensa no modelo; a derivada</w:t>
+      </w:r>
+      <w:r>
+        <w:t xml:space="preserve"> </w:t>
+      </w:r>
+      <w:r>
+        <w:rPr>
+          <w:rStyle w:val="VerbatimChar"/>
         </w:rPr>
         <w:t xml:space="preserve">171,8</w:t>
       </w:r>
@@ -20685,41 +21077,13 @@
         <w:t xml:space="preserve"> </w:t>
       </w:r>
       <w:r>
-        <w:t xml:space="preserve">(R$,</w:t>
-      </w:r>
-      <w:r>
-        <w:t xml:space="preserve"> </w:t>
-      </w:r>
-      <w:r>
-        <w:t xml:space="preserve">número de exemplo). Frase: "a 9ª unidade custa cerca de R$ 172 (número</w:t>
-      </w:r>
-      <w:r>
-        <w:t xml:space="preserve"> </w:t>
-      </w:r>
-      <w:r>
-        <w:t xml:space="preserve">de exemplo)". Como 172 &lt; 300,</w:t>
-      </w:r>
-      <w:r>
-        <w:t xml:space="preserve"> </w:t>
-      </w:r>
-      <w:r>
-        <w:rPr>
-          <w:bCs/>
-          <w:b/>
-        </w:rPr>
-        <w:t xml:space="preserve">compensa</w:t>
-      </w:r>
-      <w:r>
-        <w:t xml:space="preserve"> </w:t>
-      </w:r>
-      <w:r>
-        <w:t xml:space="preserve">produzir a</w:t>
-      </w:r>
-      <w:r>
-        <w:t xml:space="preserve"> </w:t>
-      </w:r>
-      <w:r>
-        <w:t xml:space="preserve">próxima no modelo.</w:t>
+        <w:t xml:space="preserve">é apenas</w:t>
+      </w:r>
+      <w:r>
+        <w:t xml:space="preserve"> </w:t>
+      </w:r>
+      <w:r>
+        <w:t xml:space="preserve">a aproximação local.</w:t>
       </w:r>
     </w:p>
     <w:p>
@@ -20737,41 +21101,34 @@
         <w:t xml:space="preserve"> </w:t>
       </w:r>
       <w:r>
-        <w:t xml:space="preserve">27 − 12</w:t>
-      </w:r>
-      <w:r>
-        <w:t xml:space="preserve"> </w:t>
-      </w:r>
-      <w:r>
-        <w:t xml:space="preserve">=</w:t>
-      </w:r>
-      <w:r>
-        <w:t xml:space="preserve"> </w:t>
-      </w:r>
-      <w:r>
-        <w:rPr>
-          <w:bCs/>
-          <w:b/>
-        </w:rPr>
-        <w:t xml:space="preserve">15</w:t>
-      </w:r>
-      <w:r>
-        <w:t xml:space="preserve"> </w:t>
-      </w:r>
-      <w:r>
-        <w:t xml:space="preserve">(mil R$/un., número de exemplo). Sim, ainda sobe</w:t>
-      </w:r>
-      <w:r>
-        <w:t xml:space="preserve"> </w:t>
-      </w:r>
-      <w:r>
-        <w:t xml:space="preserve">na 21ª unidade, mas menos que no começo — o desconto puxa a taxa para</w:t>
-      </w:r>
-      <w:r>
-        <w:t xml:space="preserve"> </w:t>
-      </w:r>
-      <w:r>
-        <w:t xml:space="preserve">baixo.</w:t>
+        <w:rPr>
+          <w:rStyle w:val="VerbatimChar"/>
+        </w:rPr>
+        <w:t xml:space="preserve">15 mil R\$/un.</w:t>
+      </w:r>
+      <w:r>
+        <w:t xml:space="preserve"> </w:t>
+      </w:r>
+      <w:r>
+        <w:t xml:space="preserve">é a taxa local. Para a 21ª unidade inteira,</w:t>
+      </w:r>
+      <w:r>
+        <w:t xml:space="preserve"> </w:t>
+      </w:r>
+      <w:r>
+        <w:rPr>
+          <w:rStyle w:val="VerbatimChar"/>
+        </w:rPr>
+        <w:t xml:space="preserve">R(21)−R(20)=14,7 mil R\$</w:t>
+      </w:r>
+      <w:r>
+        <w:t xml:space="preserve">, também positivo. O desconto faz o</w:t>
+      </w:r>
+      <w:r>
+        <w:t xml:space="preserve"> </w:t>
+      </w:r>
+      <w:r>
+        <w:t xml:space="preserve">crescimento da receita desacelerar.</w:t>
       </w:r>
     </w:p>
     <w:p>
@@ -20783,13 +21140,13 @@
           <w:bCs/>
           <w:b/>
         </w:rPr>
-        <w:t xml:space="preserve">T7 → (a) média 130; (b) marginal 290; (c) decisão.</w:t>
-      </w:r>
-      <w:r>
-        <w:t xml:space="preserve"> </w:t>
-      </w:r>
-      <w:r>
-        <w:t xml:space="preserve">(a) C(10) = 500 + 600 + 200 = 1300; média = 1300/10 =</w:t>
+        <w:t xml:space="preserve">T7 → (a) média 130; (b) taxa local 290; (c) decisão.</w:t>
+      </w:r>
+      <w:r>
+        <w:t xml:space="preserve"> </w:t>
+      </w:r>
+      <w:r>
+        <w:t xml:space="preserve">(a) C(10)=1300; média =</w:t>
       </w:r>
       <w:r>
         <w:t xml:space="preserve"> </w:t>
@@ -20802,10 +21159,13 @@
         <w:t xml:space="preserve">130</w:t>
       </w:r>
       <w:r>
-        <w:t xml:space="preserve">. (b) C′(10) =</w:t>
-      </w:r>
-      <w:r>
-        <w:t xml:space="preserve"> </w:t>
+        <w:t xml:space="preserve">. (b)</w:t>
+      </w:r>
+      <w:r>
+        <w:t xml:space="preserve"> </w:t>
+      </w:r>
+      <w:r>
+        <w:t xml:space="preserve">C′(10)=</w:t>
       </w:r>
       <w:r>
         <w:rPr>
@@ -20818,25 +21178,44 @@
         <w:t xml:space="preserve"> </w:t>
       </w:r>
       <w:r>
-        <w:t xml:space="preserve">(ver Exemplo 1).</w:t>
-      </w:r>
-      <w:r>
-        <w:t xml:space="preserve"> </w:t>
-      </w:r>
-      <w:r>
-        <w:t xml:space="preserve">(c) Modelo: "a média olha o passado (130); a marginal olha a próxima</w:t>
-      </w:r>
-      <w:r>
-        <w:t xml:space="preserve"> </w:t>
-      </w:r>
-      <w:r>
-        <w:t xml:space="preserve">(290). Decidir pela média subestima o custo da próxima em 160 e pode dar</w:t>
-      </w:r>
-      <w:r>
-        <w:t xml:space="preserve"> </w:t>
-      </w:r>
-      <w:r>
-        <w:t xml:space="preserve">prejuízo no modelo".</w:t>
+        <w:t xml:space="preserve">(ver Exemplo 1). (c) A média resume o</w:t>
+      </w:r>
+      <w:r>
+        <w:t xml:space="preserve"> </w:t>
+      </w:r>
+      <w:r>
+        <w:t xml:space="preserve">passado; a derivada estima a variação local. Para uma unidade inteira,</w:t>
+      </w:r>
+      <w:r>
+        <w:t xml:space="preserve"> </w:t>
+      </w:r>
+      <w:r>
+        <w:t xml:space="preserve">use</w:t>
+      </w:r>
+      <w:r>
+        <w:t xml:space="preserve"> </w:t>
+      </w:r>
+      <w:r>
+        <w:rPr>
+          <w:rStyle w:val="VerbatimChar"/>
+        </w:rPr>
+        <w:t xml:space="preserve">C(x+1)−C(x)</w:t>
+      </w:r>
+      <w:r>
+        <w:t xml:space="preserve">: de 10 para 11, o incremento é</w:t>
+      </w:r>
+      <w:r>
+        <w:t xml:space="preserve"> </w:t>
+      </w:r>
+      <w:r>
+        <w:rPr>
+          <w:bCs/>
+          <w:b/>
+        </w:rPr>
+        <w:t xml:space="preserve">311,50</w:t>
+      </w:r>
+      <w:r>
+        <w:t xml:space="preserve">, não 290.</w:t>
       </w:r>
     </w:p>
     <w:bookmarkEnd w:id="137"/>
@@ -20944,13 +21323,25 @@
         <w:t xml:space="preserve"> </w:t>
       </w:r>
       <w:r>
-        <w:t xml:space="preserve">É quanto custa a próxima unidade, não a</w:t>
-      </w:r>
-      <w:r>
-        <w:t xml:space="preserve"> </w:t>
-      </w:r>
-      <w:r>
-        <w:t xml:space="preserve">média. Q2 →</w:t>
+        <w:t xml:space="preserve">É a taxa local; para uma unidade inteira, a</w:t>
+      </w:r>
+      <w:r>
+        <w:t xml:space="preserve"> </w:t>
+      </w:r>
+      <w:r>
+        <w:t xml:space="preserve">diferença exata é</w:t>
+      </w:r>
+      <w:r>
+        <w:t xml:space="preserve"> </w:t>
+      </w:r>
+      <w:r>
+        <w:rPr>
+          <w:rStyle w:val="VerbatimChar"/>
+        </w:rPr>
+        <w:t xml:space="preserve">C(x+1)−C(x)</w:t>
+      </w:r>
+      <w:r>
+        <w:t xml:space="preserve">. Q2 →</w:t>
       </w:r>
       <w:r>
         <w:t xml:space="preserve"> </w:t>
@@ -20982,7 +21373,13 @@
         <w:t xml:space="preserve"> </w:t>
       </w:r>
       <w:r>
-        <w:t xml:space="preserve">Precisa multiplicar pela derivada do recheio.</w:t>
+        <w:t xml:space="preserve">Precisa multiplicar</w:t>
+      </w:r>
+      <w:r>
+        <w:t xml:space="preserve"> </w:t>
+      </w:r>
+      <w:r>
+        <w:t xml:space="preserve">pela derivada do recheio.</w:t>
       </w:r>
     </w:p>
     <w:bookmarkStart w:id="138" w:name="Xea0ba30364f5bfaa2465f48a4da6a5279da723c"/>
@@ -21065,29 +21462,44 @@
         <w:t xml:space="preserve"> </w:t>
       </w:r>
       <w:r>
-        <w:t xml:space="preserve">(R$, x = canecas, número de exemplo). Ela precisa do</w:t>
-      </w:r>
-      <w:r>
-        <w:t xml:space="preserve"> </w:t>
-      </w:r>
-      <w:r>
-        <w:rPr>
-          <w:bCs/>
-          <w:b/>
-        </w:rPr>
-        <w:t xml:space="preserve">custo marginal na 100ª caneca</w:t>
-      </w:r>
-      <w:r>
-        <w:t xml:space="preserve"> </w:t>
-      </w:r>
-      <w:r>
-        <w:t xml:space="preserve">para decidir se produz a</w:t>
-      </w:r>
-      <w:r>
-        <w:t xml:space="preserve"> </w:t>
-      </w:r>
-      <w:r>
-        <w:t xml:space="preserve">101ª, que vende a R$ 60 (fictício).</w:t>
+        <w:t xml:space="preserve">(R$, x = canecas, número de exemplo). Ela quer a</w:t>
+      </w:r>
+      <w:r>
+        <w:t xml:space="preserve"> </w:t>
+      </w:r>
+      <w:r>
+        <w:rPr>
+          <w:bCs/>
+          <w:b/>
+        </w:rPr>
+        <w:t xml:space="preserve">taxa marginal local perto de 100 canecas</w:t>
+      </w:r>
+      <w:r>
+        <w:t xml:space="preserve">. Para decidir</w:t>
+      </w:r>
+      <w:r>
+        <w:t xml:space="preserve"> </w:t>
+      </w:r>
+      <w:r>
+        <w:t xml:space="preserve">sobre a 101ª caneca inteira, que vende a R$ 60, também deve comparar o</w:t>
+      </w:r>
+      <w:r>
+        <w:t xml:space="preserve"> </w:t>
+      </w:r>
+      <w:r>
+        <w:t xml:space="preserve">incremento exato</w:t>
+      </w:r>
+      <w:r>
+        <w:t xml:space="preserve"> </w:t>
+      </w:r>
+      <w:r>
+        <w:rPr>
+          <w:rStyle w:val="VerbatimChar"/>
+        </w:rPr>
+        <w:t xml:space="preserve">C(101)−C(100)</w:t>
+      </w:r>
+      <w:r>
+        <w:t xml:space="preserve">.</w:t>
       </w:r>
     </w:p>
     <w:p>
@@ -21356,13 +21768,28 @@
         <w:t xml:space="preserve"> </w:t>
       </w:r>
       <w:r>
-        <w:t xml:space="preserve">marginal 55 ≠ média 39 — a próxima caneca</w:t>
-      </w:r>
-      <w:r>
-        <w:t xml:space="preserve"> </w:t>
-      </w:r>
-      <w:r>
-        <w:t xml:space="preserve">custa mais que a média do passado (números de exemplo).</w:t>
+        <w:t xml:space="preserve">a taxa local 55 é diferente da média 39.</w:t>
+      </w:r>
+      <w:r>
+        <w:t xml:space="preserve"> </w:t>
+      </w:r>
+      <w:r>
+        <w:t xml:space="preserve">Para uma 101ª caneca inteira,</w:t>
+      </w:r>
+      <w:r>
+        <w:t xml:space="preserve"> </w:t>
+      </w:r>
+      <w:r>
+        <w:rPr>
+          <w:rStyle w:val="VerbatimChar"/>
+        </w:rPr>
+        <w:t xml:space="preserve">C(101)−C(100)=55,20</w:t>
+      </w:r>
+      <w:r>
+        <w:t xml:space="preserve"> </w:t>
+      </w:r>
+      <w:r>
+        <w:t xml:space="preserve">reais.</w:t>
       </w:r>
     </w:p>
     <w:p>
@@ -21384,13 +21811,40 @@
         <w:t xml:space="preserve"> </w:t>
       </w:r>
       <w:r>
-        <w:t xml:space="preserve">55 &lt; 60 → produzir a 101ª caneca</w:t>
-      </w:r>
-      <w:r>
-        <w:t xml:space="preserve"> </w:t>
-      </w:r>
-      <w:r>
-        <w:t xml:space="preserve">compensa no modelo: ela devolve R$ 60 e custa cerca de R$ 55.</w:t>
+        <w:rPr>
+          <w:rStyle w:val="VerbatimChar"/>
+        </w:rPr>
+        <w:t xml:space="preserve">55,20 &lt; 60</w:t>
+      </w:r>
+      <w:r>
+        <w:t xml:space="preserve">; portanto,</w:t>
+      </w:r>
+      <w:r>
+        <w:t xml:space="preserve"> </w:t>
+      </w:r>
+      <w:r>
+        <w:t xml:space="preserve">produzir a 101ª caneca compensa no modelo. A derivada</w:t>
+      </w:r>
+      <w:r>
+        <w:t xml:space="preserve"> </w:t>
+      </w:r>
+      <w:r>
+        <w:rPr>
+          <w:rStyle w:val="VerbatimChar"/>
+        </w:rPr>
+        <w:t xml:space="preserve">55</w:t>
+      </w:r>
+      <w:r>
+        <w:t xml:space="preserve"> </w:t>
+      </w:r>
+      <w:r>
+        <w:t xml:space="preserve">é</w:t>
+      </w:r>
+      <w:r>
+        <w:t xml:space="preserve"> </w:t>
+      </w:r>
+      <w:r>
+        <w:t xml:space="preserve">a aproximação local, não o custo exato da unidade.</w:t>
       </w:r>
     </w:p>
     <w:p>
@@ -21412,19 +21866,13 @@
         <w:t xml:space="preserve"> </w:t>
       </w:r>
       <w:r>
-        <w:t xml:space="preserve">a média olha as 100</w:t>
-      </w:r>
-      <w:r>
-        <w:t xml:space="preserve"> </w:t>
-      </w:r>
-      <w:r>
-        <w:t xml:space="preserve">primeiras canecas; a marginal olha só a 101ª. São contas</w:t>
-      </w:r>
-      <w:r>
-        <w:t xml:space="preserve"> </w:t>
-      </w:r>
-      <w:r>
-        <w:t xml:space="preserve">diferentes.</w:t>
+        <w:t xml:space="preserve">média, taxa local e</w:t>
+      </w:r>
+      <w:r>
+        <w:t xml:space="preserve"> </w:t>
+      </w:r>
+      <w:r>
+        <w:t xml:space="preserve">incremento exato respondem a perguntas diferentes.</w:t>
       </w:r>
     </w:p>
     <w:p>
@@ -21446,19 +21894,19 @@
         <w:t xml:space="preserve"> </w:t>
       </w:r>
       <w:r>
-        <w:t xml:space="preserve">"o custo marginal na 100ª caneca é</w:t>
-      </w:r>
-      <w:r>
-        <w:t xml:space="preserve"> </w:t>
-      </w:r>
-      <w:r>
-        <w:t xml:space="preserve">R$ 55 (número de exemplo); como o preço é R$ 60, produzir mais</w:t>
-      </w:r>
-      <w:r>
-        <w:t xml:space="preserve"> </w:t>
-      </w:r>
-      <w:r>
-        <w:t xml:space="preserve">compensa".</w:t>
+        <w:t xml:space="preserve">"a taxa marginal local em 100</w:t>
+      </w:r>
+      <w:r>
+        <w:t xml:space="preserve"> </w:t>
+      </w:r>
+      <w:r>
+        <w:t xml:space="preserve">canecas é R$ 55/caneca; o custo exato da 101ª é R$ 55,20 e o preço é R$</w:t>
+      </w:r>
+      <w:r>
+        <w:t xml:space="preserve"> </w:t>
+      </w:r>
+      <w:r>
+        <w:t xml:space="preserve">60".</w:t>
       </w:r>
     </w:p>
     <w:p>
@@ -21544,11 +21992,7 @@
         <w:pStyle w:val="FirstParagraph"/>
       </w:pPr>
       <w:r>
-        <w:rPr>
-          <w:bCs/>
-          <w:b/>
-        </w:rPr>
-        <w:t xml:space="preserve">Gabarito do guia U2 (com as lacunas preenchidas)</w:t>
+        <w:t xml:space="preserve">Gabarito do guia (abrir depois de tentar)</w:t>
       </w:r>
     </w:p>
     <w:p>
@@ -21658,19 +22102,41 @@
           <w:bCs/>
           <w:b/>
         </w:rPr>
-        <w:t xml:space="preserve">C′(x) = 0,4x + 15; C′(100) = 55</w:t>
-      </w:r>
-      <w:r>
-        <w:t xml:space="preserve"> </w:t>
-      </w:r>
-      <w:r>
-        <w:t xml:space="preserve">(R$/caneca, número de exemplo). Decisão: produzir a 101ª (55 &lt;</w:t>
-      </w:r>
-      <w:r>
-        <w:t xml:space="preserve"> </w:t>
-      </w:r>
-      <w:r>
-        <w:t xml:space="preserve">60).</w:t>
+        <w:t xml:space="preserve">C′(x) = 0,4x + 15; C′(100)=55</w:t>
+      </w:r>
+      <w:r>
+        <w:t xml:space="preserve"> </w:t>
+      </w:r>
+      <w:r>
+        <w:t xml:space="preserve">(R$/caneca, taxa local).</w:t>
+      </w:r>
+      <w:r>
+        <w:t xml:space="preserve"> </w:t>
+      </w:r>
+      <w:r>
+        <w:rPr>
+          <w:bCs/>
+          <w:b/>
+        </w:rPr>
+        <w:t xml:space="preserve">C(101)−C(100)=55,20</w:t>
+      </w:r>
+      <w:r>
+        <w:t xml:space="preserve"> </w:t>
+      </w:r>
+      <w:r>
+        <w:t xml:space="preserve">(R$/caneca, incremento exato). Decisão: produzir a 101ª, pois</w:t>
+      </w:r>
+      <w:r>
+        <w:t xml:space="preserve"> </w:t>
+      </w:r>
+      <w:r>
+        <w:rPr>
+          <w:rStyle w:val="VerbatimChar"/>
+        </w:rPr>
+        <w:t xml:space="preserve">55,20&lt;60</w:t>
+      </w:r>
+      <w:r>
+        <w:t xml:space="preserve">.</w:t>
       </w:r>
     </w:p>
     <w:p>
@@ -22138,7 +22604,7 @@
               <w:jc w:val="left"/>
             </w:pPr>
             <w:r>
-              <w:t xml:space="preserve">Quanto muda a próxima unidade?</w:t>
+              <w:t xml:space="preserve">Quanto o custo/receita varia agora?</w:t>
             </w:r>
           </w:p>
         </w:tc>
@@ -22162,7 +22628,7 @@
               <w:jc w:val="left"/>
             </w:pPr>
             <w:r>
-              <w:t xml:space="preserve">Custo marginal na 40ª unidade</w:t>
+              <w:t xml:space="preserve">Estimativa local; use diferença exata para unidade inteira</w:t>
             </w:r>
           </w:p>
         </w:tc>
@@ -22686,20 +23152,13 @@
         <w:t xml:space="preserve"> </w:t>
       </w:r>
       <w:r>
-        <w:t xml:space="preserve">quanto muda o custo/receita</w:t>
-      </w:r>
-      <w:r>
-        <w:t xml:space="preserve"> </w:t>
-      </w:r>
-      <w:r>
-        <w:rPr>
-          <w:bCs/>
-          <w:b/>
-        </w:rPr>
-        <w:t xml:space="preserve">na próxima unidade</w:t>
-      </w:r>
-      <w:r>
-        <w:t xml:space="preserve">.</w:t>
+        <w:t xml:space="preserve">estimativa local de quanto o custo</w:t>
+      </w:r>
+      <w:r>
+        <w:t xml:space="preserve"> </w:t>
+      </w:r>
+      <w:r>
+        <w:t xml:space="preserve">ou a receita muda para um pequeno aumento.</w:t>
       </w:r>
     </w:p>
     <w:p>
@@ -23468,23 +23927,7 @@
               <w:jc w:val="left"/>
             </w:pPr>
             <w:r>
-              <w:t xml:space="preserve">Quanto a</w:t>
-            </w:r>
-            <w:r>
-              <w:t xml:space="preserve"> </w:t>
-            </w:r>
-            <w:r>
-              <w:rPr>
-                <w:bCs/>
-                <w:b/>
-              </w:rPr>
-              <w:t xml:space="preserve">próxima unidade</w:t>
-            </w:r>
-            <w:r>
-              <w:t xml:space="preserve"> </w:t>
-            </w:r>
-            <w:r>
-              <w:t xml:space="preserve">puxa de custo</w:t>
+              <w:t xml:space="preserve">Estimativa local da variação do custo por unidade adicional</w:t>
             </w:r>
           </w:p>
         </w:tc>
@@ -24920,56 +25363,59 @@
         <w:t xml:space="preserve"> </w:t>
       </w:r>
       <w:r>
-        <w:t xml:space="preserve">da</w:t>
-      </w:r>
-      <w:r>
-        <w:t xml:space="preserve"> </w:t>
-      </w:r>
-      <w:r>
-        <w:rPr>
-          <w:bCs/>
-          <w:b/>
-        </w:rPr>
-        <w:t xml:space="preserve">40ª para a 41ª</w:t>
-      </w:r>
-      <w:r>
-        <w:rPr>
-          <w:bCs/>
-          <w:b/>
-        </w:rPr>
-        <w:t xml:space="preserve"> </w:t>
-      </w:r>
-      <w:r>
-        <w:rPr>
-          <w:bCs/>
-          <w:b/>
-        </w:rPr>
-        <w:t xml:space="preserve">unidade</w:t>
-      </w:r>
-      <w:r>
-        <w:t xml:space="preserve">, o custo sobe cerca de</w:t>
-      </w:r>
-      <w:r>
-        <w:t xml:space="preserve"> </w:t>
-      </w:r>
-      <w:r>
-        <w:rPr>
-          <w:bCs/>
-          <w:b/>
-        </w:rPr>
-        <w:t xml:space="preserve">R$ 500</w:t>
-      </w:r>
-      <w:r>
-        <w:t xml:space="preserve"> </w:t>
-      </w:r>
-      <w:r>
-        <w:t xml:space="preserve">(número</w:t>
-      </w:r>
-      <w:r>
-        <w:t xml:space="preserve"> </w:t>
-      </w:r>
-      <w:r>
-        <w:t xml:space="preserve">de exemplo) — a unidade marginal.</w:t>
+        <w:t xml:space="preserve">a taxa marginal local em</w:t>
+      </w:r>
+      <w:r>
+        <w:t xml:space="preserve"> </w:t>
+      </w:r>
+      <w:r>
+        <w:rPr>
+          <w:rStyle w:val="VerbatimChar"/>
+        </w:rPr>
+        <w:t xml:space="preserve">x=40</w:t>
+      </w:r>
+      <w:r>
+        <w:t xml:space="preserve"> </w:t>
+      </w:r>
+      <w:r>
+        <w:t xml:space="preserve">é</w:t>
+      </w:r>
+      <w:r>
+        <w:t xml:space="preserve"> </w:t>
+      </w:r>
+      <w:r>
+        <w:rPr>
+          <w:bCs/>
+          <w:b/>
+        </w:rPr>
+        <w:t xml:space="preserve">R$ 500 por unidade</w:t>
+      </w:r>
+      <w:r>
+        <w:t xml:space="preserve"> </w:t>
+      </w:r>
+      <w:r>
+        <w:t xml:space="preserve">(número de exemplo). O incremento</w:t>
+      </w:r>
+      <w:r>
+        <w:t xml:space="preserve"> </w:t>
+      </w:r>
+      <w:r>
+        <w:t xml:space="preserve">exato de 40 para 41 é</w:t>
+      </w:r>
+      <w:r>
+        <w:t xml:space="preserve"> </w:t>
+      </w:r>
+      <w:r>
+        <w:rPr>
+          <w:rStyle w:val="VerbatimChar"/>
+        </w:rPr>
+        <w:t xml:space="preserve">C(41)−C(40)=509,05</w:t>
+      </w:r>
+      <w:r>
+        <w:t xml:space="preserve"> </w:t>
+      </w:r>
+      <w:r>
+        <w:t xml:space="preserve">reais.</w:t>
       </w:r>
       <w:r>
         <w:t xml:space="preserve"> </w:t>
@@ -24985,19 +25431,13 @@
         <w:t xml:space="preserve"> </w:t>
       </w:r>
       <w:r>
-        <w:t xml:space="preserve">se o preço de venda</w:t>
-      </w:r>
-      <w:r>
-        <w:t xml:space="preserve"> </w:t>
-      </w:r>
-      <w:r>
-        <w:t xml:space="preserve">da próxima unidade &gt; 500, produzir compensa (raciocínio marginal</w:t>
-      </w:r>
-      <w:r>
-        <w:t xml:space="preserve"> </w:t>
-      </w:r>
-      <w:r>
-        <w:t xml:space="preserve">clássico).</w:t>
+        <w:t xml:space="preserve">para uma unidade inteira, compare esse valor exato com</w:t>
+      </w:r>
+      <w:r>
+        <w:t xml:space="preserve"> </w:t>
+      </w:r>
+      <w:r>
+        <w:t xml:space="preserve">o preço de venda; a derivada é a aproximação local.</w:t>
       </w:r>
     </w:p>
     <w:bookmarkEnd w:id="160"/>
@@ -27941,11 +28381,7 @@
         <w:pStyle w:val="FirstParagraph"/>
       </w:pPr>
       <w:r>
-        <w:rPr>
-          <w:bCs/>
-          <w:b/>
-        </w:rPr>
-        <w:t xml:space="preserve">Gabarito do guia U3 (com as lacunas preenchidas)</w:t>
+        <w:t xml:space="preserve">Gabarito do guia (abrir depois de tentar)</w:t>
       </w:r>
     </w:p>
     <w:p>
@@ -28258,13 +28694,25 @@
         <w:t xml:space="preserve"> </w:t>
       </w:r>
       <w:r>
-        <w:t xml:space="preserve">como volta ao custo total? Integrando — e lembrando do custo fixo (+</w:t>
-      </w:r>
-      <w:r>
-        <w:t xml:space="preserve"> </w:t>
-      </w:r>
-      <w:r>
-        <w:t xml:space="preserve">C).</w:t>
+        <w:t xml:space="preserve">como volta ao custo total? Integrando — e usando a condição inicial para</w:t>
+      </w:r>
+      <w:r>
+        <w:t xml:space="preserve"> </w:t>
+      </w:r>
+      <w:r>
+        <w:t xml:space="preserve">fixar a constante</w:t>
+      </w:r>
+      <w:r>
+        <w:t xml:space="preserve"> </w:t>
+      </w:r>
+      <w:r>
+        <w:rPr>
+          <w:rStyle w:val="VerbatimChar"/>
+        </w:rPr>
+        <w:t xml:space="preserve">+ C</w:t>
+      </w:r>
+      <w:r>
+        <w:t xml:space="preserve">.</w:t>
       </w:r>
     </w:p>
     <w:p>
@@ -28409,7 +28857,7 @@
               <w:jc w:val="left"/>
             </w:pPr>
             <w:r>
-              <w:t xml:space="preserve">Receita total em 10 meses</w:t>
+              <w:t xml:space="preserve">Total líquido; total físico se a taxa for não negativa</w:t>
             </w:r>
           </w:p>
         </w:tc>
@@ -28894,13 +29342,91 @@
         <w:pStyle w:val="Compact"/>
       </w:pPr>
       <w:r>
-        <w:t xml:space="preserve">Esse vão integrado de a até b é o lucro/prejuízo acumulado no</w:t>
-      </w:r>
-      <w:r>
-        <w:t xml:space="preserve"> </w:t>
-      </w:r>
-      <w:r>
-        <w:t xml:space="preserve">período.</w:t>
+        <w:t xml:space="preserve">A integral de</w:t>
+      </w:r>
+      <w:r>
+        <w:t xml:space="preserve"> </w:t>
+      </w:r>
+      <w:r>
+        <w:rPr>
+          <w:rStyle w:val="VerbatimChar"/>
+        </w:rPr>
+        <w:t xml:space="preserve">R−C</w:t>
+      </w:r>
+      <w:r>
+        <w:t xml:space="preserve"> </w:t>
+      </w:r>
+      <w:r>
+        <w:t xml:space="preserve">é o</w:t>
+      </w:r>
+      <w:r>
+        <w:t xml:space="preserve"> </w:t>
+      </w:r>
+      <w:r>
+        <w:rPr>
+          <w:bCs/>
+          <w:b/>
+        </w:rPr>
+        <w:t xml:space="preserve">lucro líquido</w:t>
+      </w:r>
+      <w:r>
+        <w:rPr>
+          <w:bCs/>
+          <w:b/>
+        </w:rPr>
+        <w:t xml:space="preserve"> </w:t>
+      </w:r>
+      <w:r>
+        <w:rPr>
+          <w:bCs/>
+          <w:b/>
+        </w:rPr>
+        <w:t xml:space="preserve">acumulado</w:t>
+      </w:r>
+      <w:r>
+        <w:t xml:space="preserve"> </w:t>
+      </w:r>
+      <w:r>
+        <w:t xml:space="preserve">quando</w:t>
+      </w:r>
+      <w:r>
+        <w:t xml:space="preserve"> </w:t>
+      </w:r>
+      <w:r>
+        <w:rPr>
+          <w:rStyle w:val="VerbatimChar"/>
+        </w:rPr>
+        <w:t xml:space="preserve">R≥C</w:t>
+      </w:r>
+      <w:r>
+        <w:t xml:space="preserve"> </w:t>
+      </w:r>
+      <w:r>
+        <w:t xml:space="preserve">no intervalo. Se as curvas se</w:t>
+      </w:r>
+      <w:r>
+        <w:t xml:space="preserve"> </w:t>
+      </w:r>
+      <w:r>
+        <w:t xml:space="preserve">cruzarem, quebre o intervalo: a área geométrica usa</w:t>
+      </w:r>
+      <w:r>
+        <w:t xml:space="preserve"> </w:t>
+      </w:r>
+      <w:r>
+        <w:rPr>
+          <w:rStyle w:val="VerbatimChar"/>
+        </w:rPr>
+        <w:t xml:space="preserve">|R−C|</w:t>
+      </w:r>
+      <w:r>
+        <w:t xml:space="preserve">,</w:t>
+      </w:r>
+      <w:r>
+        <w:t xml:space="preserve"> </w:t>
+      </w:r>
+      <w:r>
+        <w:t xml:space="preserve">enquanto a integral preserva o sinal.</w:t>
       </w:r>
     </w:p>
     <w:bookmarkEnd w:id="182"/>
@@ -29190,29 +29716,82 @@
         <w:t xml:space="preserve"> </w:t>
       </w:r>
       <w:r>
-        <w:t xml:space="preserve">Derivada de constante é 0. Existem</w:t>
-      </w:r>
-      <w:r>
-        <w:t xml:space="preserve"> </w:t>
-      </w:r>
-      <w:r>
-        <w:rPr>
-          <w:bCs/>
-          <w:b/>
-        </w:rPr>
-        <w:t xml:space="preserve">infinitas</w:t>
-      </w:r>
-      <w:r>
-        <w:t xml:space="preserve"> </w:t>
-      </w:r>
-      <w:r>
-        <w:t xml:space="preserve">antiderivadas que diferem só por uma</w:t>
-      </w:r>
-      <w:r>
-        <w:t xml:space="preserve"> </w:t>
-      </w:r>
-      <w:r>
-        <w:t xml:space="preserve">constante (o "custo inicial" que só o lançamento real revela).</w:t>
+        <w:t xml:space="preserve">A derivada de uma constante é zero,</w:t>
+      </w:r>
+      <w:r>
+        <w:t xml:space="preserve"> </w:t>
+      </w:r>
+      <w:r>
+        <w:t xml:space="preserve">então existem infinitas antiderivadas que diferem por uma constante.</w:t>
+      </w:r>
+      <w:r>
+        <w:t xml:space="preserve"> </w:t>
+      </w:r>
+      <w:r>
+        <w:t xml:space="preserve">Quando a antiderivativa base é escolhida com</w:t>
+      </w:r>
+      <w:r>
+        <w:t xml:space="preserve"> </w:t>
+      </w:r>
+      <w:r>
+        <w:rPr>
+          <w:rStyle w:val="VerbatimChar"/>
+        </w:rPr>
+        <w:t xml:space="preserve">F(0)=0</w:t>
+      </w:r>
+      <w:r>
+        <w:t xml:space="preserve">, o</w:t>
+      </w:r>
+      <w:r>
+        <w:t xml:space="preserve"> </w:t>
+      </w:r>
+      <w:r>
+        <w:t xml:space="preserve">valor de</w:t>
+      </w:r>
+      <w:r>
+        <w:t xml:space="preserve"> </w:t>
+      </w:r>
+      <w:r>
+        <w:rPr>
+          <w:rStyle w:val="VerbatimChar"/>
+        </w:rPr>
+        <w:t xml:space="preserve">C</w:t>
+      </w:r>
+      <w:r>
+        <w:t xml:space="preserve"> </w:t>
+      </w:r>
+      <w:r>
+        <w:t xml:space="preserve">coincide com o valor inicial da função; em</w:t>
+      </w:r>
+      <w:r>
+        <w:t xml:space="preserve"> </w:t>
+      </w:r>
+      <w:r>
+        <w:t xml:space="preserve">geral, a condição inicial é que determina</w:t>
+      </w:r>
+      <w:r>
+        <w:t xml:space="preserve"> </w:t>
+      </w:r>
+      <w:r>
+        <w:rPr>
+          <w:rStyle w:val="VerbatimChar"/>
+        </w:rPr>
+        <w:t xml:space="preserve">C</w:t>
+      </w:r>
+      <w:r>
+        <w:t xml:space="preserve">. Ele pode</w:t>
+      </w:r>
+      <w:r>
+        <w:t xml:space="preserve"> </w:t>
+      </w:r>
+      <w:r>
+        <w:t xml:space="preserve">representar custo fixo inicial, estoque inicial ou outro valor de</w:t>
+      </w:r>
+      <w:r>
+        <w:t xml:space="preserve"> </w:t>
+      </w:r>
+      <w:r>
+        <w:t xml:space="preserve">partida, mas não é automaticamente "custo fixo".</w:t>
       </w:r>
     </w:p>
     <w:p>
@@ -29377,13 +29956,64 @@
         <w:t xml:space="preserve"> </w:t>
       </w:r>
       <w:r>
-        <w:t xml:space="preserve">integral. Custo fixo → + C. Receita do trimestre → definida. Lucro</w:t>
-      </w:r>
-      <w:r>
-        <w:t xml:space="preserve"> </w:t>
-      </w:r>
-      <w:r>
-        <w:t xml:space="preserve">acumulado → área entre curvas.</w:t>
+        <w:t xml:space="preserve">integral. Condição inicial → determina</w:t>
+      </w:r>
+      <w:r>
+        <w:t xml:space="preserve"> </w:t>
+      </w:r>
+      <w:r>
+        <w:rPr>
+          <w:rStyle w:val="VerbatimChar"/>
+        </w:rPr>
+        <w:t xml:space="preserve">+ C</w:t>
+      </w:r>
+      <w:r>
+        <w:t xml:space="preserve">; um custo fixo</w:t>
+      </w:r>
+      <w:r>
+        <w:t xml:space="preserve"> </w:t>
+      </w:r>
+      <w:r>
+        <w:t xml:space="preserve">inicial é apenas uma possibilidade. Receita do trimestre → definida.</w:t>
+      </w:r>
+      <w:r>
+        <w:t xml:space="preserve"> </w:t>
+      </w:r>
+      <w:r>
+        <w:t xml:space="preserve">Lucro acumulado → integral de</w:t>
+      </w:r>
+      <w:r>
+        <w:t xml:space="preserve"> </w:t>
+      </w:r>
+      <w:r>
+        <w:rPr>
+          <w:rStyle w:val="VerbatimChar"/>
+        </w:rPr>
+        <w:t xml:space="preserve">R−C</w:t>
+      </w:r>
+      <w:r>
+        <w:t xml:space="preserve">; para área geométrica,</w:t>
+      </w:r>
+      <w:r>
+        <w:t xml:space="preserve"> </w:t>
+      </w:r>
+      <w:r>
+        <w:t xml:space="preserve">use</w:t>
+      </w:r>
+      <w:r>
+        <w:t xml:space="preserve"> </w:t>
+      </w:r>
+      <w:r>
+        <w:rPr>
+          <w:rStyle w:val="VerbatimChar"/>
+        </w:rPr>
+        <w:t xml:space="preserve">|R−C|</w:t>
+      </w:r>
+      <w:r>
+        <w:t xml:space="preserve"> </w:t>
+      </w:r>
+      <w:r>
+        <w:t xml:space="preserve">e quebre o intervalo nos cruzamentos.</w:t>
       </w:r>
     </w:p>
     <w:bookmarkEnd w:id="183"/>
@@ -29473,23 +30103,16 @@
               <w:jc w:val="left"/>
             </w:pPr>
             <w:r>
-              <w:t xml:space="preserve">Custo</w:t>
+              <w:t xml:space="preserve">Família de funções de custo total; a condição inicial fixa</w:t>
             </w:r>
             <w:r>
               <w:t xml:space="preserve"> </w:t>
             </w:r>
             <w:r>
               <w:rPr>
-                <w:bCs/>
-                <w:b/>
+                <w:rStyle w:val="VerbatimChar"/>
               </w:rPr>
-              <w:t xml:space="preserve">total</w:t>
-            </w:r>
-            <w:r>
-              <w:t xml:space="preserve"> </w:t>
-            </w:r>
-            <w:r>
-              <w:t xml:space="preserve">(+ C = custo fixo inicial)</w:t>
+              <w:t xml:space="preserve">+ C</w:t>
             </w:r>
           </w:p>
         </w:tc>
@@ -29525,23 +30148,13 @@
               <w:jc w:val="left"/>
             </w:pPr>
             <w:r>
-              <w:t xml:space="preserve">Vendas</w:t>
+              <w:t xml:space="preserve">Vendas acumuladas no período quando a taxa é não negativa; caso</w:t>
             </w:r>
             <w:r>
               <w:t xml:space="preserve"> </w:t>
             </w:r>
             <w:r>
-              <w:rPr>
-                <w:bCs/>
-                <w:b/>
-              </w:rPr>
-              <w:t xml:space="preserve">acumuladas</w:t>
-            </w:r>
-            <w:r>
-              <w:t xml:space="preserve"> </w:t>
-            </w:r>
-            <w:r>
-              <w:t xml:space="preserve">no período</w:t>
+              <w:t xml:space="preserve">contrário, saldo líquido</w:t>
             </w:r>
           </w:p>
         </w:tc>
@@ -29577,13 +30190,13 @@
               <w:t xml:space="preserve"> </w:t>
             </w:r>
             <w:r>
-              <w:t xml:space="preserve">do período (soma de "fatias" de cada</w:t>
+              <w:t xml:space="preserve">do período se a taxa for não</w:t>
             </w:r>
             <w:r>
               <w:t xml:space="preserve"> </w:t>
             </w:r>
             <w:r>
-              <w:t xml:space="preserve">mês)</w:t>
+              <w:t xml:space="preserve">negativa; caso contrário, saldo líquido</w:t>
             </w:r>
           </w:p>
         </w:tc>
@@ -29655,13 +30268,10 @@
                 <w:bCs/>
                 <w:b/>
               </w:rPr>
-              <w:t xml:space="preserve">Prejuízo/lucro acumulado</w:t>
+              <w:t xml:space="preserve">Lucro líquido acumulado</w:t>
             </w:r>
             <w:r>
-              <w:t xml:space="preserve"> </w:t>
-            </w:r>
-            <w:r>
-              <w:t xml:space="preserve">no intervalo</w:t>
+              <w:t xml:space="preserve">; use `</w:t>
             </w:r>
           </w:p>
         </w:tc>
@@ -30351,13 +30961,25 @@
         <w:t xml:space="preserve"> </w:t>
       </w:r>
       <w:r>
-        <w:t xml:space="preserve">(R$ por unidade). Qual o</w:t>
-      </w:r>
-      <w:r>
-        <w:t xml:space="preserve"> </w:t>
-      </w:r>
-      <w:r>
-        <w:t xml:space="preserve">custo total (sem custo fixo)?</w:t>
+        <w:t xml:space="preserve">(R$ por unidade). Qual é</w:t>
+      </w:r>
+      <w:r>
+        <w:t xml:space="preserve"> </w:t>
+      </w:r>
+      <w:r>
+        <w:t xml:space="preserve">a família de funções de custo total? O enunciado não fornece o custo em</w:t>
+      </w:r>
+      <w:r>
+        <w:t xml:space="preserve"> </w:t>
+      </w:r>
+      <w:r>
+        <w:rPr>
+          <w:rStyle w:val="VerbatimChar"/>
+        </w:rPr>
+        <w:t xml:space="preserve">x=0</w:t>
+      </w:r>
+      <w:r>
+        <w:t xml:space="preserve">.</w:t>
       </w:r>
     </w:p>
     <w:p>
@@ -30472,44 +31094,115 @@
         <w:t xml:space="preserve"> </w:t>
       </w:r>
       <w:r>
-        <w:t xml:space="preserve">custo total =</w:t>
-      </w:r>
-      <w:r>
-        <w:t xml:space="preserve"> </w:t>
-      </w:r>
-      <w:r>
-        <w:rPr>
-          <w:bCs/>
-          <w:b/>
-        </w:rPr>
-        <w:t xml:space="preserve">2x³ + 4x² +</w:t>
-      </w:r>
-      <w:r>
-        <w:rPr>
-          <w:bCs/>
-          <w:b/>
-        </w:rPr>
-        <w:t xml:space="preserve"> </w:t>
-      </w:r>
-      <w:r>
-        <w:rPr>
-          <w:bCs/>
-          <w:b/>
+        <w:rPr>
+          <w:rStyle w:val="VerbatimChar"/>
+        </w:rPr>
+        <w:t xml:space="preserve">C(x)=2x³+4x²+C</w:t>
+      </w:r>
+      <w:r>
+        <w:t xml:space="preserve">. O valor de</w:t>
+      </w:r>
+      <w:r>
+        <w:t xml:space="preserve"> </w:t>
+      </w:r>
+      <w:r>
+        <w:rPr>
+          <w:rStyle w:val="VerbatimChar"/>
         </w:rPr>
         <w:t xml:space="preserve">C</w:t>
       </w:r>
       <w:r>
-        <w:t xml:space="preserve">. O + C é o</w:t>
-      </w:r>
-      <w:r>
-        <w:t xml:space="preserve"> </w:t>
-      </w:r>
-      <w:r>
-        <w:rPr>
-          <w:bCs/>
-          <w:b/>
-        </w:rPr>
-        <w:t xml:space="preserve">custo fixo</w:t>
+        <w:t xml:space="preserve"> </w:t>
+      </w:r>
+      <w:r>
+        <w:t xml:space="preserve">é</w:t>
+      </w:r>
+      <w:r>
+        <w:t xml:space="preserve"> </w:t>
+      </w:r>
+      <w:r>
+        <w:rPr>
+          <w:rStyle w:val="VerbatimChar"/>
+        </w:rPr>
+        <w:t xml:space="preserve">C(0)</w:t>
+      </w:r>
+      <w:r>
+        <w:t xml:space="preserve">. Se o modelo realmente</w:t>
+      </w:r>
+      <w:r>
+        <w:t xml:space="preserve"> </w:t>
+      </w:r>
+      <w:r>
+        <w:rPr>
+          <w:bCs/>
+          <w:b/>
+        </w:rPr>
+        <w:t xml:space="preserve">não</w:t>
+      </w:r>
+      <w:r>
+        <w:rPr>
+          <w:bCs/>
+          <w:b/>
+        </w:rPr>
+        <w:t xml:space="preserve"> </w:t>
+      </w:r>
+      <w:r>
+        <w:rPr>
+          <w:bCs/>
+          <w:b/>
+        </w:rPr>
+        <w:t xml:space="preserve">tiver custo fixo inicial</w:t>
+      </w:r>
+      <w:r>
+        <w:t xml:space="preserve">, então</w:t>
+      </w:r>
+      <w:r>
+        <w:t xml:space="preserve"> </w:t>
+      </w:r>
+      <w:r>
+        <w:rPr>
+          <w:rStyle w:val="VerbatimChar"/>
+        </w:rPr>
+        <w:t xml:space="preserve">C(0)=0</w:t>
+      </w:r>
+      <w:r>
+        <w:t xml:space="preserve"> </w:t>
+      </w:r>
+      <w:r>
+        <w:t xml:space="preserve">e a função</w:t>
+      </w:r>
+      <w:r>
+        <w:t xml:space="preserve"> </w:t>
+      </w:r>
+      <w:r>
+        <w:t xml:space="preserve">correspondente é</w:t>
+      </w:r>
+      <w:r>
+        <w:t xml:space="preserve"> </w:t>
+      </w:r>
+      <w:r>
+        <w:rPr>
+          <w:rStyle w:val="VerbatimChar"/>
+        </w:rPr>
+        <w:t xml:space="preserve">2x³+4x²</w:t>
+      </w:r>
+      <w:r>
+        <w:t xml:space="preserve">; sem essa condição, não se pode</w:t>
+      </w:r>
+      <w:r>
+        <w:t xml:space="preserve"> </w:t>
+      </w:r>
+      <w:r>
+        <w:t xml:space="preserve">escolher</w:t>
+      </w:r>
+      <w:r>
+        <w:t xml:space="preserve"> </w:t>
+      </w:r>
+      <w:r>
+        <w:rPr>
+          <w:rStyle w:val="VerbatimChar"/>
+        </w:rPr>
+        <w:t xml:space="preserve">C</w:t>
       </w:r>
       <w:r>
         <w:t xml:space="preserve">.</w:t>
@@ -30528,7 +31221,16 @@
         <w:t xml:space="preserve"> </w:t>
       </w:r>
       <w:r>
-        <w:t xml:space="preserve">(2x³ + 4x²)′ = 6x² + 8x .</w:t>
+        <w:rPr>
+          <w:rStyle w:val="VerbatimChar"/>
+        </w:rPr>
+        <w:t xml:space="preserve">(2x³+4x²)′=6x²+8x</w:t>
+      </w:r>
+      <w:r>
+        <w:t xml:space="preserve"> </w:t>
+      </w:r>
+      <w:r>
+        <w:t xml:space="preserve">.</w:t>
       </w:r>
     </w:p>
     <w:bookmarkEnd w:id="186"/>
@@ -32924,13 +33626,19 @@
         <w:t xml:space="preserve"> </w:t>
       </w:r>
       <w:r>
-        <w:t xml:space="preserve">∫ (12x + 30) dx = 6x² + 30x + C; C = 500 (fixo).</w:t>
-      </w:r>
-      <w:r>
-        <w:t xml:space="preserve"> </w:t>
-      </w:r>
-      <w:r>
-        <w:t xml:space="preserve">C(20) = 6·400 + 600 + 500 = 2400 + 600 + 500 =</w:t>
+        <w:t xml:space="preserve">∫ (12x + 30) dx = 6x² + 30x + C; com</w:t>
+      </w:r>
+      <w:r>
+        <w:t xml:space="preserve"> </w:t>
+      </w:r>
+      <w:r>
+        <w:rPr>
+          <w:rStyle w:val="VerbatimChar"/>
+        </w:rPr>
+        <w:t xml:space="preserve">C(0)=500</w:t>
+      </w:r>
+      <w:r>
+        <w:t xml:space="preserve">, a constante vale 500. C(20) = 6·400 + 600 + 500 =</w:t>
       </w:r>
       <w:r>
         <w:t xml:space="preserve"> </w:t>
@@ -33025,39 +33733,33 @@
           <w:bCs/>
           <w:b/>
         </w:rPr>
-        <w:t xml:space="preserve">T7 → (a) x = 40; (b) 30000; (c) lucro de R$ 30000 (números de</w:t>
-      </w:r>
-      <w:r>
-        <w:rPr>
-          <w:bCs/>
-          <w:b/>
-        </w:rPr>
-        <w:t xml:space="preserve"> </w:t>
-      </w:r>
-      <w:r>
-        <w:rPr>
-          <w:bCs/>
-          <w:b/>
-        </w:rPr>
-        <w:t xml:space="preserve">exemplo).</w:t>
-      </w:r>
-      <w:r>
-        <w:t xml:space="preserve"> </w:t>
-      </w:r>
-      <w:r>
-        <w:t xml:space="preserve">(a) Equilíbrio 40 (ver U3). (b) R − C = 150x − 6000.</w:t>
-      </w:r>
-      <w:r>
-        <w:t xml:space="preserve"> </w:t>
-      </w:r>
-      <w:r>
-        <w:t xml:space="preserve">Antiderivada: 75x² − 6000x. F(60) − F(40) = (270000 − 360000) − (120000</w:t>
-      </w:r>
-      <w:r>
-        <w:t xml:space="preserve"> </w:t>
-      </w:r>
-      <w:r>
-        <w:t xml:space="preserve">− 240000) = (−90000) − (−120000) =</w:t>
+        <w:t xml:space="preserve">T7 → (a) x = 40; (b) 30000; (c) lucro líquido de R$ 30000</w:t>
+      </w:r>
+      <w:r>
+        <w:rPr>
+          <w:bCs/>
+          <w:b/>
+        </w:rPr>
+        <w:t xml:space="preserve"> </w:t>
+      </w:r>
+      <w:r>
+        <w:rPr>
+          <w:bCs/>
+          <w:b/>
+        </w:rPr>
+        <w:t xml:space="preserve">(números de exemplo).</w:t>
+      </w:r>
+      <w:r>
+        <w:t xml:space="preserve"> </w:t>
+      </w:r>
+      <w:r>
+        <w:t xml:space="preserve">(a) Equilíbrio 40 (ver U3). (b) R − C =</w:t>
+      </w:r>
+      <w:r>
+        <w:t xml:space="preserve"> </w:t>
+      </w:r>
+      <w:r>
+        <w:t xml:space="preserve">150x − 6000. Antiderivada: 75x² − 6000x. F(60) − F(40) =</w:t>
       </w:r>
       <w:r>
         <w:t xml:space="preserve"> </w:t>
@@ -33070,13 +33772,28 @@
         <w:t xml:space="preserve">30000</w:t>
       </w:r>
       <w:r>
-        <w:t xml:space="preserve">. (c) Positivo</w:t>
-      </w:r>
-      <w:r>
-        <w:t xml:space="preserve"> </w:t>
-      </w:r>
-      <w:r>
-        <w:t xml:space="preserve">→</w:t>
+        <w:t xml:space="preserve">. Como</w:t>
+      </w:r>
+      <w:r>
+        <w:t xml:space="preserve"> </w:t>
+      </w:r>
+      <w:r>
+        <w:rPr>
+          <w:rStyle w:val="VerbatimChar"/>
+        </w:rPr>
+        <w:t xml:space="preserve">R&gt;C</w:t>
+      </w:r>
+      <w:r>
+        <w:t xml:space="preserve"> </w:t>
+      </w:r>
+      <w:r>
+        <w:t xml:space="preserve">em 40&lt;x≤60, a</w:t>
+      </w:r>
+      <w:r>
+        <w:t xml:space="preserve"> </w:t>
+      </w:r>
+      <w:r>
+        <w:t xml:space="preserve">integral com sinal coincide com a área geométrica e representa</w:t>
       </w:r>
       <w:r>
         <w:t xml:space="preserve"> </w:t>
@@ -33089,16 +33806,13 @@
         <w:t xml:space="preserve">lucro acumulado</w:t>
       </w:r>
       <w:r>
-        <w:t xml:space="preserve"> </w:t>
-      </w:r>
-      <w:r>
-        <w:t xml:space="preserve">de R$ 30000 entre 40 e 60 no modelo</w:t>
-      </w:r>
-      <w:r>
-        <w:t xml:space="preserve"> </w:t>
-      </w:r>
-      <w:r>
-        <w:t xml:space="preserve">(número de exemplo): área entre curvas acima do equilíbrio.</w:t>
+        <w:t xml:space="preserve">; se as curvas se cruzassem, seria</w:t>
+      </w:r>
+      <w:r>
+        <w:t xml:space="preserve"> </w:t>
+      </w:r>
+      <w:r>
+        <w:t xml:space="preserve">preciso distinguir integral de área absoluta.</w:t>
       </w:r>
     </w:p>
     <w:bookmarkEnd w:id="198"/>
@@ -33745,11 +34459,7 @@
         <w:pStyle w:val="FirstParagraph"/>
       </w:pPr>
       <w:r>
-        <w:rPr>
-          <w:bCs/>
-          <w:b/>
-        </w:rPr>
-        <w:t xml:space="preserve">Gabarito do guia U4 (com as lacunas preenchidas)</w:t>
+        <w:t xml:space="preserve">Gabarito do guia (abrir depois de tentar)</w:t>
       </w:r>
     </w:p>
     <w:p>
@@ -34123,7 +34833,19 @@
         <w:pStyle w:val="BodyText"/>
       </w:pPr>
       <w:r>
-        <w:t xml:space="preserve">E a área continua valendo: vendas totais são a área sob a taxa.</w:t>
+        <w:t xml:space="preserve">E a área continua valendo: vendas totais são a área com sinal sob a</w:t>
+      </w:r>
+      <w:r>
+        <w:t xml:space="preserve"> </w:t>
+      </w:r>
+      <w:r>
+        <w:t xml:space="preserve">taxa; quando a taxa é não negativa, essa área coincide com o total</w:t>
+      </w:r>
+      <w:r>
+        <w:t xml:space="preserve"> </w:t>
+      </w:r>
+      <w:r>
+        <w:t xml:space="preserve">físico.</w:t>
       </w:r>
     </w:p>
     <w:p>
@@ -34218,7 +34940,7 @@
               <w:jc w:val="left"/>
             </w:pPr>
             <w:r>
-              <w:t xml:space="preserve">Área = definida</w:t>
+              <w:t xml:space="preserve">Área com sinal = integral definida</w:t>
             </w:r>
           </w:p>
         </w:tc>
@@ -34366,7 +35088,7 @@
         <w:rPr>
           <w:rStyle w:val="VerbatimChar"/>
         </w:rPr>
-        <w:t xml:space="preserve">ÁREA = soma (U4 de novo, agora lendo como total)</w:t>
+        <w:t xml:space="preserve">ÁREA com sinal: taxa ──► integral definida ──► total líquido (ou área geométrica com módulo)</w:t>
       </w:r>
       <w:r>
         <w:br/>
@@ -34560,67 +35282,119 @@
         <w:t xml:space="preserve"> </w:t>
       </w:r>
       <w:r>
-        <w:t xml:space="preserve">a integral</w:t>
-      </w:r>
-      <w:r>
-        <w:t xml:space="preserve"> </w:t>
-      </w:r>
-      <w:r>
-        <w:rPr>
-          <w:bCs/>
-          <w:b/>
-        </w:rPr>
-        <w:t xml:space="preserve">definida</w:t>
-      </w:r>
-      <w:r>
-        <w:t xml:space="preserve"> </w:t>
-      </w:r>
-      <w:r>
-        <w:t xml:space="preserve">é a área entre a curva y = f(x) e o eixo x, de</w:t>
-      </w:r>
-      <w:r>
-        <w:t xml:space="preserve"> </w:t>
-      </w:r>
-      <w:r>
-        <w:t xml:space="preserve">a até b. Se a curva está</w:t>
-      </w:r>
-      <w:r>
-        <w:t xml:space="preserve"> </w:t>
-      </w:r>
-      <w:r>
-        <w:rPr>
-          <w:bCs/>
-          <w:b/>
-        </w:rPr>
-        <w:t xml:space="preserve">em cima do eixo</w:t>
-      </w:r>
-      <w:r>
-        <w:t xml:space="preserve">, área =</w:t>
-      </w:r>
-      <w:r>
-        <w:t xml:space="preserve"> </w:t>
-      </w:r>
-      <w:r>
-        <w:t xml:space="preserve">integral. Se está</w:t>
-      </w:r>
-      <w:r>
-        <w:t xml:space="preserve"> </w:t>
-      </w:r>
-      <w:r>
-        <w:rPr>
-          <w:bCs/>
-          <w:b/>
-        </w:rPr>
-        <w:t xml:space="preserve">embaixo</w:t>
-      </w:r>
-      <w:r>
-        <w:t xml:space="preserve">, a integral dá sinal negativo</w:t>
-      </w:r>
-      <w:r>
-        <w:t xml:space="preserve"> </w:t>
-      </w:r>
-      <w:r>
-        <w:t xml:space="preserve">(área "vale" positivo, mas a integral assina).</w:t>
+        <w:t xml:space="preserve">a integral definida é a</w:t>
+      </w:r>
+      <w:r>
+        <w:t xml:space="preserve"> </w:t>
+      </w:r>
+      <w:r>
+        <w:t xml:space="preserve">área</w:t>
+      </w:r>
+      <w:r>
+        <w:t xml:space="preserve"> </w:t>
+      </w:r>
+      <w:r>
+        <w:rPr>
+          <w:bCs/>
+          <w:b/>
+        </w:rPr>
+        <w:t xml:space="preserve">com sinal</w:t>
+      </w:r>
+      <w:r>
+        <w:t xml:space="preserve"> </w:t>
+      </w:r>
+      <w:r>
+        <w:t xml:space="preserve">entre a curva</w:t>
+      </w:r>
+      <w:r>
+        <w:t xml:space="preserve"> </w:t>
+      </w:r>
+      <w:r>
+        <w:rPr>
+          <w:rStyle w:val="VerbatimChar"/>
+        </w:rPr>
+        <w:t xml:space="preserve">y=f(x)</w:t>
+      </w:r>
+      <w:r>
+        <w:t xml:space="preserve"> </w:t>
+      </w:r>
+      <w:r>
+        <w:t xml:space="preserve">e o</w:t>
+      </w:r>
+      <w:r>
+        <w:t xml:space="preserve"> </w:t>
+      </w:r>
+      <w:r>
+        <w:t xml:space="preserve">eixo x, de</w:t>
+      </w:r>
+      <w:r>
+        <w:t xml:space="preserve"> </w:t>
+      </w:r>
+      <w:r>
+        <w:rPr>
+          <w:rStyle w:val="VerbatimChar"/>
+        </w:rPr>
+        <w:t xml:space="preserve">a</w:t>
+      </w:r>
+      <w:r>
+        <w:t xml:space="preserve"> </w:t>
+      </w:r>
+      <w:r>
+        <w:t xml:space="preserve">até</w:t>
+      </w:r>
+      <w:r>
+        <w:t xml:space="preserve"> </w:t>
+      </w:r>
+      <w:r>
+        <w:rPr>
+          <w:rStyle w:val="VerbatimChar"/>
+        </w:rPr>
+        <w:t xml:space="preserve">b</w:t>
+      </w:r>
+      <w:r>
+        <w:t xml:space="preserve">. Se</w:t>
+      </w:r>
+      <w:r>
+        <w:t xml:space="preserve"> </w:t>
+      </w:r>
+      <w:r>
+        <w:rPr>
+          <w:rStyle w:val="VerbatimChar"/>
+        </w:rPr>
+        <w:t xml:space="preserve">f(x)≥0</w:t>
+      </w:r>
+      <w:r>
+        <w:t xml:space="preserve">,</w:t>
+      </w:r>
+      <w:r>
+        <w:t xml:space="preserve"> </w:t>
+      </w:r>
+      <w:r>
+        <w:t xml:space="preserve">ela coincide com a área geométrica. Se a curva cruza o eixo, a área</w:t>
+      </w:r>
+      <w:r>
+        <w:t xml:space="preserve"> </w:t>
+      </w:r>
+      <w:r>
+        <w:t xml:space="preserve">geométrica é</w:t>
+      </w:r>
+      <w:r>
+        <w:t xml:space="preserve"> </w:t>
+      </w:r>
+      <w:r>
+        <w:rPr>
+          <w:rStyle w:val="VerbatimChar"/>
+        </w:rPr>
+        <w:t xml:space="preserve">∫ₐᵇ|f(x)|dx</w:t>
+      </w:r>
+      <w:r>
+        <w:t xml:space="preserve">, quebrada nos pontos de troca; a</w:t>
+      </w:r>
+      <w:r>
+        <w:t xml:space="preserve"> </w:t>
+      </w:r>
+      <w:r>
+        <w:t xml:space="preserve">integral sem módulo conserva o saldo líquido.</w:t>
       </w:r>
     </w:p>
     <w:p>
@@ -34738,31 +35512,88 @@
         <w:pStyle w:val="BodyText"/>
       </w:pPr>
       <w:r>
-        <w:t xml:space="preserve">Tradução:</w:t>
-      </w:r>
-      <w:r>
-        <w:t xml:space="preserve"> </w:t>
-      </w:r>
-      <w:r>
-        <w:rPr>
-          <w:bCs/>
-          <w:b/>
-        </w:rPr>
-        <w:t xml:space="preserve">a taxa de variação é proporcional ao que existe</w:t>
-      </w:r>
-      <w:r>
-        <w:rPr>
-          <w:bCs/>
-          <w:b/>
-        </w:rPr>
-        <w:t xml:space="preserve"> </w:t>
-      </w:r>
-      <w:r>
-        <w:rPr>
-          <w:bCs/>
-          <w:b/>
-        </w:rPr>
-        <w:t xml:space="preserve">agora.</w:t>
+        <w:t xml:space="preserve">Se</w:t>
+      </w:r>
+      <w:r>
+        <w:t xml:space="preserve"> </w:t>
+      </w:r>
+      <w:r>
+        <w:rPr>
+          <w:rStyle w:val="VerbatimChar"/>
+        </w:rPr>
+        <w:t xml:space="preserve">x</w:t>
+      </w:r>
+      <w:r>
+        <w:t xml:space="preserve"> </w:t>
+      </w:r>
+      <w:r>
+        <w:t xml:space="preserve">tem unidade de tempo,</w:t>
+      </w:r>
+      <w:r>
+        <w:t xml:space="preserve"> </w:t>
+      </w:r>
+      <w:r>
+        <w:rPr>
+          <w:rStyle w:val="VerbatimChar"/>
+        </w:rPr>
+        <w:t xml:space="preserve">k</w:t>
+      </w:r>
+      <w:r>
+        <w:t xml:space="preserve"> </w:t>
+      </w:r>
+      <w:r>
+        <w:t xml:space="preserve">deve ter</w:t>
+      </w:r>
+      <w:r>
+        <w:t xml:space="preserve"> </w:t>
+      </w:r>
+      <w:r>
+        <w:t xml:space="preserve">unidade inversa de tempo; assim,</w:t>
+      </w:r>
+      <w:r>
+        <w:t xml:space="preserve"> </w:t>
+      </w:r>
+      <w:r>
+        <w:rPr>
+          <w:rStyle w:val="VerbatimChar"/>
+        </w:rPr>
+        <w:t xml:space="preserve">kx</w:t>
+      </w:r>
+      <w:r>
+        <w:t xml:space="preserve"> </w:t>
+      </w:r>
+      <w:r>
+        <w:t xml:space="preserve">é adimensional e pode</w:t>
+      </w:r>
+      <w:r>
+        <w:t xml:space="preserve"> </w:t>
+      </w:r>
+      <w:r>
+        <w:t xml:space="preserve">aparecer no expoente. Tradução:</w:t>
+      </w:r>
+      <w:r>
+        <w:t xml:space="preserve"> </w:t>
+      </w:r>
+      <w:r>
+        <w:rPr>
+          <w:bCs/>
+          <w:b/>
+        </w:rPr>
+        <w:t xml:space="preserve">a taxa de variação é</w:t>
+      </w:r>
+      <w:r>
+        <w:rPr>
+          <w:bCs/>
+          <w:b/>
+        </w:rPr>
+        <w:t xml:space="preserve"> </w:t>
+      </w:r>
+      <w:r>
+        <w:rPr>
+          <w:bCs/>
+          <w:b/>
+        </w:rPr>
+        <w:t xml:space="preserve">proporcional ao que existe agora.</w:t>
       </w:r>
     </w:p>
     <w:p>
@@ -35334,13 +36165,13 @@
               <w:t xml:space="preserve"> </w:t>
             </w:r>
             <w:r>
-              <w:t xml:space="preserve">acumuladas no período (soma de fatias</w:t>
+              <w:t xml:space="preserve">acumuladas no período, se a taxa for</w:t>
             </w:r>
             <w:r>
               <w:t xml:space="preserve"> </w:t>
             </w:r>
             <w:r>
-              <w:t xml:space="preserve">de cada mês)</w:t>
+              <w:t xml:space="preserve">não negativa; caso contrário, saldo líquido</w:t>
             </w:r>
           </w:p>
         </w:tc>
@@ -35376,7 +36207,13 @@
               <w:t xml:space="preserve"> </w:t>
             </w:r>
             <w:r>
-              <w:t xml:space="preserve">no período</w:t>
+              <w:t xml:space="preserve">se a taxa for não negativa; caso</w:t>
+            </w:r>
+            <w:r>
+              <w:t xml:space="preserve"> </w:t>
+            </w:r>
+            <w:r>
+              <w:t xml:space="preserve">contrário, valor líquido acumulado</w:t>
             </w:r>
           </w:p>
         </w:tc>
@@ -35406,13 +36243,16 @@
                 <w:bCs/>
                 <w:b/>
               </w:rPr>
-              <w:t xml:space="preserve">Lucro/prejuízo acumulado</w:t>
+              <w:t xml:space="preserve">Lucro líquido acumulado</w:t>
+            </w:r>
+            <w:r>
+              <w:t xml:space="preserve">; quebre o intervalo e use</w:t>
             </w:r>
             <w:r>
               <w:t xml:space="preserve"> </w:t>
             </w:r>
             <w:r>
-              <w:t xml:space="preserve">no intervalo</w:t>
+              <w:t xml:space="preserve">módulo se for área geométrica</w:t>
             </w:r>
           </w:p>
         </w:tc>
@@ -35832,29 +36672,127 @@
         <w:t xml:space="preserve"> </w:t>
       </w:r>
       <w:r>
-        <w:t xml:space="preserve">se y cai pela metade,</w:t>
-      </w:r>
-      <w:r>
-        <w:t xml:space="preserve"> </w:t>
-      </w:r>
-      <w:r>
-        <w:t xml:space="preserve">e^(kt) = 1/2 → t =</w:t>
-      </w:r>
-      <w:r>
-        <w:t xml:space="preserve"> </w:t>
-      </w:r>
-      <w:r>
-        <w:rPr>
-          <w:bCs/>
-          <w:b/>
-        </w:rPr>
-        <w:t xml:space="preserve">ln(2)/|k|</w:t>
-      </w:r>
-      <w:r>
-        <w:t xml:space="preserve"> </w:t>
-      </w:r>
-      <w:r>
-        <w:t xml:space="preserve">(com ln 2 ≈ 0,693).</w:t>
+        <w:t xml:space="preserve">para</w:t>
+      </w:r>
+      <w:r>
+        <w:t xml:space="preserve"> </w:t>
+      </w:r>
+      <w:r>
+        <w:rPr>
+          <w:rStyle w:val="VerbatimChar"/>
+        </w:rPr>
+        <w:t xml:space="preserve">k&lt;0</w:t>
+      </w:r>
+      <w:r>
+        <w:t xml:space="preserve">, se</w:t>
+      </w:r>
+      <w:r>
+        <w:t xml:space="preserve"> </w:t>
+      </w:r>
+      <w:r>
+        <w:rPr>
+          <w:rStyle w:val="VerbatimChar"/>
+        </w:rPr>
+        <w:t xml:space="preserve">y(t½)=y₀/2</w:t>
+      </w:r>
+      <w:r>
+        <w:t xml:space="preserve">, então</w:t>
+      </w:r>
+      <w:r>
+        <w:t xml:space="preserve"> </w:t>
+      </w:r>
+      <w:r>
+        <w:rPr>
+          <w:rStyle w:val="VerbatimChar"/>
+        </w:rPr>
+        <w:t xml:space="preserve">e^(kt½)=1/2</w:t>
+      </w:r>
+      <w:r>
+        <w:t xml:space="preserve"> </w:t>
+      </w:r>
+      <w:r>
+        <w:t xml:space="preserve">e</w:t>
+      </w:r>
+      <w:r>
+        <w:t xml:space="preserve"> </w:t>
+      </w:r>
+      <w:r>
+        <w:rPr>
+          <w:rStyle w:val="VerbatimChar"/>
+        </w:rPr>
+        <w:t xml:space="preserve">t½=ln(2)/|k|</w:t>
+      </w:r>
+      <w:r>
+        <w:t xml:space="preserve"> </w:t>
+      </w:r>
+      <w:r>
+        <w:t xml:space="preserve">(com</w:t>
+      </w:r>
+      <w:r>
+        <w:t xml:space="preserve"> </w:t>
+      </w:r>
+      <w:r>
+        <w:rPr>
+          <w:rStyle w:val="VerbatimChar"/>
+        </w:rPr>
+        <w:t xml:space="preserve">ln 2≈0,693</w:t>
+      </w:r>
+      <w:r>
+        <w:t xml:space="preserve">). A unidade de</w:t>
+      </w:r>
+      <w:r>
+        <w:t xml:space="preserve"> </w:t>
+      </w:r>
+      <w:r>
+        <w:rPr>
+          <w:rStyle w:val="VerbatimChar"/>
+        </w:rPr>
+        <w:t xml:space="preserve">k</w:t>
+      </w:r>
+      <w:r>
+        <w:t xml:space="preserve"> </w:t>
+      </w:r>
+      <w:r>
+        <w:t xml:space="preserve">é a inversa da</w:t>
+      </w:r>
+      <w:r>
+        <w:t xml:space="preserve"> </w:t>
+      </w:r>
+      <w:r>
+        <w:t xml:space="preserve">unidade de</w:t>
+      </w:r>
+      <w:r>
+        <w:t xml:space="preserve"> </w:t>
+      </w:r>
+      <w:r>
+        <w:rPr>
+          <w:rStyle w:val="VerbatimChar"/>
+        </w:rPr>
+        <w:t xml:space="preserve">t</w:t>
+      </w:r>
+      <w:r>
+        <w:t xml:space="preserve">, de modo que</w:t>
+      </w:r>
+      <w:r>
+        <w:t xml:space="preserve"> </w:t>
+      </w:r>
+      <w:r>
+        <w:rPr>
+          <w:rStyle w:val="VerbatimChar"/>
+        </w:rPr>
+        <w:t xml:space="preserve">kt</w:t>
+      </w:r>
+      <w:r>
+        <w:t xml:space="preserve"> </w:t>
+      </w:r>
+      <w:r>
+        <w:t xml:space="preserve">é</w:t>
+      </w:r>
+      <w:r>
+        <w:t xml:space="preserve"> </w:t>
+      </w:r>
+      <w:r>
+        <w:t xml:space="preserve">adimensional.</w:t>
       </w:r>
     </w:p>
     <w:p>
@@ -36566,31 +37504,62 @@
         <w:pStyle w:val="FirstParagraph"/>
       </w:pPr>
       <w:r>
-        <w:t xml:space="preserve">dR/dt = −0,05·R, com R(0) = 800 (valor residual —</w:t>
-      </w:r>
-      <w:r>
-        <w:t xml:space="preserve"> </w:t>
-      </w:r>
-      <w:r>
-        <w:rPr>
-          <w:bCs/>
-          <w:b/>
-        </w:rPr>
-        <w:t xml:space="preserve">número de</w:t>
-      </w:r>
-      <w:r>
-        <w:rPr>
-          <w:bCs/>
-          <w:b/>
-        </w:rPr>
-        <w:t xml:space="preserve"> </w:t>
-      </w:r>
-      <w:r>
-        <w:rPr>
-          <w:bCs/>
-          <w:b/>
-        </w:rPr>
-        <w:t xml:space="preserve">exemplo</w:t>
+        <w:t xml:space="preserve">dR/dt = −0,05·R, com</w:t>
+      </w:r>
+      <w:r>
+        <w:t xml:space="preserve"> </w:t>
+      </w:r>
+      <w:r>
+        <w:rPr>
+          <w:rStyle w:val="VerbatimChar"/>
+        </w:rPr>
+        <w:t xml:space="preserve">t</w:t>
+      </w:r>
+      <w:r>
+        <w:t xml:space="preserve"> </w:t>
+      </w:r>
+      <w:r>
+        <w:t xml:space="preserve">em meses,</w:t>
+      </w:r>
+      <w:r>
+        <w:t xml:space="preserve"> </w:t>
+      </w:r>
+      <w:r>
+        <w:rPr>
+          <w:rStyle w:val="VerbatimChar"/>
+        </w:rPr>
+        <w:t xml:space="preserve">k=−0,05 mês⁻¹</w:t>
+      </w:r>
+      <w:r>
+        <w:t xml:space="preserve"> </w:t>
+      </w:r>
+      <w:r>
+        <w:t xml:space="preserve">e</w:t>
+      </w:r>
+      <w:r>
+        <w:t xml:space="preserve"> </w:t>
+      </w:r>
+      <w:r>
+        <w:rPr>
+          <w:rStyle w:val="VerbatimChar"/>
+        </w:rPr>
+        <w:t xml:space="preserve">R(0)=800</w:t>
+      </w:r>
+      <w:r>
+        <w:t xml:space="preserve"> </w:t>
+      </w:r>
+      <w:r>
+        <w:t xml:space="preserve">(valor residual —</w:t>
+      </w:r>
+      <w:r>
+        <w:t xml:space="preserve"> </w:t>
+      </w:r>
+      <w:r>
+        <w:rPr>
+          <w:bCs/>
+          <w:b/>
+        </w:rPr>
+        <w:t xml:space="preserve">número de exemplo</w:t>
       </w:r>
       <w:r>
         <w:t xml:space="preserve">).</w:t>
@@ -36711,29 +37680,16 @@
         <w:t xml:space="preserve"> </w:t>
       </w:r>
       <w:r>
-        <w:t xml:space="preserve">t½ = ln(2)/0,05 ≈</w:t>
-      </w:r>
-      <w:r>
-        <w:t xml:space="preserve"> </w:t>
-      </w:r>
-      <w:r>
-        <w:t xml:space="preserve">0,693/0,05 ≈</w:t>
-      </w:r>
-      <w:r>
-        <w:t xml:space="preserve"> </w:t>
-      </w:r>
-      <w:r>
-        <w:rPr>
-          <w:bCs/>
-          <w:b/>
-        </w:rPr>
-        <w:t xml:space="preserve">13,86</w:t>
-      </w:r>
-      <w:r>
-        <w:t xml:space="preserve"> </w:t>
-      </w:r>
-      <w:r>
-        <w:t xml:space="preserve">períodos.</w:t>
+        <w:rPr>
+          <w:rStyle w:val="VerbatimChar"/>
+        </w:rPr>
+        <w:t xml:space="preserve">t½=ln(2)/0,05≈13,86</w:t>
+      </w:r>
+      <w:r>
+        <w:t xml:space="preserve"> </w:t>
+      </w:r>
+      <w:r>
+        <w:t xml:space="preserve">meses.</w:t>
       </w:r>
     </w:p>
     <w:p>
@@ -36751,7 +37707,7 @@
         <w:t xml:space="preserve"> </w:t>
       </w:r>
       <w:r>
-        <w:t xml:space="preserve">em 20 períodos restam ≈</w:t>
+        <w:t xml:space="preserve">em 20 meses restam ≈</w:t>
       </w:r>
       <w:r>
         <w:t xml:space="preserve"> </w:t>
@@ -36767,13 +37723,13 @@
         <w:t xml:space="preserve"> </w:t>
       </w:r>
       <w:r>
-        <w:t xml:space="preserve">(número de exemplo); o valor cai à metade a cada ≈</w:t>
-      </w:r>
-      <w:r>
-        <w:t xml:space="preserve"> </w:t>
-      </w:r>
-      <w:r>
-        <w:t xml:space="preserve">13,86 períodos (conceitual).</w:t>
+        <w:t xml:space="preserve">(número de exemplo); o valor cai à metade a cada ≈ 13,86 meses no</w:t>
+      </w:r>
+      <w:r>
+        <w:t xml:space="preserve"> </w:t>
+      </w:r>
+      <w:r>
+        <w:t xml:space="preserve">modelo.</w:t>
       </w:r>
       <w:r>
         <w:t xml:space="preserve"> </w:t>
@@ -36789,19 +37745,19 @@
         <w:t xml:space="preserve"> </w:t>
       </w:r>
       <w:r>
-        <w:t xml:space="preserve">valores reais de depreciação</w:t>
-      </w:r>
-      <w:r>
-        <w:t xml:space="preserve"> </w:t>
-      </w:r>
-      <w:r>
-        <w:t xml:space="preserve">dependem da disciplina contábil/financeira — aqui só a matemática do</w:t>
-      </w:r>
-      <w:r>
-        <w:t xml:space="preserve"> </w:t>
-      </w:r>
-      <w:r>
-        <w:t xml:space="preserve">decaimento proporcional.</w:t>
+        <w:t xml:space="preserve">valores reais de depreciação dependem da</w:t>
+      </w:r>
+      <w:r>
+        <w:t xml:space="preserve"> </w:t>
+      </w:r>
+      <w:r>
+        <w:t xml:space="preserve">disciplina contábil/financeira — aqui só a matemática do decaimento</w:t>
+      </w:r>
+      <w:r>
+        <w:t xml:space="preserve"> </w:t>
+      </w:r>
+      <w:r>
+        <w:t xml:space="preserve">proporcional.</w:t>
       </w:r>
     </w:p>
     <w:bookmarkEnd w:id="217"/>
@@ -37095,7 +38051,58 @@
         <w:pStyle w:val="FirstParagraph"/>
       </w:pPr>
       <w:r>
-        <w:t xml:space="preserve">dN/dt = −0,03·N, com N(0) = 5000 (número de exemplo).</w:t>
+        <w:t xml:space="preserve">dN/dt = −0,03·N, com</w:t>
+      </w:r>
+      <w:r>
+        <w:t xml:space="preserve"> </w:t>
+      </w:r>
+      <w:r>
+        <w:rPr>
+          <w:rStyle w:val="VerbatimChar"/>
+        </w:rPr>
+        <w:t xml:space="preserve">t</w:t>
+      </w:r>
+      <w:r>
+        <w:t xml:space="preserve"> </w:t>
+      </w:r>
+      <w:r>
+        <w:t xml:space="preserve">em meses,</w:t>
+      </w:r>
+      <w:r>
+        <w:t xml:space="preserve"> </w:t>
+      </w:r>
+      <w:r>
+        <w:rPr>
+          <w:rStyle w:val="VerbatimChar"/>
+        </w:rPr>
+        <w:t xml:space="preserve">k=−0,03 mês⁻¹</w:t>
+      </w:r>
+      <w:r>
+        <w:t xml:space="preserve"> </w:t>
+      </w:r>
+      <w:r>
+        <w:t xml:space="preserve">e</w:t>
+      </w:r>
+      <w:r>
+        <w:t xml:space="preserve"> </w:t>
+      </w:r>
+      <w:r>
+        <w:rPr>
+          <w:rStyle w:val="VerbatimChar"/>
+        </w:rPr>
+        <w:t xml:space="preserve">N(0)=5000</w:t>
+      </w:r>
+      <w:r>
+        <w:t xml:space="preserve"> </w:t>
+      </w:r>
+      <w:r>
+        <w:t xml:space="preserve">(número de</w:t>
+      </w:r>
+      <w:r>
+        <w:t xml:space="preserve"> </w:t>
+      </w:r>
+      <w:r>
+        <w:t xml:space="preserve">exemplo).</w:t>
       </w:r>
     </w:p>
     <w:p>
@@ -37215,23 +38222,16 @@
         <w:t xml:space="preserve"> </w:t>
       </w:r>
       <w:r>
-        <w:t xml:space="preserve">t½ = 0,693/0,03 ≈</w:t>
-      </w:r>
-      <w:r>
-        <w:t xml:space="preserve"> </w:t>
-      </w:r>
-      <w:r>
-        <w:rPr>
-          <w:bCs/>
-          <w:b/>
-        </w:rPr>
-        <w:t xml:space="preserve">23,1</w:t>
-      </w:r>
-      <w:r>
-        <w:t xml:space="preserve"> </w:t>
-      </w:r>
-      <w:r>
-        <w:t xml:space="preserve">períodos.</w:t>
+        <w:rPr>
+          <w:rStyle w:val="VerbatimChar"/>
+        </w:rPr>
+        <w:t xml:space="preserve">t½=0,693/0,03≈23,1</w:t>
+      </w:r>
+      <w:r>
+        <w:t xml:space="preserve"> </w:t>
+      </w:r>
+      <w:r>
+        <w:t xml:space="preserve">meses.</w:t>
       </w:r>
     </w:p>
     <w:p>
@@ -37249,19 +38249,34 @@
         <w:t xml:space="preserve"> </w:t>
       </w:r>
       <w:r>
-        <w:t xml:space="preserve">restam ≈ 3704 (número de exemplo) em t =</w:t>
-      </w:r>
-      <w:r>
-        <w:t xml:space="preserve"> </w:t>
-      </w:r>
-      <w:r>
-        <w:t xml:space="preserve">10; metade a cada ≈ 23,1 períodos (conceitual). A Marina lê assim: "se</w:t>
-      </w:r>
-      <w:r>
-        <w:t xml:space="preserve"> </w:t>
-      </w:r>
-      <w:r>
-        <w:t xml:space="preserve">nada mudar, perco quase um quarto da base em 10 períodos no modelo".</w:t>
+        <w:t xml:space="preserve">restam ≈ 3704 (número de exemplo) em</w:t>
+      </w:r>
+      <w:r>
+        <w:t xml:space="preserve"> </w:t>
+      </w:r>
+      <w:r>
+        <w:rPr>
+          <w:rStyle w:val="VerbatimChar"/>
+        </w:rPr>
+        <w:t xml:space="preserve">t=10</w:t>
+      </w:r>
+      <w:r>
+        <w:t xml:space="preserve"> </w:t>
+      </w:r>
+      <w:r>
+        <w:t xml:space="preserve">meses; metade a cada ≈ 23,1 meses (conceitual). A</w:t>
+      </w:r>
+      <w:r>
+        <w:t xml:space="preserve"> </w:t>
+      </w:r>
+      <w:r>
+        <w:t xml:space="preserve">Marina lê assim: "se nada mudar, perco quase um quarto da base em 10</w:t>
+      </w:r>
+      <w:r>
+        <w:t xml:space="preserve"> </w:t>
+      </w:r>
+      <w:r>
+        <w:t xml:space="preserve">meses no modelo".</w:t>
       </w:r>
     </w:p>
     <w:p>
@@ -37474,13 +38489,67 @@
         <w:t xml:space="preserve"> </w:t>
       </w:r>
       <w:r>
-        <w:t xml:space="preserve">EDO: dy/dt = 0,06y com y(0) = 1500. Escreva</w:t>
-      </w:r>
-      <w:r>
-        <w:t xml:space="preserve"> </w:t>
-      </w:r>
-      <w:r>
-        <w:t xml:space="preserve">y(t) e ache y(25). (Use e^1,5 ≈ 4,48169.)</w:t>
+        <w:t xml:space="preserve">EDO:</w:t>
+      </w:r>
+      <w:r>
+        <w:t xml:space="preserve"> </w:t>
+      </w:r>
+      <w:r>
+        <w:rPr>
+          <w:rStyle w:val="VerbatimChar"/>
+        </w:rPr>
+        <w:t xml:space="preserve">dy/dt=0,06y</w:t>
+      </w:r>
+      <w:r>
+        <w:t xml:space="preserve">, com</w:t>
+      </w:r>
+      <w:r>
+        <w:t xml:space="preserve"> </w:t>
+      </w:r>
+      <w:r>
+        <w:rPr>
+          <w:rStyle w:val="VerbatimChar"/>
+        </w:rPr>
+        <w:t xml:space="preserve">t</w:t>
+      </w:r>
+      <w:r>
+        <w:t xml:space="preserve"> </w:t>
+      </w:r>
+      <w:r>
+        <w:t xml:space="preserve">em meses,</w:t>
+      </w:r>
+      <w:r>
+        <w:t xml:space="preserve"> </w:t>
+      </w:r>
+      <w:r>
+        <w:rPr>
+          <w:rStyle w:val="VerbatimChar"/>
+        </w:rPr>
+        <w:t xml:space="preserve">k=0,06 mês⁻¹</w:t>
+      </w:r>
+      <w:r>
+        <w:t xml:space="preserve"> </w:t>
+      </w:r>
+      <w:r>
+        <w:t xml:space="preserve">e</w:t>
+      </w:r>
+      <w:r>
+        <w:t xml:space="preserve"> </w:t>
+      </w:r>
+      <w:r>
+        <w:rPr>
+          <w:rStyle w:val="VerbatimChar"/>
+        </w:rPr>
+        <w:t xml:space="preserve">y(0)=1500</w:t>
+      </w:r>
+      <w:r>
+        <w:t xml:space="preserve">. Escreva y(t) e ache y(25). (Use e^1,5 ≈</w:t>
+      </w:r>
+      <w:r>
+        <w:t xml:space="preserve"> </w:t>
+      </w:r>
+      <w:r>
+        <w:t xml:space="preserve">4,48169.)</w:t>
       </w:r>
     </w:p>
     <w:p>
@@ -37498,13 +38567,67 @@
         <w:t xml:space="preserve"> </w:t>
       </w:r>
       <w:r>
-        <w:t xml:space="preserve">EDO: dy/dt = −0,08y com y(0) = 900. Escreva</w:t>
-      </w:r>
-      <w:r>
-        <w:t xml:space="preserve"> </w:t>
-      </w:r>
-      <w:r>
-        <w:t xml:space="preserve">y(t) e ache y(25). (Use e^(−2) ≈ 0,13534.)</w:t>
+        <w:t xml:space="preserve">EDO:</w:t>
+      </w:r>
+      <w:r>
+        <w:t xml:space="preserve"> </w:t>
+      </w:r>
+      <w:r>
+        <w:rPr>
+          <w:rStyle w:val="VerbatimChar"/>
+        </w:rPr>
+        <w:t xml:space="preserve">dy/dt=−0,08y</w:t>
+      </w:r>
+      <w:r>
+        <w:t xml:space="preserve">, com</w:t>
+      </w:r>
+      <w:r>
+        <w:t xml:space="preserve"> </w:t>
+      </w:r>
+      <w:r>
+        <w:rPr>
+          <w:rStyle w:val="VerbatimChar"/>
+        </w:rPr>
+        <w:t xml:space="preserve">t</w:t>
+      </w:r>
+      <w:r>
+        <w:t xml:space="preserve"> </w:t>
+      </w:r>
+      <w:r>
+        <w:t xml:space="preserve">em meses,</w:t>
+      </w:r>
+      <w:r>
+        <w:t xml:space="preserve"> </w:t>
+      </w:r>
+      <w:r>
+        <w:rPr>
+          <w:rStyle w:val="VerbatimChar"/>
+        </w:rPr>
+        <w:t xml:space="preserve">k=−0,08 mês⁻¹</w:t>
+      </w:r>
+      <w:r>
+        <w:t xml:space="preserve"> </w:t>
+      </w:r>
+      <w:r>
+        <w:t xml:space="preserve">e</w:t>
+      </w:r>
+      <w:r>
+        <w:t xml:space="preserve"> </w:t>
+      </w:r>
+      <w:r>
+        <w:rPr>
+          <w:rStyle w:val="VerbatimChar"/>
+        </w:rPr>
+        <w:t xml:space="preserve">y(0)=900</w:t>
+      </w:r>
+      <w:r>
+        <w:t xml:space="preserve">. Escreva y(t) e ache y(25). (Use e^(−2) ≈</w:t>
+      </w:r>
+      <w:r>
+        <w:t xml:space="preserve"> </w:t>
+      </w:r>
+      <w:r>
+        <w:t xml:space="preserve">0,13534.)</w:t>
       </w:r>
     </w:p>
     <w:p>
@@ -37522,19 +38645,70 @@
         <w:t xml:space="preserve"> </w:t>
       </w:r>
       <w:r>
-        <w:t xml:space="preserve">EDO: dy/dt = 0,05y com y(0) = 1000</w:t>
-      </w:r>
-      <w:r>
-        <w:t xml:space="preserve"> </w:t>
-      </w:r>
-      <w:r>
-        <w:t xml:space="preserve">(número de exemplo). Escreva y(t) e ache y(10). (Use e^0,5 ≈</w:t>
-      </w:r>
-      <w:r>
-        <w:t xml:space="preserve"> </w:t>
-      </w:r>
-      <w:r>
-        <w:t xml:space="preserve">1,64872.)</w:t>
+        <w:t xml:space="preserve">EDO:</w:t>
+      </w:r>
+      <w:r>
+        <w:t xml:space="preserve"> </w:t>
+      </w:r>
+      <w:r>
+        <w:rPr>
+          <w:rStyle w:val="VerbatimChar"/>
+        </w:rPr>
+        <w:t xml:space="preserve">dy/dt=0,05y</w:t>
+      </w:r>
+      <w:r>
+        <w:t xml:space="preserve">, com</w:t>
+      </w:r>
+      <w:r>
+        <w:t xml:space="preserve"> </w:t>
+      </w:r>
+      <w:r>
+        <w:rPr>
+          <w:rStyle w:val="VerbatimChar"/>
+        </w:rPr>
+        <w:t xml:space="preserve">t</w:t>
+      </w:r>
+      <w:r>
+        <w:t xml:space="preserve"> </w:t>
+      </w:r>
+      <w:r>
+        <w:t xml:space="preserve">em meses,</w:t>
+      </w:r>
+      <w:r>
+        <w:t xml:space="preserve"> </w:t>
+      </w:r>
+      <w:r>
+        <w:rPr>
+          <w:rStyle w:val="VerbatimChar"/>
+        </w:rPr>
+        <w:t xml:space="preserve">k=0,05 mês⁻¹</w:t>
+      </w:r>
+      <w:r>
+        <w:t xml:space="preserve"> </w:t>
+      </w:r>
+      <w:r>
+        <w:t xml:space="preserve">e</w:t>
+      </w:r>
+      <w:r>
+        <w:t xml:space="preserve"> </w:t>
+      </w:r>
+      <w:r>
+        <w:rPr>
+          <w:rStyle w:val="VerbatimChar"/>
+        </w:rPr>
+        <w:t xml:space="preserve">y(0)=1000</w:t>
+      </w:r>
+      <w:r>
+        <w:t xml:space="preserve"> </w:t>
+      </w:r>
+      <w:r>
+        <w:t xml:space="preserve">(número de exemplo). Escreva y(t) e ache y(10).</w:t>
+      </w:r>
+      <w:r>
+        <w:t xml:space="preserve"> </w:t>
+      </w:r>
+      <w:r>
+        <w:t xml:space="preserve">(Use e^0,5 ≈ 1,64872.)</w:t>
       </w:r>
     </w:p>
     <w:p>
@@ -38323,13 +39497,76 @@
         <w:t xml:space="preserve"> </w:t>
       </w:r>
       <w:r>
-        <w:t xml:space="preserve">Escreva y(t) para dy/dt = 0,04y com y(0) =</w:t>
-      </w:r>
-      <w:r>
-        <w:t xml:space="preserve"> </w:t>
-      </w:r>
-      <w:r>
-        <w:t xml:space="preserve">2000 (números de exemplo). É crescimento ou decaimento?</w:t>
+        <w:t xml:space="preserve">Escreva y(t) para</w:t>
+      </w:r>
+      <w:r>
+        <w:t xml:space="preserve"> </w:t>
+      </w:r>
+      <w:r>
+        <w:rPr>
+          <w:rStyle w:val="VerbatimChar"/>
+        </w:rPr>
+        <w:t xml:space="preserve">dy/dt=0,04y</w:t>
+      </w:r>
+      <w:r>
+        <w:t xml:space="preserve">,</w:t>
+      </w:r>
+      <w:r>
+        <w:t xml:space="preserve"> </w:t>
+      </w:r>
+      <w:r>
+        <w:t xml:space="preserve">com</w:t>
+      </w:r>
+      <w:r>
+        <w:t xml:space="preserve"> </w:t>
+      </w:r>
+      <w:r>
+        <w:rPr>
+          <w:rStyle w:val="VerbatimChar"/>
+        </w:rPr>
+        <w:t xml:space="preserve">t</w:t>
+      </w:r>
+      <w:r>
+        <w:t xml:space="preserve"> </w:t>
+      </w:r>
+      <w:r>
+        <w:t xml:space="preserve">em meses,</w:t>
+      </w:r>
+      <w:r>
+        <w:t xml:space="preserve"> </w:t>
+      </w:r>
+      <w:r>
+        <w:rPr>
+          <w:rStyle w:val="VerbatimChar"/>
+        </w:rPr>
+        <w:t xml:space="preserve">k=0,04 mês⁻¹</w:t>
+      </w:r>
+      <w:r>
+        <w:t xml:space="preserve"> </w:t>
+      </w:r>
+      <w:r>
+        <w:t xml:space="preserve">e</w:t>
+      </w:r>
+      <w:r>
+        <w:t xml:space="preserve"> </w:t>
+      </w:r>
+      <w:r>
+        <w:rPr>
+          <w:rStyle w:val="VerbatimChar"/>
+        </w:rPr>
+        <w:t xml:space="preserve">y(0)=2000</w:t>
+      </w:r>
+      <w:r>
+        <w:t xml:space="preserve"> </w:t>
+      </w:r>
+      <w:r>
+        <w:t xml:space="preserve">(números de exemplo). É crescimento ou</w:t>
+      </w:r>
+      <w:r>
+        <w:t xml:space="preserve"> </w:t>
+      </w:r>
+      <w:r>
+        <w:t xml:space="preserve">decaimento?</w:t>
       </w:r>
     </w:p>
     <w:p>
@@ -38359,19 +39596,73 @@
         <w:t xml:space="preserve"> </w:t>
       </w:r>
       <w:r>
-        <w:t xml:space="preserve">EDO guiada (números de exemplo): dy/dt =</w:t>
-      </w:r>
-      <w:r>
-        <w:t xml:space="preserve"> </w:t>
-      </w:r>
-      <w:r>
-        <w:t xml:space="preserve">−0,06y, y(0) = 1200. Passo: (a) identifique k e y₀; (b) escreva y(t);</w:t>
-      </w:r>
-      <w:r>
-        <w:t xml:space="preserve"> </w:t>
-      </w:r>
-      <w:r>
-        <w:t xml:space="preserve">(c) calcule y(10) com e^(−0,6) ≈ 0,54881.</w:t>
+        <w:t xml:space="preserve">EDO guiada (números de exemplo):</w:t>
+      </w:r>
+      <w:r>
+        <w:t xml:space="preserve"> </w:t>
+      </w:r>
+      <w:r>
+        <w:rPr>
+          <w:rStyle w:val="VerbatimChar"/>
+        </w:rPr>
+        <w:t xml:space="preserve">dy/dt=−0,06y</w:t>
+      </w:r>
+      <w:r>
+        <w:t xml:space="preserve">, com</w:t>
+      </w:r>
+      <w:r>
+        <w:t xml:space="preserve"> </w:t>
+      </w:r>
+      <w:r>
+        <w:rPr>
+          <w:rStyle w:val="VerbatimChar"/>
+        </w:rPr>
+        <w:t xml:space="preserve">t</w:t>
+      </w:r>
+      <w:r>
+        <w:t xml:space="preserve"> </w:t>
+      </w:r>
+      <w:r>
+        <w:t xml:space="preserve">em meses,</w:t>
+      </w:r>
+      <w:r>
+        <w:t xml:space="preserve"> </w:t>
+      </w:r>
+      <w:r>
+        <w:rPr>
+          <w:rStyle w:val="VerbatimChar"/>
+        </w:rPr>
+        <w:t xml:space="preserve">k=−0,06 mês⁻¹</w:t>
+      </w:r>
+      <w:r>
+        <w:t xml:space="preserve"> </w:t>
+      </w:r>
+      <w:r>
+        <w:t xml:space="preserve">e</w:t>
+      </w:r>
+      <w:r>
+        <w:t xml:space="preserve"> </w:t>
+      </w:r>
+      <w:r>
+        <w:rPr>
+          <w:rStyle w:val="VerbatimChar"/>
+        </w:rPr>
+        <w:t xml:space="preserve">y(0)=1200</w:t>
+      </w:r>
+      <w:r>
+        <w:t xml:space="preserve">. Passo: (a)</w:t>
+      </w:r>
+      <w:r>
+        <w:t xml:space="preserve"> </w:t>
+      </w:r>
+      <w:r>
+        <w:t xml:space="preserve">identifique k e y₀; (b) escreva y(t); (c) calcule y(10) com e^(−0,6) ≈</w:t>
+      </w:r>
+      <w:r>
+        <w:t xml:space="preserve"> </w:t>
+      </w:r>
+      <w:r>
+        <w:t xml:space="preserve">0,54881.</w:t>
       </w:r>
     </w:p>
     <w:p>
@@ -38395,7 +39686,43 @@
         <w:t xml:space="preserve"> </w:t>
       </w:r>
       <w:r>
-        <w:t xml:space="preserve">dy/dx = 0,08y. Passo: (a) para</w:t>
+        <w:rPr>
+          <w:rStyle w:val="VerbatimChar"/>
+        </w:rPr>
+        <w:t xml:space="preserve">dy/dx=0,08y</w:t>
+      </w:r>
+      <w:r>
+        <w:t xml:space="preserve">, com</w:t>
+      </w:r>
+      <w:r>
+        <w:t xml:space="preserve"> </w:t>
+      </w:r>
+      <w:r>
+        <w:rPr>
+          <w:rStyle w:val="VerbatimChar"/>
+        </w:rPr>
+        <w:t xml:space="preserve">x</w:t>
+      </w:r>
+      <w:r>
+        <w:t xml:space="preserve"> </w:t>
+      </w:r>
+      <w:r>
+        <w:t xml:space="preserve">em uma unidade de tempo e</w:t>
+      </w:r>
+      <w:r>
+        <w:t xml:space="preserve"> </w:t>
+      </w:r>
+      <w:r>
+        <w:rPr>
+          <w:rStyle w:val="VerbatimChar"/>
+        </w:rPr>
+        <w:t xml:space="preserve">k=0,08</w:t>
+      </w:r>
+      <w:r>
+        <w:t xml:space="preserve"> </w:t>
+      </w:r>
+      <w:r>
+        <w:t xml:space="preserve">na unidade inversa correspondente. Passo: (a) para</w:t>
       </w:r>
       <w:r>
         <w:t xml:space="preserve"> </w:t>
@@ -38407,13 +39734,13 @@
         <w:t xml:space="preserve">y ≠ 0</w:t>
       </w:r>
       <w:r>
-        <w:t xml:space="preserve">, dy/y = ?; (b) integre</w:t>
-      </w:r>
-      <w:r>
-        <w:t xml:space="preserve"> </w:t>
-      </w:r>
-      <w:r>
-        <w:t xml:space="preserve">os dois lados; (c) chegue a y = y₀e^(0,08x) e registre</w:t>
+        <w:t xml:space="preserve">, dy/y = ?; (b) integre os dois lados; (c) chegue a y</w:t>
+      </w:r>
+      <w:r>
+        <w:t xml:space="preserve"> </w:t>
+      </w:r>
+      <w:r>
+        <w:t xml:space="preserve">= y₀e^(0,08x) e registre</w:t>
       </w:r>
       <w:r>
         <w:t xml:space="preserve"> </w:t>
@@ -38458,19 +39785,76 @@
         <w:t xml:space="preserve"> </w:t>
       </w:r>
       <w:r>
-        <w:t xml:space="preserve">Clientes que crescem fictícios: dN/dt =</w:t>
-      </w:r>
-      <w:r>
-        <w:t xml:space="preserve"> </w:t>
-      </w:r>
-      <w:r>
-        <w:t xml:space="preserve">0,04N, N(0) = 2000 (número de exemplo). Ache N(10) com e^0,4 ≈ 1,49182.</w:t>
-      </w:r>
-      <w:r>
-        <w:t xml:space="preserve"> </w:t>
-      </w:r>
-      <w:r>
-        <w:t xml:space="preserve">Responda em frase: quantos clientes em t = 10 no modelo?</w:t>
+        <w:t xml:space="preserve">Clientes que crescem fictícios:</w:t>
+      </w:r>
+      <w:r>
+        <w:t xml:space="preserve"> </w:t>
+      </w:r>
+      <w:r>
+        <w:rPr>
+          <w:rStyle w:val="VerbatimChar"/>
+        </w:rPr>
+        <w:t xml:space="preserve">dN/dt=0,04N</w:t>
+      </w:r>
+      <w:r>
+        <w:t xml:space="preserve">, com</w:t>
+      </w:r>
+      <w:r>
+        <w:t xml:space="preserve"> </w:t>
+      </w:r>
+      <w:r>
+        <w:rPr>
+          <w:rStyle w:val="VerbatimChar"/>
+        </w:rPr>
+        <w:t xml:space="preserve">t</w:t>
+      </w:r>
+      <w:r>
+        <w:t xml:space="preserve"> </w:t>
+      </w:r>
+      <w:r>
+        <w:t xml:space="preserve">em meses,</w:t>
+      </w:r>
+      <w:r>
+        <w:t xml:space="preserve"> </w:t>
+      </w:r>
+      <w:r>
+        <w:rPr>
+          <w:rStyle w:val="VerbatimChar"/>
+        </w:rPr>
+        <w:t xml:space="preserve">k=0,04 mês⁻¹</w:t>
+      </w:r>
+      <w:r>
+        <w:t xml:space="preserve"> </w:t>
+      </w:r>
+      <w:r>
+        <w:t xml:space="preserve">e</w:t>
+      </w:r>
+      <w:r>
+        <w:t xml:space="preserve"> </w:t>
+      </w:r>
+      <w:r>
+        <w:rPr>
+          <w:rStyle w:val="VerbatimChar"/>
+        </w:rPr>
+        <w:t xml:space="preserve">N(0)=2000</w:t>
+      </w:r>
+      <w:r>
+        <w:t xml:space="preserve"> </w:t>
+      </w:r>
+      <w:r>
+        <w:t xml:space="preserve">(número de exemplo).</w:t>
+      </w:r>
+      <w:r>
+        <w:t xml:space="preserve"> </w:t>
+      </w:r>
+      <w:r>
+        <w:t xml:space="preserve">Ache N(10) com e^0,4 ≈ 1,49182. Responda em frase: quantos clientes em t</w:t>
+      </w:r>
+      <w:r>
+        <w:t xml:space="preserve"> </w:t>
+      </w:r>
+      <w:r>
+        <w:t xml:space="preserve">= 10 no modelo?</w:t>
       </w:r>
     </w:p>
     <w:p>
@@ -38488,19 +39872,103 @@
         <w:t xml:space="preserve"> </w:t>
       </w:r>
       <w:r>
-        <w:t xml:space="preserve">Valor que decai fictício: dV/dt = −0,10V,</w:t>
-      </w:r>
-      <w:r>
-        <w:t xml:space="preserve"> </w:t>
-      </w:r>
-      <w:r>
-        <w:t xml:space="preserve">V(0) = 1000 (número de exemplo). Ache V(10) com e^(−1) ≈ 0,36788 e a</w:t>
-      </w:r>
-      <w:r>
-        <w:t xml:space="preserve"> </w:t>
-      </w:r>
-      <w:r>
-        <w:t xml:space="preserve">meia-vida t½ = ln(2)/0,10. Interprete para a gerente em uma frase.</w:t>
+        <w:t xml:space="preserve">Valor que decai fictício:</w:t>
+      </w:r>
+      <w:r>
+        <w:t xml:space="preserve"> </w:t>
+      </w:r>
+      <w:r>
+        <w:rPr>
+          <w:rStyle w:val="VerbatimChar"/>
+        </w:rPr>
+        <w:t xml:space="preserve">dV/dt=−0,10V</w:t>
+      </w:r>
+      <w:r>
+        <w:t xml:space="preserve">, com</w:t>
+      </w:r>
+      <w:r>
+        <w:t xml:space="preserve"> </w:t>
+      </w:r>
+      <w:r>
+        <w:rPr>
+          <w:rStyle w:val="VerbatimChar"/>
+        </w:rPr>
+        <w:t xml:space="preserve">t</w:t>
+      </w:r>
+      <w:r>
+        <w:t xml:space="preserve"> </w:t>
+      </w:r>
+      <w:r>
+        <w:t xml:space="preserve">em meses,</w:t>
+      </w:r>
+      <w:r>
+        <w:t xml:space="preserve"> </w:t>
+      </w:r>
+      <w:r>
+        <w:rPr>
+          <w:rStyle w:val="VerbatimChar"/>
+        </w:rPr>
+        <w:t xml:space="preserve">k=−0,10 mês⁻¹</w:t>
+      </w:r>
+      <w:r>
+        <w:t xml:space="preserve"> </w:t>
+      </w:r>
+      <w:r>
+        <w:t xml:space="preserve">e</w:t>
+      </w:r>
+      <w:r>
+        <w:t xml:space="preserve"> </w:t>
+      </w:r>
+      <w:r>
+        <w:rPr>
+          <w:rStyle w:val="VerbatimChar"/>
+        </w:rPr>
+        <w:t xml:space="preserve">V(0)=1000</w:t>
+      </w:r>
+      <w:r>
+        <w:t xml:space="preserve">. Ache</w:t>
+      </w:r>
+      <w:r>
+        <w:t xml:space="preserve"> </w:t>
+      </w:r>
+      <w:r>
+        <w:rPr>
+          <w:rStyle w:val="VerbatimChar"/>
+        </w:rPr>
+        <w:t xml:space="preserve">V(10)</w:t>
+      </w:r>
+      <w:r>
+        <w:t xml:space="preserve"> </w:t>
+      </w:r>
+      <w:r>
+        <w:t xml:space="preserve">com</w:t>
+      </w:r>
+      <w:r>
+        <w:t xml:space="preserve"> </w:t>
+      </w:r>
+      <w:r>
+        <w:rPr>
+          <w:rStyle w:val="VerbatimChar"/>
+        </w:rPr>
+        <w:t xml:space="preserve">e^(−1)≈0,36788</w:t>
+      </w:r>
+      <w:r>
+        <w:t xml:space="preserve"> </w:t>
+      </w:r>
+      <w:r>
+        <w:t xml:space="preserve">e</w:t>
+      </w:r>
+      <w:r>
+        <w:t xml:space="preserve"> </w:t>
+      </w:r>
+      <w:r>
+        <w:rPr>
+          <w:rStyle w:val="VerbatimChar"/>
+        </w:rPr>
+        <w:t xml:space="preserve">t½=ln(2)/0,10</w:t>
+      </w:r>
+      <w:r>
+        <w:t xml:space="preserve">; interprete para a gerente em uma frase.</w:t>
       </w:r>
     </w:p>
     <w:p>
@@ -38530,31 +39998,100 @@
         <w:t xml:space="preserve"> </w:t>
       </w:r>
       <w:r>
-        <w:t xml:space="preserve">Compare dois fictícios: A(t) =</w:t>
-      </w:r>
-      <w:r>
-        <w:t xml:space="preserve"> </w:t>
-      </w:r>
-      <w:r>
-        <w:t xml:space="preserve">1000e^(0,08t) e B(t) = 3000e^(−0,05t) (números de exemplo). (a) Calcule</w:t>
-      </w:r>
-      <w:r>
-        <w:t xml:space="preserve"> </w:t>
-      </w:r>
-      <w:r>
-        <w:t xml:space="preserve">A(10) com e^0,8 ≈ 2,22554. (b) Calcule B(10) com e^(−0,5) ≈ 0,60653. (c)</w:t>
-      </w:r>
-      <w:r>
-        <w:t xml:space="preserve"> </w:t>
-      </w:r>
-      <w:r>
-        <w:t xml:space="preserve">Em frase: qual cresce, qual decai, e o que a gerente fictícia decide se</w:t>
-      </w:r>
-      <w:r>
-        <w:t xml:space="preserve"> </w:t>
-      </w:r>
-      <w:r>
-        <w:t xml:space="preserve">A são clientes novos e B é base antiga que evade?</w:t>
+        <w:t xml:space="preserve">Compare dois fictícios:</w:t>
+      </w:r>
+      <w:r>
+        <w:t xml:space="preserve"> </w:t>
+      </w:r>
+      <w:r>
+        <w:rPr>
+          <w:rStyle w:val="VerbatimChar"/>
+        </w:rPr>
+        <w:t xml:space="preserve">A(t)=1000e^(0,08t)</w:t>
+      </w:r>
+      <w:r>
+        <w:t xml:space="preserve"> </w:t>
+      </w:r>
+      <w:r>
+        <w:t xml:space="preserve">e</w:t>
+      </w:r>
+      <w:r>
+        <w:t xml:space="preserve"> </w:t>
+      </w:r>
+      <w:r>
+        <w:rPr>
+          <w:rStyle w:val="VerbatimChar"/>
+        </w:rPr>
+        <w:t xml:space="preserve">B(t)=3000e^(−0,05t)</w:t>
+      </w:r>
+      <w:r>
+        <w:t xml:space="preserve">, com</w:t>
+      </w:r>
+      <w:r>
+        <w:t xml:space="preserve"> </w:t>
+      </w:r>
+      <w:r>
+        <w:rPr>
+          <w:rStyle w:val="VerbatimChar"/>
+        </w:rPr>
+        <w:t xml:space="preserve">t</w:t>
+      </w:r>
+      <w:r>
+        <w:t xml:space="preserve"> </w:t>
+      </w:r>
+      <w:r>
+        <w:t xml:space="preserve">em meses; os coeficientes exponenciais são</w:t>
+      </w:r>
+      <w:r>
+        <w:t xml:space="preserve"> </w:t>
+      </w:r>
+      <w:r>
+        <w:rPr>
+          <w:rStyle w:val="VerbatimChar"/>
+        </w:rPr>
+        <w:t xml:space="preserve">0,08 mês⁻¹</w:t>
+      </w:r>
+      <w:r>
+        <w:t xml:space="preserve"> </w:t>
+      </w:r>
+      <w:r>
+        <w:t xml:space="preserve">e</w:t>
+      </w:r>
+      <w:r>
+        <w:t xml:space="preserve"> </w:t>
+      </w:r>
+      <w:r>
+        <w:rPr>
+          <w:rStyle w:val="VerbatimChar"/>
+        </w:rPr>
+        <w:t xml:space="preserve">−0,05 mês⁻¹</w:t>
+      </w:r>
+      <w:r>
+        <w:t xml:space="preserve">, de modo que os</w:t>
+      </w:r>
+      <w:r>
+        <w:t xml:space="preserve"> </w:t>
+      </w:r>
+      <w:r>
+        <w:t xml:space="preserve">expoentes são adimensionais (números de exemplo). (a) Calcule A(10) com</w:t>
+      </w:r>
+      <w:r>
+        <w:t xml:space="preserve"> </w:t>
+      </w:r>
+      <w:r>
+        <w:t xml:space="preserve">e^0,8 ≈ 2,22554. (b) Calcule B(10) com e^(−0,5) ≈ 0,60653. (c) Em frase:</w:t>
+      </w:r>
+      <w:r>
+        <w:t xml:space="preserve"> </w:t>
+      </w:r>
+      <w:r>
+        <w:t xml:space="preserve">qual cresce, qual decai, e o que a gerente fictícia decide se A são</w:t>
+      </w:r>
+      <w:r>
+        <w:t xml:space="preserve"> </w:t>
+      </w:r>
+      <w:r>
+        <w:t xml:space="preserve">clientes novos e B é base antiga que evade?</w:t>
       </w:r>
     </w:p>
     <w:p>
@@ -38836,7 +40373,7 @@
           <w:bCs/>
           <w:b/>
         </w:rPr>
-        <w:t xml:space="preserve">T6 → V(10) ≈ 368; t½ ≈ 6,93 períodos (números de exemplo,</w:t>
+        <w:t xml:space="preserve">T6 → V(10)≈368; t½≈6,93 meses (números de exemplo,</w:t>
       </w:r>
       <w:r>
         <w:rPr>
@@ -38856,10 +40393,7 @@
         <w:t xml:space="preserve"> </w:t>
       </w:r>
       <w:r>
-        <w:t xml:space="preserve">V(10) = 1000 · 0,36788 ≈</w:t>
-      </w:r>
-      <w:r>
-        <w:t xml:space="preserve"> </w:t>
+        <w:t xml:space="preserve">V(10)=1000·0,36788≈</w:t>
       </w:r>
       <w:r>
         <w:rPr>
@@ -38869,38 +40403,25 @@
         <w:t xml:space="preserve">368</w:t>
       </w:r>
       <w:r>
-        <w:t xml:space="preserve">. t½</w:t>
-      </w:r>
-      <w:r>
-        <w:t xml:space="preserve"> </w:t>
-      </w:r>
-      <w:r>
-        <w:t xml:space="preserve">= 0,693/0,10 ≈</w:t>
-      </w:r>
-      <w:r>
-        <w:t xml:space="preserve"> </w:t>
-      </w:r>
-      <w:r>
-        <w:rPr>
-          <w:bCs/>
-          <w:b/>
-        </w:rPr>
-        <w:t xml:space="preserve">6,93</w:t>
-      </w:r>
-      <w:r>
-        <w:t xml:space="preserve">. Frase: "em 10 períodos restam</w:t>
-      </w:r>
-      <w:r>
-        <w:t xml:space="preserve"> </w:t>
-      </w:r>
-      <w:r>
-        <w:t xml:space="preserve">cerca de 368 (número de exemplo); a cada ~7 períodos o valor cai à</w:t>
-      </w:r>
-      <w:r>
-        <w:t xml:space="preserve"> </w:t>
-      </w:r>
-      <w:r>
-        <w:t xml:space="preserve">metade no modelo".</w:t>
+        <w:t xml:space="preserve">.</w:t>
+      </w:r>
+      <w:r>
+        <w:t xml:space="preserve"> </w:t>
+      </w:r>
+      <w:r>
+        <w:rPr>
+          <w:rStyle w:val="VerbatimChar"/>
+        </w:rPr>
+        <w:t xml:space="preserve">t½=0,693/0,10≈6,93</w:t>
+      </w:r>
+      <w:r>
+        <w:t xml:space="preserve">. Frase: "em 10 meses restam cerca de</w:t>
+      </w:r>
+      <w:r>
+        <w:t xml:space="preserve"> </w:t>
+      </w:r>
+      <w:r>
+        <w:t xml:space="preserve">368; a cada ~7 meses o valor cai à metade no modelo".</w:t>
       </w:r>
     </w:p>
     <w:p>
@@ -38999,13 +40520,13 @@
         <w:t xml:space="preserve"> </w:t>
       </w:r>
       <w:r>
-        <w:t xml:space="preserve">( ) A área sob a taxa de vendas no período é o</w:t>
-      </w:r>
-      <w:r>
-        <w:t xml:space="preserve"> </w:t>
-      </w:r>
-      <w:r>
-        <w:t xml:space="preserve">total vendido.</w:t>
+        <w:t xml:space="preserve">( ) Se a taxa de vendas for não negativa no</w:t>
+      </w:r>
+      <w:r>
+        <w:t xml:space="preserve"> </w:t>
+      </w:r>
+      <w:r>
+        <w:t xml:space="preserve">intervalo, a integral definida é o total vendido no modelo.</w:t>
       </w:r>
       <w:r>
         <w:t xml:space="preserve"> </w:t>
@@ -39021,13 +40542,7 @@
         <w:t xml:space="preserve"> </w:t>
       </w:r>
       <w:r>
-        <w:t xml:space="preserve">( ) Em dy/dt = ky, k &gt; 0 indica</w:t>
-      </w:r>
-      <w:r>
-        <w:t xml:space="preserve"> </w:t>
-      </w:r>
-      <w:r>
-        <w:t xml:space="preserve">decaimento.</w:t>
+        <w:t xml:space="preserve">( ) Em dy/dt = ky, k &gt; 0 indica decaimento.</w:t>
       </w:r>
       <w:r>
         <w:t xml:space="preserve"> </w:t>
@@ -39043,13 +40558,13 @@
         <w:t xml:space="preserve"> </w:t>
       </w:r>
       <w:r>
-        <w:t xml:space="preserve">( ) A solução de dy/dx = ky com y(0) =</w:t>
-      </w:r>
-      <w:r>
-        <w:t xml:space="preserve"> </w:t>
-      </w:r>
-      <w:r>
-        <w:t xml:space="preserve">y₀ é y = y₀e^(kx).</w:t>
+        <w:t xml:space="preserve">( ) A solução de dy/dx = ky com y(0) = y₀ é y =</w:t>
+      </w:r>
+      <w:r>
+        <w:t xml:space="preserve"> </w:t>
+      </w:r>
+      <w:r>
+        <w:t xml:space="preserve">y₀e^(kx).</w:t>
       </w:r>
     </w:p>
     <w:p>
@@ -39079,45 +40594,66 @@
           <w:bCs/>
           <w:b/>
         </w:rPr>
+        <w:t xml:space="preserve">V</w:t>
+      </w:r>
+      <w:r>
+        <w:t xml:space="preserve">, sob a hipótese de taxa não negativa. Se a</w:t>
+      </w:r>
+      <w:r>
+        <w:t xml:space="preserve"> </w:t>
+      </w:r>
+      <w:r>
+        <w:t xml:space="preserve">taxa puder ser negativa, a integral é o total líquido com sinal, não a</w:t>
+      </w:r>
+      <w:r>
+        <w:t xml:space="preserve"> </w:t>
+      </w:r>
+      <w:r>
+        <w:t xml:space="preserve">área geométrica. Q2 →</w:t>
+      </w:r>
+      <w:r>
+        <w:t xml:space="preserve"> </w:t>
+      </w:r>
+      <w:r>
+        <w:rPr>
+          <w:bCs/>
+          <w:b/>
+        </w:rPr>
+        <w:t xml:space="preserve">F.</w:t>
+      </w:r>
+      <w:r>
+        <w:t xml:space="preserve"> </w:t>
+      </w:r>
+      <w:r>
+        <w:t xml:space="preserve">k &gt; 0 é crescimento; k &lt;</w:t>
+      </w:r>
+      <w:r>
+        <w:t xml:space="preserve"> </w:t>
+      </w:r>
+      <w:r>
+        <w:t xml:space="preserve">0 é decaimento. Q3 →</w:t>
+      </w:r>
+      <w:r>
+        <w:t xml:space="preserve"> </w:t>
+      </w:r>
+      <w:r>
+        <w:rPr>
+          <w:bCs/>
+          <w:b/>
+        </w:rPr>
         <w:t xml:space="preserve">V.</w:t>
       </w:r>
       <w:r>
         <w:t xml:space="preserve"> </w:t>
       </w:r>
       <w:r>
-        <w:t xml:space="preserve">Somar as fatias da taxa dá o acumulado. Q2 →</w:t>
-      </w:r>
-      <w:r>
-        <w:t xml:space="preserve"> </w:t>
-      </w:r>
-      <w:r>
-        <w:rPr>
-          <w:bCs/>
-          <w:b/>
-        </w:rPr>
-        <w:t xml:space="preserve">F.</w:t>
-      </w:r>
-      <w:r>
-        <w:t xml:space="preserve"> </w:t>
-      </w:r>
-      <w:r>
-        <w:t xml:space="preserve">k &gt; 0 é crescimento; k &lt; 0 é decaimento. Q3 →</w:t>
-      </w:r>
-      <w:r>
-        <w:t xml:space="preserve"> </w:t>
-      </w:r>
-      <w:r>
-        <w:rPr>
-          <w:bCs/>
-          <w:b/>
-        </w:rPr>
-        <w:t xml:space="preserve">V.</w:t>
-      </w:r>
-      <w:r>
-        <w:t xml:space="preserve"> </w:t>
-      </w:r>
-      <w:r>
-        <w:t xml:space="preserve">Exponencial com valor inicial y₀.</w:t>
+        <w:t xml:space="preserve">Exponencial com valor inicial</w:t>
+      </w:r>
+      <w:r>
+        <w:t xml:space="preserve"> </w:t>
+      </w:r>
+      <w:r>
+        <w:t xml:space="preserve">y₀.</w:t>
       </w:r>
     </w:p>
     <w:bookmarkStart w:id="224" w:name="X3435d3f420d5d1e5e15460bb3c121095346a690"/>
@@ -39513,13 +41049,16 @@
         <w:t xml:space="preserve"> </w:t>
       </w:r>
       <w:r>
-        <w:t xml:space="preserve">t_dobro = ln(2)/k =</w:t>
-      </w:r>
-      <w:r>
-        <w:t xml:space="preserve"> </w:t>
-      </w:r>
-      <w:r>
-        <w:t xml:space="preserve">0,693/0,06 ≈ 11,6 meses no modelo.</w:t>
+        <w:rPr>
+          <w:rStyle w:val="VerbatimChar"/>
+        </w:rPr>
+        <w:t xml:space="preserve">t_dobro=ln(2)/k=0,693/0,06≈11,6</w:t>
+      </w:r>
+      <w:r>
+        <w:t xml:space="preserve"> </w:t>
+      </w:r>
+      <w:r>
+        <w:t xml:space="preserve">meses no modelo.</w:t>
       </w:r>
     </w:p>
     <w:p>
@@ -39673,11 +41212,7 @@
         <w:pStyle w:val="FirstParagraph"/>
       </w:pPr>
       <w:r>
-        <w:rPr>
-          <w:bCs/>
-          <w:b/>
-        </w:rPr>
-        <w:t xml:space="preserve">Gabarito do guia U5 (com as lacunas preenchidas)</w:t>
+        <w:t xml:space="preserve">Gabarito do guia (abrir depois de tentar)</w:t>
       </w:r>
     </w:p>
     <w:p>
@@ -40338,7 +41873,13 @@
               <w:jc w:val="left"/>
             </w:pPr>
             <w:r>
-              <w:t xml:space="preserve">Estimativa local do custo da próxima unidade, não a média</w:t>
+              <w:t xml:space="preserve">Estimativa local da variação do custo; não é o incremento exato de</w:t>
+            </w:r>
+            <w:r>
+              <w:t xml:space="preserve"> </w:t>
+            </w:r>
+            <w:r>
+              <w:t xml:space="preserve">uma unidade inteira</w:t>
             </w:r>
           </w:p>
         </w:tc>
@@ -40414,7 +41955,13 @@
               <w:jc w:val="left"/>
             </w:pPr>
             <w:r>
-              <w:t xml:space="preserve">Assíntota que se "beira"</w:t>
+              <w:t xml:space="preserve">Limite de longo prazo; o cruzamento da assíntota depende do</w:t>
+            </w:r>
+            <w:r>
+              <w:t xml:space="preserve"> </w:t>
+            </w:r>
+            <w:r>
+              <w:t xml:space="preserve">modelo</w:t>
             </w:r>
           </w:p>
         </w:tc>
@@ -40593,13 +42140,19 @@
         <w:pStyle w:val="Compact"/>
       </w:pPr>
       <w:r>
-        <w:t xml:space="preserve">U5: área é total; dy/dt = ky → y(t) = y₀e^(kt); k &gt; 0 cresce; k</w:t>
-      </w:r>
-      <w:r>
-        <w:t xml:space="preserve"> </w:t>
-      </w:r>
-      <w:r>
-        <w:t xml:space="preserve">&lt; 0 decai.</w:t>
+        <w:t xml:space="preserve">U5: a integral é o total líquido/área com sinal; se a taxa é não</w:t>
+      </w:r>
+      <w:r>
+        <w:t xml:space="preserve"> </w:t>
+      </w:r>
+      <w:r>
+        <w:t xml:space="preserve">negativa, coincide com a área; dy/dt = ky → y(t) = y₀e^(kt); k &gt; 0</w:t>
+      </w:r>
+      <w:r>
+        <w:t xml:space="preserve"> </w:t>
+      </w:r>
+      <w:r>
+        <w:t xml:space="preserve">cresce; k &lt; 0 decai.</w:t>
       </w:r>
     </w:p>
     <w:bookmarkEnd w:id="228"/>
@@ -41146,7 +42699,7 @@
         <w:t xml:space="preserve"> </w:t>
       </w:r>
       <w:r>
-        <w:t xml:space="preserve">30 minutos diários valem mais que 4 horas</w:t>
+        <w:t xml:space="preserve">30 minutos diários valem mais que 4 horas na</w:t>
       </w:r>
       <w:r>
         <w:t xml:space="preserve"> </w:t>
@@ -42656,13 +44209,19 @@
         <w:t xml:space="preserve"> </w:t>
       </w:r>
       <w:r>
-        <w:t xml:space="preserve">reta ou valor-teto que a curva beira sem</w:t>
-      </w:r>
-      <w:r>
-        <w:t xml:space="preserve"> </w:t>
-      </w:r>
-      <w:r>
-        <w:t xml:space="preserve">ultrapassar (meta teórica).</w:t>
+        <w:t xml:space="preserve">reta que a curva se aproxima quando a</w:t>
+      </w:r>
+      <w:r>
+        <w:t xml:space="preserve"> </w:t>
+      </w:r>
+      <w:r>
+        <w:t xml:space="preserve">entrada cresce sem parar; o cruzamento depende da função e do</w:t>
+      </w:r>
+      <w:r>
+        <w:t xml:space="preserve"> </w:t>
+      </w:r>
+      <w:r>
+        <w:t xml:space="preserve">domínio.</w:t>
       </w:r>
     </w:p>
     <w:p>
@@ -42762,13 +44321,25 @@
         <w:t xml:space="preserve"> </w:t>
       </w:r>
       <w:r>
-        <w:t xml:space="preserve">derivada do custo total; estimativa</w:t>
-      </w:r>
-      <w:r>
-        <w:t xml:space="preserve"> </w:t>
-      </w:r>
-      <w:r>
-        <w:t xml:space="preserve">local do custo de produzir mais uma unidade.</w:t>
+        <w:t xml:space="preserve">derivada do custo total; taxa local</w:t>
+      </w:r>
+      <w:r>
+        <w:t xml:space="preserve"> </w:t>
+      </w:r>
+      <w:r>
+        <w:t xml:space="preserve">aproximada. Para uma unidade inteira, use</w:t>
+      </w:r>
+      <w:r>
+        <w:t xml:space="preserve"> </w:t>
+      </w:r>
+      <w:r>
+        <w:rPr>
+          <w:rStyle w:val="VerbatimChar"/>
+        </w:rPr>
+        <w:t xml:space="preserve">C(x+1)−C(x)</w:t>
+      </w:r>
+      <w:r>
+        <w:t xml:space="preserve">.</w:t>
       </w:r>
     </w:p>
     <w:p>
@@ -42790,13 +44361,25 @@
         <w:t xml:space="preserve"> </w:t>
       </w:r>
       <w:r>
-        <w:t xml:space="preserve">derivada da receita total;</w:t>
-      </w:r>
-      <w:r>
-        <w:t xml:space="preserve"> </w:t>
-      </w:r>
-      <w:r>
-        <w:t xml:space="preserve">estimativa local da receita trazida por mais uma unidade.</w:t>
+        <w:t xml:space="preserve">derivada da receita total; taxa</w:t>
+      </w:r>
+      <w:r>
+        <w:t xml:space="preserve"> </w:t>
+      </w:r>
+      <w:r>
+        <w:t xml:space="preserve">local aproximada. O incremento exato de uma unidade inteira é</w:t>
+      </w:r>
+      <w:r>
+        <w:t xml:space="preserve"> </w:t>
+      </w:r>
+      <w:r>
+        <w:rPr>
+          <w:rStyle w:val="VerbatimChar"/>
+        </w:rPr>
+        <w:t xml:space="preserve">R(x+1)−R(x)</w:t>
+      </w:r>
+      <w:r>
+        <w:t xml:space="preserve">.</w:t>
       </w:r>
     </w:p>
     <w:p>
@@ -43142,13 +44725,25 @@
         <w:t xml:space="preserve"> </w:t>
       </w:r>
       <w:r>
-        <w:t xml:space="preserve">número F(b) − F(a); área com</w:t>
-      </w:r>
-      <w:r>
-        <w:t xml:space="preserve"> </w:t>
-      </w:r>
-      <w:r>
-        <w:t xml:space="preserve">sinal; total acumulado.</w:t>
+        <w:t xml:space="preserve">número</w:t>
+      </w:r>
+      <w:r>
+        <w:t xml:space="preserve"> </w:t>
+      </w:r>
+      <w:r>
+        <w:rPr>
+          <w:rStyle w:val="VerbatimChar"/>
+        </w:rPr>
+        <w:t xml:space="preserve">F(b)−F(a)</w:t>
+      </w:r>
+      <w:r>
+        <w:t xml:space="preserve">;</w:t>
+      </w:r>
+      <w:r>
+        <w:t xml:space="preserve"> </w:t>
+      </w:r>
+      <w:r>
+        <w:t xml:space="preserve">área com sinal e total acumulado quando a taxa é não negativa.</w:t>
       </w:r>
     </w:p>
     <w:p>
@@ -43961,7 +45556,28 @@
         <w:t xml:space="preserve"> </w:t>
       </w:r>
       <w:r>
-        <w:t xml:space="preserve">Compensa produzir a 7ª unidade se o preço for R$ 350 (fictício)?</w:t>
+        <w:t xml:space="preserve">Trate C′(6) como taxa local; para a 7ª unidade inteira, calcule</w:t>
+      </w:r>
+      <w:r>
+        <w:t xml:space="preserve"> </w:t>
+      </w:r>
+      <w:r>
+        <w:rPr>
+          <w:rStyle w:val="VerbatimChar"/>
+        </w:rPr>
+        <w:t xml:space="preserve">C(7)−C(6)</w:t>
+      </w:r>
+      <w:r>
+        <w:t xml:space="preserve"> </w:t>
+      </w:r>
+      <w:r>
+        <w:t xml:space="preserve">e decida se compensa com preço de R$ 350</w:t>
+      </w:r>
+      <w:r>
+        <w:t xml:space="preserve"> </w:t>
+      </w:r>
+      <w:r>
+        <w:t xml:space="preserve">(fictício).</w:t>
       </w:r>
     </w:p>
     <w:p>
@@ -44147,19 +45763,76 @@
         <w:t xml:space="preserve"> </w:t>
       </w:r>
       <w:r>
-        <w:t xml:space="preserve">Base fictícia de clientes: dN/dt =</w:t>
-      </w:r>
-      <w:r>
-        <w:t xml:space="preserve"> </w:t>
-      </w:r>
-      <w:r>
-        <w:t xml:space="preserve">0,05N, N(0) = 1500 (número de exemplo). Escreva N(t) e calcule N(10) com</w:t>
-      </w:r>
-      <w:r>
-        <w:t xml:space="preserve"> </w:t>
-      </w:r>
-      <w:r>
-        <w:t xml:space="preserve">e^0,5 ≈ 1,64872. É crescimento ou decaimento?</w:t>
+        <w:t xml:space="preserve">Base fictícia de clientes:</w:t>
+      </w:r>
+      <w:r>
+        <w:t xml:space="preserve"> </w:t>
+      </w:r>
+      <w:r>
+        <w:rPr>
+          <w:rStyle w:val="VerbatimChar"/>
+        </w:rPr>
+        <w:t xml:space="preserve">dN/dt=0,05N</w:t>
+      </w:r>
+      <w:r>
+        <w:t xml:space="preserve">, com</w:t>
+      </w:r>
+      <w:r>
+        <w:t xml:space="preserve"> </w:t>
+      </w:r>
+      <w:r>
+        <w:rPr>
+          <w:rStyle w:val="VerbatimChar"/>
+        </w:rPr>
+        <w:t xml:space="preserve">t</w:t>
+      </w:r>
+      <w:r>
+        <w:t xml:space="preserve"> </w:t>
+      </w:r>
+      <w:r>
+        <w:t xml:space="preserve">em meses,</w:t>
+      </w:r>
+      <w:r>
+        <w:t xml:space="preserve"> </w:t>
+      </w:r>
+      <w:r>
+        <w:rPr>
+          <w:rStyle w:val="VerbatimChar"/>
+        </w:rPr>
+        <w:t xml:space="preserve">k=0,05 mês⁻¹</w:t>
+      </w:r>
+      <w:r>
+        <w:t xml:space="preserve"> </w:t>
+      </w:r>
+      <w:r>
+        <w:t xml:space="preserve">e</w:t>
+      </w:r>
+      <w:r>
+        <w:t xml:space="preserve"> </w:t>
+      </w:r>
+      <w:r>
+        <w:rPr>
+          <w:rStyle w:val="VerbatimChar"/>
+        </w:rPr>
+        <w:t xml:space="preserve">N(0)=1500</w:t>
+      </w:r>
+      <w:r>
+        <w:t xml:space="preserve"> </w:t>
+      </w:r>
+      <w:r>
+        <w:t xml:space="preserve">(número de exemplo).</w:t>
+      </w:r>
+      <w:r>
+        <w:t xml:space="preserve"> </w:t>
+      </w:r>
+      <w:r>
+        <w:t xml:space="preserve">Escreva N(t) e calcule N(10) com e^0,5 ≈ 1,64872. É crescimento ou</w:t>
+      </w:r>
+      <w:r>
+        <w:t xml:space="preserve"> </w:t>
+      </w:r>
+      <w:r>
+        <w:t xml:space="preserve">decaimento?</w:t>
       </w:r>
     </w:p>
     <w:p>
@@ -44220,7 +45893,21 @@
           <w:bCs/>
           <w:b/>
         </w:rPr>
-        <w:t xml:space="preserve">B2 → 1000 mil R$ (número de exemplo); meta/teto.</w:t>
+        <w:t xml:space="preserve">B2 → 1000 mil R$ (número de exemplo); limite de longo prazo</w:t>
+      </w:r>
+      <w:r>
+        <w:rPr>
+          <w:bCs/>
+          <w:b/>
+        </w:rPr>
+        <w:t xml:space="preserve"> </w:t>
+      </w:r>
+      <w:r>
+        <w:rPr>
+          <w:bCs/>
+          <w:b/>
+        </w:rPr>
+        <w:t xml:space="preserve">do modelo.</w:t>
       </w:r>
       <w:r>
         <w:t xml:space="preserve"> </w:t>
@@ -44239,13 +45926,70 @@
         <w:t xml:space="preserve">1000</w:t>
       </w:r>
       <w:r>
-        <w:t xml:space="preserve">. "Meta" = assíntota</w:t>
-      </w:r>
-      <w:r>
-        <w:t xml:space="preserve"> </w:t>
-      </w:r>
-      <w:r>
-        <w:t xml:space="preserve">que as vendas beiram sem ultrapassar no modelo.</w:t>
+        <w:t xml:space="preserve">.</w:t>
+      </w:r>
+      <w:r>
+        <w:t xml:space="preserve"> </w:t>
+      </w:r>
+      <w:r>
+        <w:t xml:space="preserve">A curva se aproxima de</w:t>
+      </w:r>
+      <w:r>
+        <w:t xml:space="preserve"> </w:t>
+      </w:r>
+      <w:r>
+        <w:rPr>
+          <w:rStyle w:val="VerbatimChar"/>
+        </w:rPr>
+        <w:t xml:space="preserve">y = 1000</w:t>
+      </w:r>
+      <w:r>
+        <w:t xml:space="preserve">; para</w:t>
+      </w:r>
+      <w:r>
+        <w:t xml:space="preserve"> </w:t>
+      </w:r>
+      <w:r>
+        <w:rPr>
+          <w:rStyle w:val="VerbatimChar"/>
+        </w:rPr>
+        <w:t xml:space="preserve">t≥0</w:t>
+      </w:r>
+      <w:r>
+        <w:t xml:space="preserve">, a</w:t>
+      </w:r>
+      <w:r>
+        <w:t xml:space="preserve"> </w:t>
+      </w:r>
+      <w:r>
+        <w:t xml:space="preserve">fórmula</w:t>
+      </w:r>
+      <w:r>
+        <w:t xml:space="preserve"> </w:t>
+      </w:r>
+      <w:r>
+        <w:rPr>
+          <w:rStyle w:val="VerbatimChar"/>
+        </w:rPr>
+        <w:t xml:space="preserve">S(t)=1000−25000/(t+25)</w:t>
+      </w:r>
+      <w:r>
+        <w:t xml:space="preserve"> </w:t>
+      </w:r>
+      <w:r>
+        <w:t xml:space="preserve">mostra que os valores ficam</w:t>
+      </w:r>
+      <w:r>
+        <w:t xml:space="preserve"> </w:t>
+      </w:r>
+      <w:r>
+        <w:t xml:space="preserve">abaixo de 1000. Esse comportamento vem do modelo, não da definição de</w:t>
+      </w:r>
+      <w:r>
+        <w:t xml:space="preserve"> </w:t>
+      </w:r>
+      <w:r>
+        <w:t xml:space="preserve">assíntota.</w:t>
       </w:r>
     </w:p>
     <w:p>
@@ -44257,52 +46001,81 @@
           <w:bCs/>
           <w:b/>
         </w:rPr>
-        <w:t xml:space="preserve">B3 → C′(x) = 0,9x² + 8x + 25; C′(6) = 105,4 ≈ 105 (R$, número</w:t>
-      </w:r>
-      <w:r>
-        <w:rPr>
-          <w:bCs/>
-          <w:b/>
-        </w:rPr>
-        <w:t xml:space="preserve"> </w:t>
-      </w:r>
-      <w:r>
-        <w:rPr>
-          <w:bCs/>
-          <w:b/>
-        </w:rPr>
-        <w:t xml:space="preserve">de exemplo); sim, compensa.</w:t>
-      </w:r>
-      <w:r>
-        <w:t xml:space="preserve"> </w:t>
-      </w:r>
-      <w:r>
-        <w:t xml:space="preserve">C′(6) = 0,9·36 + 48 + 25 = 32,4 +</w:t>
-      </w:r>
-      <w:r>
-        <w:t xml:space="preserve"> </w:t>
-      </w:r>
-      <w:r>
-        <w:t xml:space="preserve">73 =</w:t>
-      </w:r>
-      <w:r>
-        <w:t xml:space="preserve"> </w:t>
-      </w:r>
-      <w:r>
-        <w:rPr>
-          <w:bCs/>
-          <w:b/>
+        <w:t xml:space="preserve">B3 → C′(x) = 0,9x² + 8x + 25; C′(6)=105,4 (R$/un., taxa</w:t>
+      </w:r>
+      <w:r>
+        <w:rPr>
+          <w:bCs/>
+          <w:b/>
+        </w:rPr>
+        <w:t xml:space="preserve"> </w:t>
+      </w:r>
+      <w:r>
+        <w:rPr>
+          <w:bCs/>
+          <w:b/>
+        </w:rPr>
+        <w:t xml:space="preserve">local).</w:t>
+      </w:r>
+      <w:r>
+        <w:t xml:space="preserve"> </w:t>
+      </w:r>
+      <w:r>
+        <w:t xml:space="preserve">O incremento exato da 7ª unidade é</w:t>
+      </w:r>
+      <w:r>
+        <w:t xml:space="preserve"> </w:t>
+      </w:r>
+      <w:r>
+        <w:rPr>
+          <w:rStyle w:val="VerbatimChar"/>
+        </w:rPr>
+        <w:t xml:space="preserve">C(7)−C(6)=115,1</w:t>
+      </w:r>
+      <w:r>
+        <w:t xml:space="preserve"> </w:t>
+      </w:r>
+      <w:r>
+        <w:t xml:space="preserve">reais. Como</w:t>
+      </w:r>
+      <w:r>
+        <w:t xml:space="preserve"> </w:t>
+      </w:r>
+      <w:r>
+        <w:rPr>
+          <w:rStyle w:val="VerbatimChar"/>
+        </w:rPr>
+        <w:t xml:space="preserve">115,1&lt;350</w:t>
+      </w:r>
+      <w:r>
+        <w:t xml:space="preserve">, a 7ª</w:t>
+      </w:r>
+      <w:r>
+        <w:t xml:space="preserve"> </w:t>
+      </w:r>
+      <w:r>
+        <w:t xml:space="preserve">unidade compensa no modelo;</w:t>
+      </w:r>
+      <w:r>
+        <w:t xml:space="preserve"> </w:t>
+      </w:r>
+      <w:r>
+        <w:rPr>
+          <w:rStyle w:val="VerbatimChar"/>
         </w:rPr>
         <w:t xml:space="preserve">105,4</w:t>
       </w:r>
       <w:r>
-        <w:t xml:space="preserve">. Como 105 &lt; 350, a próxima unidade traz</w:t>
-      </w:r>
-      <w:r>
-        <w:t xml:space="preserve"> </w:t>
-      </w:r>
-      <w:r>
-        <w:t xml:space="preserve">mais do que custa no modelo.</w:t>
+        <w:t xml:space="preserve"> </w:t>
+      </w:r>
+      <w:r>
+        <w:t xml:space="preserve">é apenas a estimativa</w:t>
+      </w:r>
+      <w:r>
+        <w:t xml:space="preserve"> </w:t>
+      </w:r>
+      <w:r>
+        <w:t xml:space="preserve">local.</w:t>
       </w:r>
     </w:p>
     <w:p>
@@ -45010,7 +46783,7 @@
         <w:t xml:space="preserve"> </w:t>
       </w:r>
       <w:r>
-        <w:t xml:space="preserve">unidades/mês;</w:t>
+        <w:t xml:space="preserve">unidades/mês.</w:t>
       </w:r>
       <w:r>
         <w:t xml:space="preserve"> </w:t>
@@ -45025,7 +46798,40 @@
         <w:t xml:space="preserve"> </w:t>
       </w:r>
       <w:r>
-        <w:t xml:space="preserve">unidades/mês.</w:t>
+        <w:t xml:space="preserve">unidades/mês. Neste modelo,</w:t>
+      </w:r>
+      <w:r>
+        <w:t xml:space="preserve"> </w:t>
+      </w:r>
+      <w:r>
+        <w:rPr>
+          <w:rStyle w:val="VerbatimChar"/>
+        </w:rPr>
+        <w:t xml:space="preserve">D(t)=1800−16200/(t+9)&lt;1800</w:t>
+      </w:r>
+      <w:r>
+        <w:t xml:space="preserve"> </w:t>
+      </w:r>
+      <w:r>
+        <w:t xml:space="preserve">para</w:t>
+      </w:r>
+      <w:r>
+        <w:t xml:space="preserve"> </w:t>
+      </w:r>
+      <w:r>
+        <w:rPr>
+          <w:rStyle w:val="VerbatimChar"/>
+        </w:rPr>
+        <w:t xml:space="preserve">t≥0</w:t>
+      </w:r>
+      <w:r>
+        <w:t xml:space="preserve">; a assíntota, por si só, não impede cruzamentos em</w:t>
+      </w:r>
+      <w:r>
+        <w:t xml:space="preserve"> </w:t>
+      </w:r>
+      <w:r>
+        <w:t xml:space="preserve">outros modelos.</w:t>
       </w:r>
     </w:p>
     <w:p>
@@ -50067,7 +51873,7 @@
         <w:rPr>
           <w:rStyle w:val="VerbatimChar"/>
         </w:rPr>
-        <w:t xml:space="preserve">dI/dt=−0,08I</w:t>
+        <w:t xml:space="preserve">dI/dt=−0,08 semana⁻¹·I</w:t>
       </w:r>
       <w:r>
         <w:t xml:space="preserve">, com</w:t>
@@ -50085,7 +51891,13 @@
         <w:t xml:space="preserve"> </w:t>
       </w:r>
       <w:r>
-        <w:t xml:space="preserve">unidades e</w:t>
+        <w:t xml:space="preserve">unidades</w:t>
+      </w:r>
+      <w:r>
+        <w:t xml:space="preserve"> </w:t>
+      </w:r>
+      <w:r>
+        <w:t xml:space="preserve">e</w:t>
       </w:r>
       <w:r>
         <w:t xml:space="preserve"> </w:t>
@@ -50440,7 +52252,7 @@
         <w:rPr>
           <w:rStyle w:val="VerbatimChar"/>
         </w:rPr>
-        <w:t xml:space="preserve">dL/dt=0,05L</w:t>
+        <w:t xml:space="preserve">dL/dt=0,05 trimestre⁻¹·L</w:t>
       </w:r>
       <w:r>
         <w:t xml:space="preserve">, com</w:t>
@@ -50455,13 +52267,31 @@
         <w:t xml:space="preserve">L(0)=1000 mil R\$</w:t>
       </w:r>
       <w:r>
-        <w:t xml:space="preserve">, em</w:t>
-      </w:r>
-      <w:r>
-        <w:t xml:space="preserve"> </w:t>
-      </w:r>
-      <w:r>
-        <w:t xml:space="preserve">trimestres. (a) Calcule</w:t>
+        <w:t xml:space="preserve"> </w:t>
+      </w:r>
+      <w:r>
+        <w:t xml:space="preserve">e</w:t>
+      </w:r>
+      <w:r>
+        <w:t xml:space="preserve"> </w:t>
+      </w:r>
+      <w:r>
+        <w:rPr>
+          <w:rStyle w:val="VerbatimChar"/>
+        </w:rPr>
+        <w:t xml:space="preserve">t</w:t>
+      </w:r>
+      <w:r>
+        <w:t xml:space="preserve"> </w:t>
+      </w:r>
+      <w:r>
+        <w:t xml:space="preserve">em trimestres. (a)</w:t>
+      </w:r>
+      <w:r>
+        <w:t xml:space="preserve"> </w:t>
+      </w:r>
+      <w:r>
+        <w:t xml:space="preserve">Calcule</w:t>
       </w:r>
       <w:r>
         <w:t xml:space="preserve"> </w:t>
@@ -50473,19 +52303,25 @@
         <w:t xml:space="preserve">L(4)</w:t>
       </w:r>
       <w:r>
-        <w:t xml:space="preserve">. (b) Repita com taxa</w:t>
-      </w:r>
-      <w:r>
-        <w:t xml:space="preserve"> </w:t>
-      </w:r>
-      <w:r>
-        <w:rPr>
-          <w:rStyle w:val="VerbatimChar"/>
-        </w:rPr>
-        <w:t xml:space="preserve">0,06</w:t>
-      </w:r>
-      <w:r>
-        <w:t xml:space="preserve">. (c) Compare aumento absoluto e relativo.</w:t>
+        <w:t xml:space="preserve">. (b) Repita com</w:t>
+      </w:r>
+      <w:r>
+        <w:t xml:space="preserve"> </w:t>
+      </w:r>
+      <w:r>
+        <w:rPr>
+          <w:rStyle w:val="VerbatimChar"/>
+        </w:rPr>
+        <w:t xml:space="preserve">0,06 trimestre⁻¹</w:t>
+      </w:r>
+      <w:r>
+        <w:t xml:space="preserve">.</w:t>
+      </w:r>
+      <w:r>
+        <w:t xml:space="preserve"> </w:t>
+      </w:r>
+      <w:r>
+        <w:t xml:space="preserve">(c) Compare aumento absoluto e relativo.</w:t>
       </w:r>
     </w:p>
     <w:p>
@@ -50855,19 +52691,34 @@
         <w:t xml:space="preserve"> </w:t>
       </w:r>
       <w:r>
-        <w:t xml:space="preserve">em meses. (a)</w:t>
-      </w:r>
-      <w:r>
-        <w:t xml:space="preserve"> </w:t>
-      </w:r>
-      <w:r>
-        <w:t xml:space="preserve">Calcule ambos em 10 meses. (b) Compare. (c) Critique a frase “a tabela</w:t>
-      </w:r>
-      <w:r>
-        <w:t xml:space="preserve"> </w:t>
-      </w:r>
-      <w:r>
-        <w:t xml:space="preserve">prova que o crescimento real será exponencial”.</w:t>
+        <w:t xml:space="preserve">em meses e</w:t>
+      </w:r>
+      <w:r>
+        <w:t xml:space="preserve"> </w:t>
+      </w:r>
+      <w:r>
+        <w:rPr>
+          <w:rStyle w:val="VerbatimChar"/>
+        </w:rPr>
+        <w:t xml:space="preserve">0,08 mês⁻¹</w:t>
+      </w:r>
+      <w:r>
+        <w:t xml:space="preserve"> </w:t>
+      </w:r>
+      <w:r>
+        <w:t xml:space="preserve">no modelo exponencial. (a) Calcule ambos em 10</w:t>
+      </w:r>
+      <w:r>
+        <w:t xml:space="preserve"> </w:t>
+      </w:r>
+      <w:r>
+        <w:t xml:space="preserve">meses. (b) Compare. (c) Critique a frase “a tabela prova que o</w:t>
+      </w:r>
+      <w:r>
+        <w:t xml:space="preserve"> </w:t>
+      </w:r>
+      <w:r>
+        <w:t xml:space="preserve">crescimento real será exponencial”.</w:t>
       </w:r>
     </w:p>
     <w:p>
@@ -53791,7 +55642,22 @@
         <w:t xml:space="preserve"> </w:t>
       </w:r>
       <w:r>
-        <w:t xml:space="preserve">meses e</w:t>
+        <w:t xml:space="preserve">meses,</w:t>
+      </w:r>
+      <w:r>
+        <w:t xml:space="preserve"> </w:t>
+      </w:r>
+      <w:r>
+        <w:rPr>
+          <w:rStyle w:val="VerbatimChar"/>
+        </w:rPr>
+        <w:t xml:space="preserve">k=0,05 mês⁻¹</w:t>
+      </w:r>
+      <w:r>
+        <w:t xml:space="preserve"> </w:t>
+      </w:r>
+      <w:r>
+        <w:t xml:space="preserve">e</w:t>
       </w:r>
       <w:r>
         <w:t xml:space="preserve"> </w:t>
@@ -53818,13 +55684,13 @@
         <w:t xml:space="preserve"> </w:t>
       </w:r>
       <w:r>
-        <w:t xml:space="preserve">e escreva</w:t>
-      </w:r>
-      <w:r>
-        <w:t xml:space="preserve"> </w:t>
-      </w:r>
-      <w:r>
-        <w:t xml:space="preserve">uma EDO em forma separável. (b) Identifique o nível alvo. (c) Calcule</w:t>
+        <w:t xml:space="preserve">e escreva uma EDO em forma separável. (b) Identifique</w:t>
+      </w:r>
+      <w:r>
+        <w:t xml:space="preserve"> </w:t>
+      </w:r>
+      <w:r>
+        <w:t xml:space="preserve">o nível alvo. (c) Calcule</w:t>
       </w:r>
       <w:r>
         <w:t xml:space="preserve"> </w:t>
@@ -54242,7 +56108,16 @@
         <w:t xml:space="preserve"> </w:t>
       </w:r>
       <w:r>
-        <w:t xml:space="preserve">em meses</w:t>
+        <w:t xml:space="preserve">em meses,</w:t>
+      </w:r>
+      <w:r>
+        <w:t xml:space="preserve"> </w:t>
+      </w:r>
+      <w:r>
+        <w:rPr>
+          <w:rStyle w:val="VerbatimChar"/>
+        </w:rPr>
+        <w:t xml:space="preserve">k=0,04 mês⁻¹</w:t>
       </w:r>
       <w:r>
         <w:t xml:space="preserve"> </w:t>
@@ -54260,7 +56135,13 @@
         <w:t xml:space="preserve">G(0)=0</w:t>
       </w:r>
       <w:r>
-        <w:t xml:space="preserve">. (a) Derive e reescreva a EDO. (b) Calcule</w:t>
+        <w:t xml:space="preserve">. (a) Derive e reescreva</w:t>
+      </w:r>
+      <w:r>
+        <w:t xml:space="preserve"> </w:t>
+      </w:r>
+      <w:r>
+        <w:t xml:space="preserve">a EDO. (b) Calcule</w:t>
       </w:r>
       <w:r>
         <w:t xml:space="preserve"> </w:t>
@@ -54287,13 +56168,13 @@
         <w:t xml:space="preserve">G′(5)</w:t>
       </w:r>
       <w:r>
-        <w:t xml:space="preserve">. (c) Explique por que a taxa não</w:t>
-      </w:r>
-      <w:r>
-        <w:t xml:space="preserve"> </w:t>
-      </w:r>
-      <w:r>
-        <w:t xml:space="preserve">é simplesmente</w:t>
+        <w:t xml:space="preserve">. (c) Explique</w:t>
+      </w:r>
+      <w:r>
+        <w:t xml:space="preserve"> </w:t>
+      </w:r>
+      <w:r>
+        <w:t xml:space="preserve">por que a taxa não é simplesmente</w:t>
       </w:r>
       <w:r>
         <w:t xml:space="preserve"> </w:t>
@@ -54684,13 +56565,19 @@
         <w:t xml:space="preserve"> </w:t>
       </w:r>
       <w:r>
-        <w:t xml:space="preserve">em períodos. Uma</w:t>
-      </w:r>
-      <w:r>
-        <w:t xml:space="preserve"> </w:t>
-      </w:r>
-      <w:r>
-        <w:t xml:space="preserve">equipe usa</w:t>
+        <w:t xml:space="preserve">em períodos e</w:t>
+      </w:r>
+      <w:r>
+        <w:t xml:space="preserve"> </w:t>
+      </w:r>
+      <w:r>
+        <w:rPr>
+          <w:rStyle w:val="VerbatimChar"/>
+        </w:rPr>
+        <w:t xml:space="preserve">k=0,05 período⁻¹</w:t>
+      </w:r>
+      <w:r>
+        <w:t xml:space="preserve">. Uma equipe usa</w:t>
       </w:r>
       <w:r>
         <w:t xml:space="preserve"> </w:t>
@@ -54705,7 +56592,13 @@
         <w:t xml:space="preserve"> </w:t>
       </w:r>
       <w:r>
-        <w:t xml:space="preserve">em vez de</w:t>
+        <w:t xml:space="preserve">em vez</w:t>
+      </w:r>
+      <w:r>
+        <w:t xml:space="preserve"> </w:t>
+      </w:r>
+      <w:r>
+        <w:t xml:space="preserve">de</w:t>
       </w:r>
       <w:r>
         <w:t xml:space="preserve"> </w:t>
@@ -54717,19 +56610,19 @@
         <w:t xml:space="preserve">e^(0,05t)</w:t>
       </w:r>
       <w:r>
-        <w:t xml:space="preserve">. (a)</w:t>
-      </w:r>
-      <w:r>
-        <w:t xml:space="preserve"> </w:t>
-      </w:r>
-      <w:r>
-        <w:t xml:space="preserve">Calcule as duas previsões em 10 períodos. (b) Quantifique a diferença.</w:t>
-      </w:r>
-      <w:r>
-        <w:t xml:space="preserve"> </w:t>
-      </w:r>
-      <w:r>
-        <w:t xml:space="preserve">(c) Qual hipótese precisa ser declarada?</w:t>
+        <w:t xml:space="preserve">. (a) Calcule as duas previsões em 10 períodos.</w:t>
+      </w:r>
+      <w:r>
+        <w:t xml:space="preserve"> </w:t>
+      </w:r>
+      <w:r>
+        <w:t xml:space="preserve">(b) Quantifique a diferença. (c) Qual hipótese precisa ser</w:t>
+      </w:r>
+      <w:r>
+        <w:t xml:space="preserve"> </w:t>
+      </w:r>
+      <w:r>
+        <w:t xml:space="preserve">declarada?</w:t>
       </w:r>
     </w:p>
     <w:p>
@@ -55042,7 +56935,7 @@
         <w:rPr>
           <w:rStyle w:val="VerbatimChar"/>
         </w:rPr>
-        <w:t xml:space="preserve">L′(t)=0,06L(t)</w:t>
+        <w:t xml:space="preserve">L′(t)=0,06 ano⁻¹·L(t)</w:t>
       </w:r>
       <w:r>
         <w:t xml:space="preserve">, com</w:t>
@@ -55671,19 +57564,19 @@
         <w:t xml:space="preserve"> </w:t>
       </w:r>
       <w:r>
-        <w:t xml:space="preserve">a reta supera as vendas</w:t>
-      </w:r>
-      <w:r>
-        <w:t xml:space="preserve"> </w:t>
-      </w:r>
-      <w:r>
-        <w:t xml:space="preserve">observadas e subestima a desaceleração; os números são mil R$ fictícios</w:t>
-      </w:r>
-      <w:r>
-        <w:t xml:space="preserve"> </w:t>
-      </w:r>
-      <w:r>
-        <w:t xml:space="preserve">por mês, não previsão de mercado.</w:t>
+        <w:t xml:space="preserve">a reta superestima as</w:t>
+      </w:r>
+      <w:r>
+        <w:t xml:space="preserve"> </w:t>
+      </w:r>
+      <w:r>
+        <w:t xml:space="preserve">vendas e o crescimento nos pontos comparados; os números são mil R$</w:t>
+      </w:r>
+      <w:r>
+        <w:t xml:space="preserve"> </w:t>
+      </w:r>
+      <w:r>
+        <w:t xml:space="preserve">fictícios por mês, não previsão de mercado.</w:t>
       </w:r>
     </w:p>
     <w:p>
@@ -56279,7 +58172,7 @@
         <w:rPr>
           <w:rStyle w:val="VerbatimChar"/>
         </w:rPr>
-        <w:t xml:space="preserve">I(t)=200e^(−0,1t)</w:t>
+        <w:t xml:space="preserve">I(t)=200e^(−0,1 dia⁻¹·t)</w:t>
       </w:r>
       <w:r>
         <w:t xml:space="preserve"> </w:t>
@@ -56300,25 +58193,25 @@
         <w:t xml:space="preserve"> </w:t>
       </w:r>
       <w:r>
-        <w:t xml:space="preserve">em dias. A</w:t>
-      </w:r>
-      <w:r>
-        <w:t xml:space="preserve"> </w:t>
-      </w:r>
-      <w:r>
-        <w:t xml:space="preserve">política interna mantém pelo menos 10 unidades. (a) Quando o modelo</w:t>
-      </w:r>
-      <w:r>
-        <w:t xml:space="preserve"> </w:t>
-      </w:r>
-      <w:r>
-        <w:t xml:space="preserve">cruza 10? (b) Quando realmente chega a zero? (c) Explique a diferença</w:t>
-      </w:r>
-      <w:r>
-        <w:t xml:space="preserve"> </w:t>
-      </w:r>
-      <w:r>
-        <w:t xml:space="preserve">entre valor de política e ruptura física.</w:t>
+        <w:t xml:space="preserve">em</w:t>
+      </w:r>
+      <w:r>
+        <w:t xml:space="preserve"> </w:t>
+      </w:r>
+      <w:r>
+        <w:t xml:space="preserve">dias. A política interna mantém pelo menos 10 unidades. (a) Quando o</w:t>
+      </w:r>
+      <w:r>
+        <w:t xml:space="preserve"> </w:t>
+      </w:r>
+      <w:r>
+        <w:t xml:space="preserve">modelo cruza 10? (b) Quando realmente chega a zero? (c) Explique a</w:t>
+      </w:r>
+      <w:r>
+        <w:t xml:space="preserve"> </w:t>
+      </w:r>
+      <w:r>
+        <w:t xml:space="preserve">diferença entre valor de política e ruptura física.</w:t>
       </w:r>
     </w:p>
     <w:p>
@@ -56619,7 +58512,7 @@
         <w:rPr>
           <w:rStyle w:val="VerbatimChar"/>
         </w:rPr>
-        <w:t xml:space="preserve">G(t)=4000e^(0,05t)−1000t</w:t>
+        <w:t xml:space="preserve">G(t)=4000e^(0,05 mês⁻¹·t)−1000t</w:t>
       </w:r>
       <w:r>
         <w:t xml:space="preserve"> </w:t>
@@ -56640,13 +58533,7 @@
         <w:t xml:space="preserve"> </w:t>
       </w:r>
       <w:r>
-        <w:t xml:space="preserve">em</w:t>
-      </w:r>
-      <w:r>
-        <w:t xml:space="preserve"> </w:t>
-      </w:r>
-      <w:r>
-        <w:t xml:space="preserve">meses,</w:t>
+        <w:t xml:space="preserve">em meses,</w:t>
       </w:r>
       <w:r>
         <w:t xml:space="preserve"> </w:t>
@@ -57285,37 +59172,34 @@
         <w:rPr>
           <w:rStyle w:val="VerbatimChar"/>
         </w:rPr>
+        <w:t xml:space="preserve">P(50)=3500</w:t>
+      </w:r>
+      <w:r>
+        <w:t xml:space="preserve"> </w:t>
+      </w:r>
+      <w:r>
+        <w:t xml:space="preserve">pelo primeiro ramo;</w:t>
+      </w:r>
+      <w:r>
+        <w:t xml:space="preserve"> </w:t>
+      </w:r>
+      <w:r>
+        <w:rPr>
+          <w:rStyle w:val="VerbatimChar"/>
+        </w:rPr>
         <w:t xml:space="preserve">P(50⁺)=−2500+3000+4250=4750</w:t>
       </w:r>
       <w:r>
         <w:t xml:space="preserve"> </w:t>
       </w:r>
       <w:r>
-        <w:t xml:space="preserve">reais. O valor definido no</w:t>
-      </w:r>
-      <w:r>
-        <w:t xml:space="preserve"> </w:t>
-      </w:r>
-      <w:r>
-        <w:t xml:space="preserve">segundo ramo é</w:t>
-      </w:r>
-      <w:r>
-        <w:t xml:space="preserve"> </w:t>
-      </w:r>
-      <w:r>
-        <w:rPr>
-          <w:rStyle w:val="VerbatimChar"/>
-        </w:rPr>
-        <w:t xml:space="preserve">P(50)=4750</w:t>
-      </w:r>
-      <w:r>
-        <w:t xml:space="preserve">; logo, há salto de 1250 reais e</w:t>
-      </w:r>
-      <w:r>
-        <w:t xml:space="preserve"> </w:t>
-      </w:r>
-      <w:r>
-        <w:t xml:space="preserve">descontinuidade.</w:t>
+        <w:t xml:space="preserve">reais. Logo, há salto de 1250</w:t>
+      </w:r>
+      <w:r>
+        <w:t xml:space="preserve"> </w:t>
+      </w:r>
+      <w:r>
+        <w:t xml:space="preserve">reais e descontinuidade.</w:t>
       </w:r>
     </w:p>
     <w:p>
@@ -57343,19 +59227,19 @@
         <w:t xml:space="preserve"> </w:t>
       </w:r>
       <w:r>
-        <w:t xml:space="preserve">extra de R$ 1.250 ao passar de 50 para mais de 50 unidades, o que só é</w:t>
-      </w:r>
-      <w:r>
-        <w:t xml:space="preserve"> </w:t>
-      </w:r>
-      <w:r>
-        <w:t xml:space="preserve">plausível se houver bônus, mudança de mix ou custo explicitamente</w:t>
-      </w:r>
-      <w:r>
-        <w:t xml:space="preserve"> </w:t>
-      </w:r>
-      <w:r>
-        <w:t xml:space="preserve">justificado.</w:t>
+        <w:t xml:space="preserve">extra de R$ 1.250 imediatamente ao passar de 50 para mais de 50</w:t>
+      </w:r>
+      <w:r>
+        <w:t xml:space="preserve"> </w:t>
+      </w:r>
+      <w:r>
+        <w:t xml:space="preserve">unidades, o que só é plausível se houver bônus, mudança de mix ou custo</w:t>
+      </w:r>
+      <w:r>
+        <w:t xml:space="preserve"> </w:t>
+      </w:r>
+      <w:r>
+        <w:t xml:space="preserve">explicitamente justificado.</w:t>
       </w:r>
     </w:p>
     <w:p>
@@ -57453,7 +59337,7 @@
         <w:t xml:space="preserve"> </w:t>
       </w:r>
       <w:r>
-        <w:t xml:space="preserve">sem comparar o primeiro.</w:t>
+        <w:t xml:space="preserve">sem comparar os limites.</w:t>
       </w:r>
     </w:p>
     <w:p>
